--- a/docs/studyguides/linearregression.docx
+++ b/docs/studyguides/linearregression.docx
@@ -113,7 +113,35 @@
         <w:pStyle w:val="BodyText"/>
       </w:pPr>
       <w:r>
-        <w:t xml:space="preserve">For instance, if the seaside branch of Cantor’s Confectionery had 150 ice cream sales in one day, and only 30 in another, they may wish to understand what it was that motivated this change, so that they can have the appropriate number of ice creams in stock. It could be that one of these days was a warm, sunny, summer’s Saturday, whilst the other was a cold, rainy winter’s Monday. If you take a sample of the weather, season and day of the week and the corresponding number of ice cream sales across multiple days, you can build a model which allows you to predict the number of ice cream sales on a particular day.</w:t>
+        <w:t xml:space="preserve">For instance, if the seaside branch of Cantor’s Confectionery had</w:t>
+      </w:r>
+      <w:r>
+        <w:t xml:space="preserve"> </w:t>
+      </w:r>
+      <m:oMath>
+        <m:r>
+          <m:t>150</m:t>
+        </m:r>
+      </m:oMath>
+      <w:r>
+        <w:t xml:space="preserve"> </w:t>
+      </w:r>
+      <w:r>
+        <w:t xml:space="preserve">ice cream sales in one day, and only</w:t>
+      </w:r>
+      <w:r>
+        <w:t xml:space="preserve"> </w:t>
+      </w:r>
+      <m:oMath>
+        <m:r>
+          <m:t>30</m:t>
+        </m:r>
+      </m:oMath>
+      <w:r>
+        <w:t xml:space="preserve"> </w:t>
+      </w:r>
+      <w:r>
+        <w:t xml:space="preserve">in another, they may wish to understand what it was that motivated this change, so that they can have the appropriate number of ice creams in stock. It could be that one of these days was a warm, sunny, summer’s Saturday, while the other was a cold, rainy winter’s Monday. If you take a sample of the weather, season and day of the week and the corresponding number of ice cream sales across multiple days, you can build a model which allows you to predict the number of ice cream sales on a particular day.</w:t>
       </w:r>
     </w:p>
     <w:p>
@@ -155,11 +183,11 @@
         <w:pStyle w:val="BodyText"/>
       </w:pPr>
       <w:r>
-        <w:t xml:space="preserve">This guide will introduce you to linear regression. It will explain how to apply a simple linear regression model to a sample of data by finding the regression line. It will also explore the practical applications of linear regression, including in the construction of confidence intervals which encapsulate the uncertainty about how closely your sample matches the real-world scenario, and in testing hypotheses about whether some factors impact the overall outcome.</w:t>
+        <w:t xml:space="preserve">This guide will introduce you to linear regression. It will explain how to apply a simple linear regression model to a sample of data by finding the regression line. The guide will also explore the practical applications of linear regression, including in the construction of confidence intervals which encapsulate the uncertainty about how closely your sample matches the real-world scenario, and in testing hypotheses about whether some factors impact the overall outcome.</w:t>
       </w:r>
     </w:p>
     <w:bookmarkEnd w:id="21"/>
-    <w:bookmarkStart w:id="66" w:name="simple-linear-regression"/>
+    <w:bookmarkStart w:id="69" w:name="simple-linear-regression"/>
     <w:p>
       <w:pPr>
         <w:pStyle w:val="Heading1"/>
@@ -171,28 +199,29 @@
     <w:tbl>
       <w:tblPr>
         <w:tblStyle w:val="Table"/>
-        <w:tblInd w:w="164" w:type="dxa"/>
+        <w:tblLook w:firstRow="0" w:lastRow="0" w:firstColumn="0" w:lastColumn="0" w:noHBand="0" w:noVBand="0" w:val="0000"/>
         <w:tblBorders>
+          <w:top w:val="single" w:sz="4" w:space="0" w:color="0758E5"/>
           <w:left w:val="single" w:sz="24" w:space="0" w:color="0758E5"/>
+          <w:bottom w:val="single" w:sz="4" w:space="0" w:color="0758E5"/>
+          <w:right w:val="single" w:sz="4" w:space="0" w:color="0758E5"/>
         </w:tblBorders>
         <w:tblCellMar>
-          <w:left w:w="0" w:type="dxa"/>
-          <w:right w:w="0" w:type="dxa"/>
+          <w:left w:w="144" w:type="dxa"/>
+          <w:right w:w="144" w:type="dxa"/>
         </w:tblCellMar>
         <w:tblLook w:firstRow="0" w:lastRow="0" w:firstColumn="0" w:lastColumn="0" w:noHBand="0" w:noVBand="0" w:val="0000"/>
       </w:tblPr>
-      <w:tblGrid>
-        <w:gridCol w:w="7920"/>
-      </w:tblGrid>
       <w:tr>
         <w:trPr>
           <w:cantSplit/>
         </w:trPr>
         <w:tc>
           <w:tcPr>
+            <w:shd w:color="auto" w:fill="dae6fb" w:val="clear"/>
             <w:tcMar>
-              <w:left w:w="144" w:type="dxa"/>
-              <w:right w:w="144" w:type="dxa"/>
+              <w:top w:w="92" w:type="dxa"/>
+              <w:bottom w:w="92" w:type="dxa"/>
             </w:tcMar>
           </w:tcPr>
           <w:p>
@@ -200,8 +229,8 @@
               <w:pStyle w:val="FirstParagraph"/>
             </w:pPr>
             <w:pPr>
-              <w:spacing w:before="0" w:after="8"/>
-              <w:jc w:val="center"/>
+              <w:spacing w:before="0" w:after="0"/>
+              <w:textAlignment w:val="center"/>
             </w:pPr>
             <w:r>
               <w:drawing>
@@ -245,24 +274,198 @@
                 </wp:inline>
               </w:drawing>
             </w:r>
+            <w:r>
+              <w:t xml:space="preserve"> </w:t>
+            </w:r>
+            <w:r>
+              <w:t xml:space="preserve"> </w:t>
+            </w:r>
+            <w:r>
+              <w:t xml:space="preserve">Explanatory and response variables</w:t>
+            </w:r>
           </w:p>
         </w:tc>
+      </w:tr>
+      <w:tr>
+        <w:trPr>
+          <w:cantSplit/>
+        </w:trPr>
         <w:tc>
+          <w:tcPr>
+            <w:tcMar>
+              <w:top w:w="108" w:type="dxa"/>
+              <w:bottom w:w="108" w:type="dxa"/>
+            </w:tcMar>
+          </w:tcPr>
           <w:p>
             <w:pPr>
               <w:pStyle w:val="BodyText"/>
             </w:pPr>
             <w:pPr>
-              <w:spacing w:before="16" w:after="64"/>
-            </w:pPr>
+              <w:spacing w:before="16"/>
+            </w:pPr>
+            <w:r>
+              <w:t xml:space="preserve">There are two types of variable used in statistical modelling.</w:t>
+            </w:r>
+          </w:p>
+          <w:p>
+            <w:pPr>
+              <w:pStyle w:val="BodyText"/>
+            </w:pPr>
+            <w:r>
+              <w:t xml:space="preserve">The first is an</w:t>
+            </w:r>
+            <w:r>
+              <w:t xml:space="preserve"> </w:t>
+            </w:r>
             <w:r>
               <w:rPr>
                 <w:b/>
                 <w:bCs/>
               </w:rPr>
+              <w:t xml:space="preserve">explanatory variable</w:t>
+            </w:r>
+            <w:r>
+              <w:t xml:space="preserve">; an independent variable controlled by the user to try and explain the behaviour of the model. These are typically variables that you can observe or measure.</w:t>
+            </w:r>
+          </w:p>
+          <w:p>
+            <w:pPr>
+              <w:pStyle w:val="BodyText"/>
+            </w:pPr>
+            <w:pPr>
+              <w:spacing w:after="16"/>
+            </w:pPr>
+            <w:r>
+              <w:t xml:space="preserve">The second is a</w:t>
+            </w:r>
+            <w:r>
+              <w:t xml:space="preserve"> </w:t>
+            </w:r>
+            <w:r>
+              <w:rPr>
+                <w:b/>
+                <w:bCs/>
+              </w:rPr>
+              <w:t xml:space="preserve">response variable</w:t>
+            </w:r>
+            <w:r>
+              <w:t xml:space="preserve">; a dependent variable which changes as any explanatory variables change.</w:t>
+            </w:r>
+          </w:p>
+          <w:p/>
+        </w:tc>
+      </w:tr>
+    </w:tbl>
+    <w:p>
+      <w:pPr>
+        <w:pStyle w:val="BodyText"/>
+      </w:pPr>
+      <w:r>
+        <w:t xml:space="preserve"> </w:t>
+      </w:r>
+    </w:p>
+    <w:tbl>
+      <w:tblPr>
+        <w:tblStyle w:val="Table"/>
+        <w:tblLook w:firstRow="0" w:lastRow="0" w:firstColumn="0" w:lastColumn="0" w:noHBand="0" w:noVBand="0" w:val="0000"/>
+        <w:tblBorders>
+          <w:top w:val="single" w:sz="4" w:space="0" w:color="0758E5"/>
+          <w:left w:val="single" w:sz="24" w:space="0" w:color="0758E5"/>
+          <w:bottom w:val="single" w:sz="4" w:space="0" w:color="0758E5"/>
+          <w:right w:val="single" w:sz="4" w:space="0" w:color="0758E5"/>
+        </w:tblBorders>
+        <w:tblCellMar>
+          <w:left w:w="144" w:type="dxa"/>
+          <w:right w:w="144" w:type="dxa"/>
+        </w:tblCellMar>
+        <w:tblLook w:firstRow="0" w:lastRow="0" w:firstColumn="0" w:lastColumn="0" w:noHBand="0" w:noVBand="0" w:val="0000"/>
+      </w:tblPr>
+      <w:tr>
+        <w:trPr>
+          <w:cantSplit/>
+        </w:trPr>
+        <w:tc>
+          <w:tcPr>
+            <w:shd w:color="auto" w:fill="dae6fb" w:val="clear"/>
+            <w:tcMar>
+              <w:top w:w="92" w:type="dxa"/>
+              <w:bottom w:w="92" w:type="dxa"/>
+            </w:tcMar>
+          </w:tcPr>
+          <w:p>
+            <w:pPr>
+              <w:pStyle w:val="BodyText"/>
+            </w:pPr>
+            <w:pPr>
+              <w:spacing w:before="0" w:after="0"/>
+              <w:textAlignment w:val="center"/>
+            </w:pPr>
+            <w:r>
+              <w:drawing>
+                <wp:inline>
+                  <wp:extent cx="152400" cy="152400"/>
+                  <wp:effectExtent b="0" l="0" r="0" t="0"/>
+                  <wp:docPr descr="" title="" id="25" name="Picture"/>
+                  <a:graphic>
+                    <a:graphicData uri="http://schemas.openxmlformats.org/drawingml/2006/picture">
+                      <pic:pic>
+                        <pic:nvPicPr>
+                          <pic:cNvPr descr="/Applications/quarto/share/formats/docx/note.png" id="26" name="Picture"/>
+                          <pic:cNvPicPr>
+                            <a:picLocks noChangeArrowheads="1" noChangeAspect="1"/>
+                          </pic:cNvPicPr>
+                        </pic:nvPicPr>
+                        <pic:blipFill>
+                          <a:blip r:embed="rId22"/>
+                          <a:stretch>
+                            <a:fillRect/>
+                          </a:stretch>
+                        </pic:blipFill>
+                        <pic:spPr bwMode="auto">
+                          <a:xfrm>
+                            <a:off x="0" y="0"/>
+                            <a:ext cx="152400" cy="152400"/>
+                          </a:xfrm>
+                          <a:prstGeom prst="rect">
+                            <a:avLst/>
+                          </a:prstGeom>
+                          <a:noFill/>
+                          <a:ln w="9525">
+                            <a:noFill/>
+                            <a:headEnd/>
+                            <a:tailEnd/>
+                          </a:ln>
+                        </pic:spPr>
+                      </pic:pic>
+                    </a:graphicData>
+                  </a:graphic>
+                </wp:inline>
+              </w:drawing>
+            </w:r>
+            <w:r>
+              <w:t xml:space="preserve"> </w:t>
+            </w:r>
+            <w:r>
+              <w:t xml:space="preserve"> </w:t>
+            </w:r>
+            <w:r>
               <w:t xml:space="preserve">Definition of simple linear regression</w:t>
             </w:r>
           </w:p>
+        </w:tc>
+      </w:tr>
+      <w:tr>
+        <w:trPr>
+          <w:cantSplit/>
+        </w:trPr>
+        <w:tc>
+          <w:tcPr>
+            <w:tcMar>
+              <w:top w:w="108" w:type="dxa"/>
+              <w:bottom w:w="108" w:type="dxa"/>
+            </w:tcMar>
+          </w:tcPr>
           <w:p>
             <w:pPr>
               <w:pStyle w:val="BodyText"/>
@@ -281,7 +484,23 @@
               <w:t xml:space="preserve"> </w:t>
             </w:r>
             <w:r>
-              <w:t xml:space="preserve">is a linear regression model used when there is only one explanatory variable,</w:t>
+              <w:t xml:space="preserve">is a linear regression model used when there is only</w:t>
+            </w:r>
+            <w:r>
+              <w:t xml:space="preserve"> </w:t>
+            </w:r>
+            <w:r>
+              <w:rPr>
+                <w:b/>
+                <w:bCs/>
+              </w:rPr>
+              <w:t xml:space="preserve">one</w:t>
+            </w:r>
+            <w:r>
+              <w:t xml:space="preserve"> </w:t>
+            </w:r>
+            <w:r>
+              <w:t xml:space="preserve">explanatory variable</w:t>
             </w:r>
             <w:r>
               <w:t xml:space="preserve"> </w:t>
@@ -308,7 +527,7 @@
               <w:t xml:space="preserve"> </w:t>
             </w:r>
             <w:r>
-              <w:t xml:space="preserve">predicts the value of the response variable, which is expressed as</w:t>
+              <w:t xml:space="preserve">predicts the value of the response variable, which is written as</w:t>
             </w:r>
             <w:r>
               <w:t xml:space="preserve"> </w:t>
@@ -366,18 +585,19 @@
             <w:r>
               <w:t xml:space="preserve"> </w:t>
             </w:r>
-            <w:hyperlink r:id="rId25">
+            <w:hyperlink r:id="rId27">
               <w:r>
                 <w:rPr>
                   <w:rStyle w:val="Hyperlink"/>
                 </w:rPr>
-                <w:t xml:space="preserve">Overview: Statistical Notation</w:t>
+                <w:t xml:space="preserve">Overview: Statistical notation</w:t>
               </w:r>
             </w:hyperlink>
             <w:r>
               <w:t xml:space="preserve">.</w:t>
             </w:r>
           </w:p>
+          <w:p/>
         </w:tc>
       </w:tr>
     </w:tbl>
@@ -386,7 +606,18 @@
         <w:pStyle w:val="BodyText"/>
       </w:pPr>
       <w:r>
-        <w:t xml:space="preserve">To find the equation of the regression line for a population of data, you will need to find the y-intercept of the line, which will be denoted by</w:t>
+        <w:t xml:space="preserve">To find the equation of the regression line for a population of data, you will need to find the</w:t>
+      </w:r>
+      <w:r>
+        <w:t xml:space="preserve"> </w:t>
+      </w:r>
+      <m:oMath>
+        <m:r>
+          <m:t>y</m:t>
+        </m:r>
+      </m:oMath>
+      <w:r>
+        <w:t xml:space="preserve">-intercept of the line, which will be written as</w:t>
       </w:r>
       <w:r>
         <w:t xml:space="preserve"> </w:t>
@@ -424,7 +655,7 @@
         <w:pStyle w:val="BodyText"/>
       </w:pPr>
       <w:r>
-        <w:t xml:space="preserve">Therefore the equation of the regression line is given by:</w:t>
+        <w:t xml:space="preserve">The equation of the regression line is given by:</w:t>
       </w:r>
     </w:p>
     <w:p>
@@ -485,7 +716,23 @@
         <w:pStyle w:val="FirstParagraph"/>
       </w:pPr>
       <w:r>
-        <w:t xml:space="preserve">In practice, it is impractical to work with an entire population of data - instead, statisticians analyze samples. This means that you will need to obtain</w:t>
+        <w:t xml:space="preserve">In practice, it is impractical to work with an entire population of data; what if there were millions of samples? Instead, statisticians analyze</w:t>
+      </w:r>
+      <w:r>
+        <w:t xml:space="preserve"> </w:t>
+      </w:r>
+      <w:r>
+        <w:rPr>
+          <w:b/>
+          <w:bCs/>
+        </w:rPr>
+        <w:t xml:space="preserve">samples</w:t>
+      </w:r>
+      <w:r>
+        <w:t xml:space="preserve"> </w:t>
+      </w:r>
+      <w:r>
+        <w:t xml:space="preserve">of the population. This means that you will need to obtain</w:t>
       </w:r>
       <w:r>
         <w:t xml:space="preserve"> </w:t>
@@ -612,18 +859,18 @@
                 <wp:inline>
                   <wp:extent cx="152400" cy="152400"/>
                   <wp:effectExtent b="0" l="0" r="0" t="0"/>
-                  <wp:docPr descr="" title="" id="27" name="Picture"/>
+                  <wp:docPr descr="" title="" id="29" name="Picture"/>
                   <a:graphic>
                     <a:graphicData uri="http://schemas.openxmlformats.org/drawingml/2006/picture">
                       <pic:pic>
                         <pic:nvPicPr>
-                          <pic:cNvPr descr="/Applications/quarto/share/formats/docx/tip.png" id="28" name="Picture"/>
+                          <pic:cNvPr descr="/Applications/quarto/share/formats/docx/tip.png" id="30" name="Picture"/>
                           <pic:cNvPicPr>
                             <a:picLocks noChangeArrowheads="1" noChangeAspect="1"/>
                           </pic:cNvPicPr>
                         </pic:nvPicPr>
                         <pic:blipFill>
-                          <a:blip r:embed="rId26"/>
+                          <a:blip r:embed="rId28"/>
                           <a:stretch>
                             <a:fillRect/>
                           </a:stretch>
@@ -833,12 +1080,12 @@
                 <wp:inline>
                   <wp:extent cx="152400" cy="152400"/>
                   <wp:effectExtent b="0" l="0" r="0" t="0"/>
-                  <wp:docPr descr="" title="" id="29" name="Picture"/>
+                  <wp:docPr descr="" title="" id="31" name="Picture"/>
                   <a:graphic>
                     <a:graphicData uri="http://schemas.openxmlformats.org/drawingml/2006/picture">
                       <pic:pic>
                         <pic:nvPicPr>
-                          <pic:cNvPr descr="/Applications/quarto/share/formats/docx/note.png" id="30" name="Picture"/>
+                          <pic:cNvPr descr="/Applications/quarto/share/formats/docx/note.png" id="32" name="Picture"/>
                           <pic:cNvPicPr>
                             <a:picLocks noChangeArrowheads="1" noChangeAspect="1"/>
                           </pic:cNvPicPr>
@@ -908,11 +1155,25 @@
             </w:r>
             <m:oMath>
               <m:r>
-                <m:t>y</m:t>
+                <m:t>Y</m:t>
               </m:r>
             </m:oMath>
             <w:r>
-              <w:t xml:space="preserve">). To do this, they track the number of ice cream sales in a 10 day period alongside the peak temperature that day.</w:t>
+              <w:t xml:space="preserve">). To do this, they track the number of ice cream sales in a</w:t>
+            </w:r>
+            <w:r>
+              <w:t xml:space="preserve"> </w:t>
+            </w:r>
+            <m:oMath>
+              <m:r>
+                <m:t>10</m:t>
+              </m:r>
+            </m:oMath>
+            <w:r>
+              <w:t xml:space="preserve"> </w:t>
+            </w:r>
+            <w:r>
+              <w:t xml:space="preserve">day period alongside the peak temperature that day.</w:t>
             </w:r>
           </w:p>
           <w:tbl>
@@ -1494,18 +1755,18 @@
           <wp:inline>
             <wp:extent cx="5943600" cy="3993356"/>
             <wp:effectExtent b="0" l="0" r="0" t="0"/>
-            <wp:docPr descr="A simple linear regression model for ice cream sales vs. temperature, with parameters \alpha = -500 and \beta=25" title="" id="32" name="Picture"/>
+            <wp:docPr descr="A simple linear regression model for ice cream sales vs. temperature, with parameters \alpha = -500 and \beta=25" title="" id="34" name="Picture"/>
             <a:graphic>
               <a:graphicData uri="http://schemas.openxmlformats.org/drawingml/2006/picture">
                 <pic:pic>
                   <pic:nvPicPr>
-                    <pic:cNvPr descr="./FiguresPNG/linearregression-fig4.png" id="33" name="Picture"/>
+                    <pic:cNvPr descr="./FiguresPNG/linearregression-fig4.png" id="35" name="Picture"/>
                     <pic:cNvPicPr>
                       <a:picLocks noChangeArrowheads="1" noChangeAspect="1"/>
                     </pic:cNvPicPr>
                   </pic:nvPicPr>
                   <pic:blipFill>
-                    <a:blip r:embed="rId31"/>
+                    <a:blip r:embed="rId33"/>
                     <a:stretch>
                       <a:fillRect/>
                     </a:stretch>
@@ -1595,18 +1856,18 @@
           <wp:inline>
             <wp:extent cx="4289541" cy="2949059"/>
             <wp:effectExtent b="0" l="0" r="0" t="0"/>
-            <wp:docPr descr="A simple linear regression model for ice cream sales vs. temperature, with parameters \alpha = -480 and \beta=30" title="" id="35" name="Picture"/>
+            <wp:docPr descr="A simple linear regression model for ice cream sales vs. temperature, with parameters \alpha = -480 and \beta=30" title="" id="37" name="Picture"/>
             <a:graphic>
               <a:graphicData uri="http://schemas.openxmlformats.org/drawingml/2006/picture">
                 <pic:pic>
                   <pic:nvPicPr>
-                    <pic:cNvPr descr="./FiguresPNG/linearregression-fig5.png" id="36" name="Picture"/>
+                    <pic:cNvPr descr="./FiguresPNG/linearregression-fig5.png" id="38" name="Picture"/>
                     <pic:cNvPicPr>
                       <a:picLocks noChangeArrowheads="1" noChangeAspect="1"/>
                     </pic:cNvPicPr>
                   </pic:nvPicPr>
                   <pic:blipFill>
-                    <a:blip r:embed="rId34"/>
+                    <a:blip r:embed="rId36"/>
                     <a:stretch>
                       <a:fillRect/>
                     </a:stretch>
@@ -1736,18 +1997,18 @@
                 <wp:inline>
                   <wp:extent cx="152400" cy="152400"/>
                   <wp:effectExtent b="0" l="0" r="0" t="0"/>
-                  <wp:docPr descr="" title="" id="37" name="Picture"/>
+                  <wp:docPr descr="" title="" id="39" name="Picture"/>
                   <a:graphic>
                     <a:graphicData uri="http://schemas.openxmlformats.org/drawingml/2006/picture">
                       <pic:pic>
                         <pic:nvPicPr>
-                          <pic:cNvPr descr="/Applications/quarto/share/formats/docx/tip.png" id="38" name="Picture"/>
+                          <pic:cNvPr descr="/Applications/quarto/share/formats/docx/tip.png" id="40" name="Picture"/>
                           <pic:cNvPicPr>
                             <a:picLocks noChangeArrowheads="1" noChangeAspect="1"/>
                           </pic:cNvPicPr>
                         </pic:nvPicPr>
                         <pic:blipFill>
-                          <a:blip r:embed="rId26"/>
+                          <a:blip r:embed="rId28"/>
                           <a:stretch>
                             <a:fillRect/>
                           </a:stretch>
@@ -2093,7 +2354,7 @@
         <w:t xml:space="preserve">to find the optimal regression line for your data.</w:t>
       </w:r>
     </w:p>
-    <w:bookmarkStart w:id="48" w:name="least-squares-estimation"/>
+    <w:bookmarkStart w:id="51" w:name="least-squares-estimation"/>
     <w:p>
       <w:pPr>
         <w:pStyle w:val="Heading2"/>
@@ -2142,12 +2403,12 @@
                 <wp:inline>
                   <wp:extent cx="152400" cy="152400"/>
                   <wp:effectExtent b="0" l="0" r="0" t="0"/>
-                  <wp:docPr descr="" title="" id="39" name="Picture"/>
+                  <wp:docPr descr="" title="" id="41" name="Picture"/>
                   <a:graphic>
                     <a:graphicData uri="http://schemas.openxmlformats.org/drawingml/2006/picture">
                       <pic:pic>
                         <pic:nvPicPr>
-                          <pic:cNvPr descr="/Applications/quarto/share/formats/docx/note.png" id="40" name="Picture"/>
+                          <pic:cNvPr descr="/Applications/quarto/share/formats/docx/note.png" id="42" name="Picture"/>
                           <pic:cNvPicPr>
                             <a:picLocks noChangeArrowheads="1" noChangeAspect="1"/>
                           </pic:cNvPicPr>
@@ -2652,18 +2913,18 @@
                 <wp:inline>
                   <wp:extent cx="152400" cy="152400"/>
                   <wp:effectExtent b="0" l="0" r="0" t="0"/>
-                  <wp:docPr descr="" title="" id="41" name="Picture"/>
+                  <wp:docPr descr="" title="" id="43" name="Picture"/>
                   <a:graphic>
                     <a:graphicData uri="http://schemas.openxmlformats.org/drawingml/2006/picture">
                       <pic:pic>
                         <pic:nvPicPr>
-                          <pic:cNvPr descr="/Applications/quarto/share/formats/docx/tip.png" id="42" name="Picture"/>
+                          <pic:cNvPr descr="/Applications/quarto/share/formats/docx/tip.png" id="44" name="Picture"/>
                           <pic:cNvPicPr>
                             <a:picLocks noChangeArrowheads="1" noChangeAspect="1"/>
                           </pic:cNvPicPr>
                         </pic:nvPicPr>
                         <pic:blipFill>
-                          <a:blip r:embed="rId26"/>
+                          <a:blip r:embed="rId28"/>
                           <a:stretch>
                             <a:fillRect/>
                           </a:stretch>
@@ -2847,12 +3108,12 @@
                 <wp:inline>
                   <wp:extent cx="152400" cy="152400"/>
                   <wp:effectExtent b="0" l="0" r="0" t="0"/>
-                  <wp:docPr descr="" title="" id="43" name="Picture"/>
+                  <wp:docPr descr="" title="" id="45" name="Picture"/>
                   <a:graphic>
                     <a:graphicData uri="http://schemas.openxmlformats.org/drawingml/2006/picture">
                       <pic:pic>
                         <pic:nvPicPr>
-                          <pic:cNvPr descr="/Applications/quarto/share/formats/docx/note.png" id="44" name="Picture"/>
+                          <pic:cNvPr descr="/Applications/quarto/share/formats/docx/note.png" id="46" name="Picture"/>
                           <pic:cNvPicPr>
                             <a:picLocks noChangeArrowheads="1" noChangeAspect="1"/>
                           </pic:cNvPicPr>
@@ -3419,18 +3680,18 @@
                 <wp:inline>
                   <wp:extent cx="152400" cy="152400"/>
                   <wp:effectExtent b="0" l="0" r="0" t="0"/>
-                  <wp:docPr descr="" title="" id="46" name="Picture"/>
+                  <wp:docPr descr="" title="" id="48" name="Picture"/>
                   <a:graphic>
                     <a:graphicData uri="http://schemas.openxmlformats.org/drawingml/2006/picture">
                       <pic:pic>
                         <pic:nvPicPr>
-                          <pic:cNvPr descr="/Applications/quarto/share/formats/docx/important.png" id="47" name="Picture"/>
+                          <pic:cNvPr descr="/Applications/quarto/share/formats/docx/important.png" id="49" name="Picture"/>
                           <pic:cNvPicPr>
                             <a:picLocks noChangeArrowheads="1" noChangeAspect="1"/>
                           </pic:cNvPicPr>
                         </pic:nvPicPr>
                         <pic:blipFill>
-                          <a:blip r:embed="rId45"/>
+                          <a:blip r:embed="rId47"/>
                           <a:stretch>
                             <a:fillRect/>
                           </a:stretch>
@@ -3986,7 +4247,7 @@
             <w:r>
               <w:t xml:space="preserve"> </w:t>
             </w:r>
-            <w:hyperlink r:id="rId25">
+            <w:hyperlink r:id="rId50">
               <w:r>
                 <w:rPr>
                   <w:rStyle w:val="Hyperlink"/>
@@ -4002,8 +4263,8 @@
         </w:tc>
       </w:tr>
     </w:tbl>
-    <w:bookmarkEnd w:id="48"/>
-    <w:bookmarkStart w:id="65" w:name="Xe4a508018e2c1fcc2460a48a3b158da4831fd5f"/>
+    <w:bookmarkEnd w:id="51"/>
+    <w:bookmarkStart w:id="68" w:name="Xe4a508018e2c1fcc2460a48a3b158da4831fd5f"/>
     <w:p>
       <w:pPr>
         <w:pStyle w:val="Heading2"/>
@@ -4100,7 +4361,7 @@
       <w:r>
         <w:t xml:space="preserve"> </w:t>
       </w:r>
-      <w:hyperlink r:id="rId49">
+      <w:hyperlink r:id="rId52">
         <w:r>
           <w:rPr>
             <w:rStyle w:val="Hyperlink"/>
@@ -4570,18 +4831,18 @@
                 <wp:inline>
                   <wp:extent cx="152400" cy="152400"/>
                   <wp:effectExtent b="0" l="0" r="0" t="0"/>
-                  <wp:docPr descr="" title="" id="50" name="Picture"/>
+                  <wp:docPr descr="" title="" id="53" name="Picture"/>
                   <a:graphic>
                     <a:graphicData uri="http://schemas.openxmlformats.org/drawingml/2006/picture">
                       <pic:pic>
                         <pic:nvPicPr>
-                          <pic:cNvPr descr="/Applications/quarto/share/formats/docx/tip.png" id="51" name="Picture"/>
+                          <pic:cNvPr descr="/Applications/quarto/share/formats/docx/tip.png" id="54" name="Picture"/>
                           <pic:cNvPicPr>
                             <a:picLocks noChangeArrowheads="1" noChangeAspect="1"/>
                           </pic:cNvPicPr>
                         </pic:nvPicPr>
                         <pic:blipFill>
-                          <a:blip r:embed="rId26"/>
+                          <a:blip r:embed="rId28"/>
                           <a:stretch>
                             <a:fillRect/>
                           </a:stretch>
@@ -4685,12 +4946,12 @@
                 <wp:inline>
                   <wp:extent cx="152400" cy="152400"/>
                   <wp:effectExtent b="0" l="0" r="0" t="0"/>
-                  <wp:docPr descr="" title="" id="52" name="Picture"/>
+                  <wp:docPr descr="" title="" id="55" name="Picture"/>
                   <a:graphic>
                     <a:graphicData uri="http://schemas.openxmlformats.org/drawingml/2006/picture">
                       <pic:pic>
                         <pic:nvPicPr>
-                          <pic:cNvPr descr="/Applications/quarto/share/formats/docx/note.png" id="53" name="Picture"/>
+                          <pic:cNvPr descr="/Applications/quarto/share/formats/docx/note.png" id="56" name="Picture"/>
                           <pic:cNvPicPr>
                             <a:picLocks noChangeArrowheads="1" noChangeAspect="1"/>
                           </pic:cNvPicPr>
@@ -4839,18 +5100,18 @@
           <wp:inline>
             <wp:extent cx="5943600" cy="4613935"/>
             <wp:effectExtent b="0" l="0" r="0" t="0"/>
-            <wp:docPr descr="A regression line with parameters \alpha = 2 and \beta=1.5 plotted alongside the regression line with parameters \hat{\alpha} and \hat{\beta}." title="" id="55" name="Picture"/>
+            <wp:docPr descr="A regression line with parameters \alpha = 2 and \beta=1.5 plotted alongside the regression line with parameters \hat{\alpha} and \hat{\beta}." title="" id="58" name="Picture"/>
             <a:graphic>
               <a:graphicData uri="http://schemas.openxmlformats.org/drawingml/2006/picture">
                 <pic:pic>
                   <pic:nvPicPr>
-                    <pic:cNvPr descr="./FiguresPNG/linearregression-fig6.png" id="56" name="Picture"/>
+                    <pic:cNvPr descr="./FiguresPNG/linearregression-fig6.png" id="59" name="Picture"/>
                     <pic:cNvPicPr>
                       <a:picLocks noChangeArrowheads="1" noChangeAspect="1"/>
                     </pic:cNvPicPr>
                   </pic:nvPicPr>
                   <pic:blipFill>
-                    <a:blip r:embed="rId54"/>
+                    <a:blip r:embed="rId57"/>
                     <a:stretch>
                       <a:fillRect/>
                     </a:stretch>
@@ -5019,18 +5280,18 @@
                 <wp:inline>
                   <wp:extent cx="152400" cy="152400"/>
                   <wp:effectExtent b="0" l="0" r="0" t="0"/>
-                  <wp:docPr descr="" title="" id="57" name="Picture"/>
+                  <wp:docPr descr="" title="" id="60" name="Picture"/>
                   <a:graphic>
                     <a:graphicData uri="http://schemas.openxmlformats.org/drawingml/2006/picture">
                       <pic:pic>
                         <pic:nvPicPr>
-                          <pic:cNvPr descr="/Applications/quarto/share/formats/docx/tip.png" id="58" name="Picture"/>
+                          <pic:cNvPr descr="/Applications/quarto/share/formats/docx/tip.png" id="61" name="Picture"/>
                           <pic:cNvPicPr>
                             <a:picLocks noChangeArrowheads="1" noChangeAspect="1"/>
                           </pic:cNvPicPr>
                         </pic:nvPicPr>
                         <pic:blipFill>
-                          <a:blip r:embed="rId26"/>
+                          <a:blip r:embed="rId28"/>
                           <a:stretch>
                             <a:fillRect/>
                           </a:stretch>
@@ -5142,12 +5403,12 @@
                 <wp:inline>
                   <wp:extent cx="152400" cy="152400"/>
                   <wp:effectExtent b="0" l="0" r="0" t="0"/>
-                  <wp:docPr descr="" title="" id="59" name="Picture"/>
+                  <wp:docPr descr="" title="" id="62" name="Picture"/>
                   <a:graphic>
                     <a:graphicData uri="http://schemas.openxmlformats.org/drawingml/2006/picture">
                       <pic:pic>
                         <pic:nvPicPr>
-                          <pic:cNvPr descr="/Applications/quarto/share/formats/docx/note.png" id="60" name="Picture"/>
+                          <pic:cNvPr descr="/Applications/quarto/share/formats/docx/note.png" id="63" name="Picture"/>
                           <pic:cNvPicPr>
                             <a:picLocks noChangeArrowheads="1" noChangeAspect="1"/>
                           </pic:cNvPicPr>
@@ -5881,7 +6142,7 @@
             <w:r>
               <w:t xml:space="preserve"> </w:t>
             </w:r>
-            <w:hyperlink r:id="rId25">
+            <w:hyperlink r:id="rId50">
               <w:r>
                 <w:rPr>
                   <w:rStyle w:val="Hyperlink"/>
@@ -6919,7 +7180,7 @@
       <w:r>
         <w:t xml:space="preserve"> </w:t>
       </w:r>
-      <w:hyperlink r:id="rId61">
+      <w:hyperlink r:id="rId64">
         <w:r>
           <w:rPr>
             <w:rStyle w:val="Hyperlink"/>
@@ -6972,18 +7233,18 @@
                 <wp:inline>
                   <wp:extent cx="152400" cy="152400"/>
                   <wp:effectExtent b="0" l="0" r="0" t="0"/>
-                  <wp:docPr descr="" title="" id="62" name="Picture"/>
+                  <wp:docPr descr="" title="" id="65" name="Picture"/>
                   <a:graphic>
                     <a:graphicData uri="http://schemas.openxmlformats.org/drawingml/2006/picture">
                       <pic:pic>
                         <pic:nvPicPr>
-                          <pic:cNvPr descr="/Applications/quarto/share/formats/docx/important.png" id="63" name="Picture"/>
+                          <pic:cNvPr descr="/Applications/quarto/share/formats/docx/important.png" id="66" name="Picture"/>
                           <pic:cNvPicPr>
                             <a:picLocks noChangeArrowheads="1" noChangeAspect="1"/>
                           </pic:cNvPicPr>
                         </pic:nvPicPr>
                         <pic:blipFill>
-                          <a:blip r:embed="rId45"/>
+                          <a:blip r:embed="rId47"/>
                           <a:stretch>
                             <a:fillRect/>
                           </a:stretch>
@@ -7073,7 +7334,7 @@
       <w:r>
         <w:t xml:space="preserve"> </w:t>
       </w:r>
-      <w:hyperlink r:id="rId64">
+      <w:hyperlink r:id="rId67">
         <w:r>
           <w:rPr>
             <w:rStyle w:val="Hyperlink"/>
@@ -7122,9 +7383,9 @@
         <w:t xml:space="preserve">For more on this, please read [Guide: Introduction to Multiple Linear Regression].</w:t>
       </w:r>
     </w:p>
-    <w:bookmarkEnd w:id="65"/>
-    <w:bookmarkEnd w:id="66"/>
-    <w:bookmarkStart w:id="67" w:name="quick-check-problems"/>
+    <w:bookmarkEnd w:id="68"/>
+    <w:bookmarkEnd w:id="69"/>
+    <w:bookmarkStart w:id="70" w:name="quick-check-problems"/>
     <w:p>
       <w:pPr>
         <w:pStyle w:val="Heading1"/>
@@ -7424,8 +7685,8 @@
         <w:t xml:space="preserve">can be equal to zero.</w:t>
       </w:r>
     </w:p>
-    <w:bookmarkEnd w:id="67"/>
-    <w:bookmarkStart w:id="71" w:name="further-reading"/>
+    <w:bookmarkEnd w:id="70"/>
+    <w:bookmarkStart w:id="74" w:name="further-reading"/>
     <w:p>
       <w:pPr>
         <w:pStyle w:val="Heading1"/>
@@ -7444,7 +7705,7 @@
       <w:r>
         <w:t xml:space="preserve"> </w:t>
       </w:r>
-      <w:hyperlink r:id="rId68">
+      <w:hyperlink r:id="rId71">
         <w:r>
           <w:rPr>
             <w:rStyle w:val="Hyperlink"/>
@@ -7472,7 +7733,7 @@
         <w:t xml:space="preserve">To extend linear regression to encompass multiple explanatory variables, please read [Guide: Multiple linear regression].</w:t>
       </w:r>
     </w:p>
-    <w:bookmarkStart w:id="70" w:name="version-history"/>
+    <w:bookmarkStart w:id="73" w:name="version-history"/>
     <w:p>
       <w:pPr>
         <w:pStyle w:val="Heading2"/>
@@ -7493,7 +7754,7 @@
       <w:pPr>
         <w:pStyle w:val="BodyText"/>
       </w:pPr>
-      <w:hyperlink r:id="rId69">
+      <w:hyperlink r:id="rId72">
         <w:r>
           <w:rPr>
             <w:rStyle w:val="Hyperlink"/>
@@ -7502,8 +7763,8 @@
         </w:r>
       </w:hyperlink>
     </w:p>
-    <w:bookmarkEnd w:id="70"/>
-    <w:bookmarkEnd w:id="71"/>
+    <w:bookmarkEnd w:id="73"/>
+    <w:bookmarkEnd w:id="74"/>
     <w:sectPr>
       <w:pgSz w:h="15840" w:w="12240"/>
       <w:pgMar w:bottom="1440" w:footer="720" w:gutter="0" w:header="720" w:left="1440" w:right="1440" w:top="1440"/>

--- a/docs/studyguides/linearregression.docx
+++ b/docs/studyguides/linearregression.docx
@@ -84,7 +84,7 @@
         <w:pStyle w:val="FirstParagraph"/>
       </w:pPr>
       <w:r>
-        <w:t xml:space="preserve">One of the key purposes of statistics is the interpretation of data, which often involves considering the relationships between variables. Typically, this information is split into two categories:</w:t>
+        <w:t xml:space="preserve">One of the key purposes of statistics is the understanding of data, which often involves considering the relationships between variables. Typically, this information is split into two categories:</w:t>
       </w:r>
       <w:r>
         <w:t xml:space="preserve"> </w:t>
@@ -105,7 +105,39 @@
         <w:t xml:space="preserve">‘the thing(s) which affect this observation’</w:t>
       </w:r>
       <w:r>
-        <w:t xml:space="preserve">, and a statistician collects information in both categories to build a full picture of the scenario. Then, the statistician tries to explain how and why a certain outcome is reached - which is incredibly useful for predicting which outcome may be reached in the future!</w:t>
+        <w:t xml:space="preserve">, and a statistician collects information in both categories to build a full picture of the scenario. Then, the statistician tries to explain</w:t>
+      </w:r>
+      <w:r>
+        <w:t xml:space="preserve"> </w:t>
+      </w:r>
+      <w:r>
+        <w:rPr>
+          <w:b/>
+          <w:bCs/>
+        </w:rPr>
+        <w:t xml:space="preserve">how</w:t>
+      </w:r>
+      <w:r>
+        <w:t xml:space="preserve"> </w:t>
+      </w:r>
+      <w:r>
+        <w:t xml:space="preserve">and</w:t>
+      </w:r>
+      <w:r>
+        <w:t xml:space="preserve"> </w:t>
+      </w:r>
+      <w:r>
+        <w:rPr>
+          <w:b/>
+          <w:bCs/>
+        </w:rPr>
+        <w:t xml:space="preserve">why</w:t>
+      </w:r>
+      <w:r>
+        <w:t xml:space="preserve"> </w:t>
+      </w:r>
+      <w:r>
+        <w:t xml:space="preserve">a certain outcome is reached - which is incredibly useful for predicting which outcome may be reached in the future!</w:t>
       </w:r>
     </w:p>
     <w:p>
@@ -162,7 +194,23 @@
         <w:t xml:space="preserve">linear regression</w:t>
       </w:r>
       <w:r>
-        <w:t xml:space="preserve">. Linear regression finds a line of best fit for your data, known as a</w:t>
+        <w:t xml:space="preserve">. Linear regression finds a</w:t>
+      </w:r>
+      <w:r>
+        <w:t xml:space="preserve"> </w:t>
+      </w:r>
+      <w:r>
+        <w:rPr>
+          <w:b/>
+          <w:bCs/>
+        </w:rPr>
+        <w:t xml:space="preserve">line of best fit</w:t>
+      </w:r>
+      <w:r>
+        <w:t xml:space="preserve"> </w:t>
+      </w:r>
+      <w:r>
+        <w:t xml:space="preserve">for your data (known as a</w:t>
       </w:r>
       <w:r>
         <w:t xml:space="preserve"> </w:t>
@@ -175,7 +223,7 @@
         <w:t xml:space="preserve">regression line</w:t>
       </w:r>
       <w:r>
-        <w:t xml:space="preserve">, which can be used to predict outcomes - like the number of ice cream sales.</w:t>
+        <w:t xml:space="preserve">) which can be used to predict outcomes - like the number of ice cream sales. Linear regression is used almost everywhere where predictions need to be made from data; such as economics, medicine, and the social sciences.</w:t>
       </w:r>
     </w:p>
     <w:p>
@@ -183,17 +231,89 @@
         <w:pStyle w:val="BodyText"/>
       </w:pPr>
       <w:r>
-        <w:t xml:space="preserve">This guide will introduce you to linear regression. It will explain how to apply a simple linear regression model to a sample of data by finding the regression line. The guide will also explore the practical applications of linear regression, including in the construction of confidence intervals which encapsulate the uncertainty about how closely your sample matches the real-world scenario, and in testing hypotheses about whether some factors impact the overall outcome.</w:t>
+        <w:t xml:space="preserve">This guide will introduce you to linear regression. It will explain how to apply a simple linear regression model to a sample of data by finding the regression line, by using the least squares method. The guide will also explore further practical applications of linear regression, including in the construction of confidence intervals which explains the uncertainty about how closely your sample matches the real-world scenario, and in testing hypotheses about whether some factors impact the overall outcome.</w:t>
       </w:r>
     </w:p>
     <w:bookmarkEnd w:id="21"/>
-    <w:bookmarkStart w:id="69" w:name="simple-linear-regression"/>
+    <w:bookmarkStart w:id="86" w:name="simple-linear-regression"/>
     <w:p>
       <w:pPr>
         <w:pStyle w:val="Heading1"/>
       </w:pPr>
       <w:r>
         <w:t xml:space="preserve">Simple linear regression</w:t>
+      </w:r>
+    </w:p>
+    <w:p>
+      <w:pPr>
+        <w:pStyle w:val="FirstParagraph"/>
+      </w:pPr>
+      <w:r>
+        <w:t xml:space="preserve">Roughly speaking, variables in statistics fall into two kinds:</w:t>
+      </w:r>
+    </w:p>
+    <w:p>
+      <w:pPr>
+        <w:pStyle w:val="Compact"/>
+        <w:numPr>
+          <w:ilvl w:val="0"/>
+          <w:numId w:val="1001"/>
+        </w:numPr>
+      </w:pPr>
+      <w:r>
+        <w:t xml:space="preserve">things which you can see, measure, or control</w:t>
+      </w:r>
+    </w:p>
+    <w:p>
+      <w:pPr>
+        <w:pStyle w:val="Compact"/>
+        <w:numPr>
+          <w:ilvl w:val="0"/>
+          <w:numId w:val="1001"/>
+        </w:numPr>
+      </w:pPr>
+      <w:r>
+        <w:t xml:space="preserve">things which are impacted by the above kind of variables.</w:t>
+      </w:r>
+    </w:p>
+    <w:p>
+      <w:pPr>
+        <w:pStyle w:val="FirstParagraph"/>
+      </w:pPr>
+      <w:r>
+        <w:t xml:space="preserve">These are called</w:t>
+      </w:r>
+      <w:r>
+        <w:t xml:space="preserve"> </w:t>
+      </w:r>
+      <w:r>
+        <w:rPr>
+          <w:b/>
+          <w:bCs/>
+        </w:rPr>
+        <w:t xml:space="preserve">explanatory</w:t>
+      </w:r>
+      <w:r>
+        <w:t xml:space="preserve"> </w:t>
+      </w:r>
+      <w:r>
+        <w:t xml:space="preserve">and</w:t>
+      </w:r>
+      <w:r>
+        <w:t xml:space="preserve"> </w:t>
+      </w:r>
+      <w:r>
+        <w:rPr>
+          <w:b/>
+          <w:bCs/>
+        </w:rPr>
+        <w:t xml:space="preserve">response variables</w:t>
+      </w:r>
+      <w:r>
+        <w:t xml:space="preserve"> </w:t>
+      </w:r>
+      <w:r>
+        <w:t xml:space="preserve">respectively:</w:t>
       </w:r>
     </w:p>
     <w:tbl>
@@ -226,7 +346,7 @@
           </w:tcPr>
           <w:p>
             <w:pPr>
-              <w:pStyle w:val="FirstParagraph"/>
+              <w:pStyle w:val="BodyText"/>
             </w:pPr>
             <w:pPr>
               <w:spacing w:before="0" w:after="0"/>
@@ -281,7 +401,7 @@
               <w:t xml:space="preserve"> </w:t>
             </w:r>
             <w:r>
-              <w:t xml:space="preserve">Explanatory and response variables</w:t>
+              <w:t xml:space="preserve">Explanatory and response variables, statistical model</w:t>
             </w:r>
           </w:p>
         </w:tc>
@@ -333,9 +453,6 @@
             <w:pPr>
               <w:pStyle w:val="BodyText"/>
             </w:pPr>
-            <w:pPr>
-              <w:spacing w:after="16"/>
-            </w:pPr>
             <w:r>
               <w:t xml:space="preserve">The second is a</w:t>
             </w:r>
@@ -351,6 +468,33 @@
             </w:r>
             <w:r>
               <w:t xml:space="preserve">; a dependent variable which changes as any explanatory variables change.</w:t>
+            </w:r>
+          </w:p>
+          <w:p>
+            <w:pPr>
+              <w:pStyle w:val="BodyText"/>
+            </w:pPr>
+            <w:pPr>
+              <w:spacing w:after="16"/>
+            </w:pPr>
+            <w:r>
+              <w:t xml:space="preserve">A</w:t>
+            </w:r>
+            <w:r>
+              <w:t xml:space="preserve"> </w:t>
+            </w:r>
+            <w:r>
+              <w:rPr>
+                <w:b/>
+                <w:bCs/>
+              </w:rPr>
+              <w:t xml:space="preserve">statistical model</w:t>
+            </w:r>
+            <w:r>
+              <w:t xml:space="preserve"> </w:t>
+            </w:r>
+            <w:r>
+              <w:t xml:space="preserve">uses one or more explanatory variables to attempt to describe the behaviour of a response variable.</w:t>
             </w:r>
           </w:p>
           <w:p/>
@@ -362,7 +506,7 @@
         <w:pStyle w:val="BodyText"/>
       </w:pPr>
       <w:r>
-        <w:t xml:space="preserve"> </w:t>
+        <w:t xml:space="preserve">You can add or subtract as many explanatory variables as you like in your statistical model.</w:t>
       </w:r>
     </w:p>
     <w:tbl>
@@ -450,7 +594,7 @@
               <w:t xml:space="preserve"> </w:t>
             </w:r>
             <w:r>
-              <w:t xml:space="preserve">Definition of simple linear regression</w:t>
+              <w:t xml:space="preserve">Definition of linear regression, simple linear regression</w:t>
             </w:r>
           </w:p>
         </w:tc>
@@ -472,6 +616,49 @@
             </w:pPr>
             <w:pPr>
               <w:spacing w:before="16"/>
+            </w:pPr>
+            <w:r>
+              <w:t xml:space="preserve">A</w:t>
+            </w:r>
+            <w:r>
+              <w:t xml:space="preserve"> </w:t>
+            </w:r>
+            <w:r>
+              <w:rPr>
+                <w:b/>
+                <w:bCs/>
+              </w:rPr>
+              <w:t xml:space="preserve">linear regression model</w:t>
+            </w:r>
+            <w:r>
+              <w:t xml:space="preserve"> </w:t>
+            </w:r>
+            <w:r>
+              <w:t xml:space="preserve">is a statistical model that attempts to find a</w:t>
+            </w:r>
+            <w:r>
+              <w:t xml:space="preserve"> </w:t>
+            </w:r>
+            <w:r>
+              <w:rPr>
+                <w:b/>
+                <w:bCs/>
+              </w:rPr>
+              <w:t xml:space="preserve">line of best fit</w:t>
+            </w:r>
+            <w:r>
+              <w:t xml:space="preserve"> </w:t>
+            </w:r>
+            <w:r>
+              <w:t xml:space="preserve">through your data, by representing your response variable as a linear expression (no squared terms) involving one or more explanatory variables.</w:t>
+            </w:r>
+          </w:p>
+          <w:p>
+            <w:pPr>
+              <w:pStyle w:val="BodyText"/>
+            </w:pPr>
+            <w:pPr>
+              <w:spacing w:after="16"/>
             </w:pPr>
             <w:r>
               <w:rPr>
@@ -558,12 +745,125 @@
               <w:t xml:space="preserve">.</w:t>
             </w:r>
           </w:p>
+          <w:p/>
+        </w:tc>
+      </w:tr>
+    </w:tbl>
+    <w:p>
+      <w:pPr>
+        <w:pStyle w:val="BodyText"/>
+      </w:pPr>
+      <w:r>
+        <w:t xml:space="preserve"> </w:t>
+      </w:r>
+    </w:p>
+    <w:tbl>
+      <w:tblPr>
+        <w:tblStyle w:val="Table"/>
+        <w:tblLook w:firstRow="0" w:lastRow="0" w:firstColumn="0" w:lastColumn="0" w:noHBand="0" w:noVBand="0" w:val="0000"/>
+        <w:tblBorders>
+          <w:top w:val="single" w:sz="4" w:space="0" w:color="00A047"/>
+          <w:left w:val="single" w:sz="24" w:space="0" w:color="00A047"/>
+          <w:bottom w:val="single" w:sz="4" w:space="0" w:color="00A047"/>
+          <w:right w:val="single" w:sz="4" w:space="0" w:color="00A047"/>
+        </w:tblBorders>
+        <w:tblCellMar>
+          <w:left w:w="144" w:type="dxa"/>
+          <w:right w:w="144" w:type="dxa"/>
+        </w:tblCellMar>
+        <w:tblLook w:firstRow="0" w:lastRow="0" w:firstColumn="0" w:lastColumn="0" w:noHBand="0" w:noVBand="0" w:val="0000"/>
+      </w:tblPr>
+      <w:tr>
+        <w:trPr>
+          <w:cantSplit/>
+        </w:trPr>
+        <w:tc>
+          <w:tcPr>
+            <w:shd w:color="auto" w:fill="ccf1e3" w:val="clear"/>
+            <w:tcMar>
+              <w:top w:w="92" w:type="dxa"/>
+              <w:bottom w:w="92" w:type="dxa"/>
+            </w:tcMar>
+          </w:tcPr>
           <w:p>
             <w:pPr>
               <w:pStyle w:val="BodyText"/>
             </w:pPr>
             <w:pPr>
-              <w:spacing w:after="16"/>
+              <w:spacing w:before="0" w:after="0"/>
+              <w:textAlignment w:val="center"/>
+            </w:pPr>
+            <w:r>
+              <w:drawing>
+                <wp:inline>
+                  <wp:extent cx="152400" cy="152400"/>
+                  <wp:effectExtent b="0" l="0" r="0" t="0"/>
+                  <wp:docPr descr="" title="" id="28" name="Picture"/>
+                  <a:graphic>
+                    <a:graphicData uri="http://schemas.openxmlformats.org/drawingml/2006/picture">
+                      <pic:pic>
+                        <pic:nvPicPr>
+                          <pic:cNvPr descr="/Applications/quarto/share/formats/docx/tip.png" id="29" name="Picture"/>
+                          <pic:cNvPicPr>
+                            <a:picLocks noChangeArrowheads="1" noChangeAspect="1"/>
+                          </pic:cNvPicPr>
+                        </pic:nvPicPr>
+                        <pic:blipFill>
+                          <a:blip r:embed="rId27"/>
+                          <a:stretch>
+                            <a:fillRect/>
+                          </a:stretch>
+                        </pic:blipFill>
+                        <pic:spPr bwMode="auto">
+                          <a:xfrm>
+                            <a:off x="0" y="0"/>
+                            <a:ext cx="152400" cy="152400"/>
+                          </a:xfrm>
+                          <a:prstGeom prst="rect">
+                            <a:avLst/>
+                          </a:prstGeom>
+                          <a:noFill/>
+                          <a:ln w="9525">
+                            <a:noFill/>
+                            <a:headEnd/>
+                            <a:tailEnd/>
+                          </a:ln>
+                        </pic:spPr>
+                      </pic:pic>
+                    </a:graphicData>
+                  </a:graphic>
+                </wp:inline>
+              </w:drawing>
+            </w:r>
+            <w:r>
+              <w:t xml:space="preserve"> </w:t>
+            </w:r>
+            <w:r>
+              <w:t xml:space="preserve"> </w:t>
+            </w:r>
+            <w:r>
+              <w:t xml:space="preserve">Tip</w:t>
+            </w:r>
+          </w:p>
+        </w:tc>
+      </w:tr>
+      <w:tr>
+        <w:trPr>
+          <w:cantSplit/>
+        </w:trPr>
+        <w:tc>
+          <w:tcPr>
+            <w:tcMar>
+              <w:top w:w="108" w:type="dxa"/>
+              <w:bottom w:w="108" w:type="dxa"/>
+            </w:tcMar>
+          </w:tcPr>
+          <w:p>
+            <w:pPr>
+              <w:pStyle w:val="BodyText"/>
+            </w:pPr>
+            <w:pPr>
+              <w:spacing w:before="16" w:after="16"/>
             </w:pPr>
             <w:r>
               <w:t xml:space="preserve">For more on expected values, please see</w:t>
@@ -585,7 +885,7 @@
             <w:r>
               <w:t xml:space="preserve"> </w:t>
             </w:r>
-            <w:hyperlink r:id="rId27">
+            <w:hyperlink r:id="rId30">
               <w:r>
                 <w:rPr>
                   <w:rStyle w:val="Hyperlink"/>
@@ -639,15 +939,7 @@
         </m:r>
       </m:oMath>
       <w:r>
-        <w:t xml:space="preserve">.</w:t>
-      </w:r>
-    </w:p>
-    <w:p>
-      <w:pPr>
-        <w:pStyle w:val="BodyText"/>
-      </w:pPr>
-      <w:r>
-        <w:t xml:space="preserve">For more about the equation of a straight line, please read [Guide: Introduction to straight lines].</w:t>
+        <w:t xml:space="preserve">. For more about the equation of a straight line, please read [Guide: Introduction to straight lines].</w:t>
       </w:r>
     </w:p>
     <w:p>
@@ -776,7 +1068,7 @@
         <w:t xml:space="preserve"> </w:t>
       </w:r>
       <w:r>
-        <w:t xml:space="preserve">from your sample of data, and these will be denoted by</w:t>
+        <w:t xml:space="preserve">from your sample of data. These will be called by</w:t>
       </w:r>
       <w:r>
         <w:t xml:space="preserve"> </w:t>
@@ -859,18 +1151,18 @@
                 <wp:inline>
                   <wp:extent cx="152400" cy="152400"/>
                   <wp:effectExtent b="0" l="0" r="0" t="0"/>
-                  <wp:docPr descr="" title="" id="29" name="Picture"/>
+                  <wp:docPr descr="" title="" id="31" name="Picture"/>
                   <a:graphic>
                     <a:graphicData uri="http://schemas.openxmlformats.org/drawingml/2006/picture">
                       <pic:pic>
                         <pic:nvPicPr>
-                          <pic:cNvPr descr="/Applications/quarto/share/formats/docx/tip.png" id="30" name="Picture"/>
+                          <pic:cNvPr descr="/Applications/quarto/share/formats/docx/tip.png" id="32" name="Picture"/>
                           <pic:cNvPicPr>
                             <a:picLocks noChangeArrowheads="1" noChangeAspect="1"/>
                           </pic:cNvPicPr>
                         </pic:nvPicPr>
                         <pic:blipFill>
-                          <a:blip r:embed="rId28"/>
+                          <a:blip r:embed="rId27"/>
                           <a:stretch>
                             <a:fillRect/>
                           </a:stretch>
@@ -963,7 +1255,7 @@
               <w:t xml:space="preserve"> </w:t>
             </w:r>
             <w:r>
-              <w:t xml:space="preserve">are</w:t>
+              <w:t xml:space="preserve">are known as</w:t>
             </w:r>
             <w:r>
               <w:t xml:space="preserve"> </w:t>
@@ -1014,7 +1306,86 @@
               </m:r>
             </m:oMath>
             <w:r>
-              <w:t xml:space="preserve">, which means that their long-term averages are the same.</w:t>
+              <w:t xml:space="preserve">. Here,</w:t>
+            </w:r>
+            <w:r>
+              <w:t xml:space="preserve"> </w:t>
+            </w:r>
+            <w:r>
+              <w:t xml:space="preserve">‘unbiased’</w:t>
+            </w:r>
+            <w:r>
+              <w:t xml:space="preserve"> </w:t>
+            </w:r>
+            <w:r>
+              <w:t xml:space="preserve">means that the expected value of</w:t>
+            </w:r>
+            <w:r>
+              <w:t xml:space="preserve"> </w:t>
+            </w:r>
+            <m:oMath>
+              <m:acc>
+                <m:accPr>
+                  <m:chr m:val="̂"/>
+                </m:accPr>
+                <m:e>
+                  <m:r>
+                    <m:t>α</m:t>
+                  </m:r>
+                </m:e>
+              </m:acc>
+            </m:oMath>
+            <w:r>
+              <w:t xml:space="preserve"> </w:t>
+            </w:r>
+            <w:r>
+              <w:t xml:space="preserve">is the same as</w:t>
+            </w:r>
+            <w:r>
+              <w:t xml:space="preserve"> </w:t>
+            </w:r>
+            <m:oMath>
+              <m:r>
+                <m:t>α</m:t>
+              </m:r>
+            </m:oMath>
+            <w:r>
+              <w:t xml:space="preserve"> </w:t>
+            </w:r>
+            <w:r>
+              <w:t xml:space="preserve">(similar for</w:t>
+            </w:r>
+            <w:r>
+              <w:t xml:space="preserve"> </w:t>
+            </w:r>
+            <m:oMath>
+              <m:acc>
+                <m:accPr>
+                  <m:chr m:val="̂"/>
+                </m:accPr>
+                <m:e>
+                  <m:r>
+                    <m:t>β</m:t>
+                  </m:r>
+                </m:e>
+              </m:acc>
+            </m:oMath>
+            <w:r>
+              <w:t xml:space="preserve"> </w:t>
+            </w:r>
+            <w:r>
+              <w:t xml:space="preserve">and</w:t>
+            </w:r>
+            <w:r>
+              <w:t xml:space="preserve"> </w:t>
+            </w:r>
+            <m:oMath>
+              <m:r>
+                <m:t>β</m:t>
+              </m:r>
+            </m:oMath>
+            <w:r>
+              <w:t xml:space="preserve">).</w:t>
             </w:r>
           </w:p>
           <w:p>
@@ -1025,7 +1396,49 @@
               <w:spacing w:after="16"/>
             </w:pPr>
             <w:r>
-              <w:t xml:space="preserve">For more about biased estimators, please read [Guide: Biased and unbiased estimators].</w:t>
+              <w:t xml:space="preserve">For more about biased estimators, please read [Guide: Biased and unbiased estimators]. For a proof that</w:t>
+            </w:r>
+            <w:r>
+              <w:t xml:space="preserve"> </w:t>
+            </w:r>
+            <m:oMath>
+              <m:acc>
+                <m:accPr>
+                  <m:chr m:val="̂"/>
+                </m:accPr>
+                <m:e>
+                  <m:r>
+                    <m:t>α</m:t>
+                  </m:r>
+                </m:e>
+              </m:acc>
+            </m:oMath>
+            <w:r>
+              <w:t xml:space="preserve"> </w:t>
+            </w:r>
+            <w:r>
+              <w:t xml:space="preserve">and</w:t>
+            </w:r>
+            <w:r>
+              <w:t xml:space="preserve"> </w:t>
+            </w:r>
+            <m:oMath>
+              <m:acc>
+                <m:accPr>
+                  <m:chr m:val="̂"/>
+                </m:accPr>
+                <m:e>
+                  <m:r>
+                    <m:t>β</m:t>
+                  </m:r>
+                </m:e>
+              </m:acc>
+            </m:oMath>
+            <w:r>
+              <w:t xml:space="preserve"> </w:t>
+            </w:r>
+            <w:r>
+              <w:t xml:space="preserve">are unbiased estimators, please see [Proof: Simple linear regression].</w:t>
             </w:r>
           </w:p>
           <w:p/>
@@ -1080,12 +1493,12 @@
                 <wp:inline>
                   <wp:extent cx="152400" cy="152400"/>
                   <wp:effectExtent b="0" l="0" r="0" t="0"/>
-                  <wp:docPr descr="" title="" id="31" name="Picture"/>
+                  <wp:docPr descr="" title="" id="33" name="Picture"/>
                   <a:graphic>
                     <a:graphicData uri="http://schemas.openxmlformats.org/drawingml/2006/picture">
                       <pic:pic>
                         <pic:nvPicPr>
-                          <pic:cNvPr descr="/Applications/quarto/share/formats/docx/note.png" id="32" name="Picture"/>
+                          <pic:cNvPr descr="/Applications/quarto/share/formats/docx/note.png" id="34" name="Picture"/>
                           <pic:cNvPicPr>
                             <a:picLocks noChangeArrowheads="1" noChangeAspect="1"/>
                           </pic:cNvPicPr>
@@ -1143,7 +1556,7 @@
               <w:spacing w:before="16"/>
             </w:pPr>
             <w:r>
-              <w:t xml:space="preserve">The seaside branch of Cantor’s Confectionery wishes to see the relationship between temperature (</w:t>
+              <w:t xml:space="preserve">The seaside branch of Cantor’s Confectionery wants to statistically model the relationship between temperature (</w:t>
             </w:r>
             <m:oMath>
               <m:r>
@@ -1628,7 +2041,7 @@
               <w:t xml:space="preserve"> </w:t>
             </w:r>
             <w:r>
-              <w:t xml:space="preserve">to be the random variable associated with observations</w:t>
+              <w:t xml:space="preserve">to be the random variable describing the number of sales, associated with the explanatory variable</w:t>
             </w:r>
             <w:r>
               <w:t xml:space="preserve"> </w:t>
@@ -1639,7 +2052,10 @@
               </m:r>
             </m:oMath>
             <w:r>
-              <w:t xml:space="preserve">. Then, you can plot the graph of the simple linear regression model:</w:t>
+              <w:t xml:space="preserve"> </w:t>
+            </w:r>
+            <w:r>
+              <w:t xml:space="preserve">(temperature). Then, you can plot the graph of the simple linear regression model:</w:t>
             </w:r>
           </w:p>
           <w:p>
@@ -1755,18 +2171,18 @@
           <wp:inline>
             <wp:extent cx="5943600" cy="3993356"/>
             <wp:effectExtent b="0" l="0" r="0" t="0"/>
-            <wp:docPr descr="A simple linear regression model for ice cream sales vs. temperature, with parameters \alpha = -500 and \beta=25" title="" id="34" name="Picture"/>
+            <wp:docPr descr="A simple linear regression model for ice cream sales vs. temperature, with parameters \alpha = -500 and \beta=25" title="" id="36" name="Picture"/>
             <a:graphic>
               <a:graphicData uri="http://schemas.openxmlformats.org/drawingml/2006/picture">
                 <pic:pic>
                   <pic:nvPicPr>
-                    <pic:cNvPr descr="./FiguresPNG/linearregression-fig4.png" id="35" name="Picture"/>
+                    <pic:cNvPr descr="./FiguresPNG/linearregression-fig4.png" id="37" name="Picture"/>
                     <pic:cNvPicPr>
                       <a:picLocks noChangeArrowheads="1" noChangeAspect="1"/>
                     </pic:cNvPicPr>
                   </pic:nvPicPr>
                   <pic:blipFill>
-                    <a:blip r:embed="rId33"/>
+                    <a:blip r:embed="rId35"/>
                     <a:stretch>
                       <a:fillRect/>
                     </a:stretch>
@@ -1856,18 +2272,18 @@
           <wp:inline>
             <wp:extent cx="4289541" cy="2949059"/>
             <wp:effectExtent b="0" l="0" r="0" t="0"/>
-            <wp:docPr descr="A simple linear regression model for ice cream sales vs. temperature, with parameters \alpha = -480 and \beta=30" title="" id="37" name="Picture"/>
+            <wp:docPr descr="A simple linear regression model for ice cream sales vs. temperature, with parameters \alpha = -480 and \beta=30" title="" id="39" name="Picture"/>
             <a:graphic>
               <a:graphicData uri="http://schemas.openxmlformats.org/drawingml/2006/picture">
                 <pic:pic>
                   <pic:nvPicPr>
-                    <pic:cNvPr descr="./FiguresPNG/linearregression-fig5.png" id="38" name="Picture"/>
+                    <pic:cNvPr descr="./FiguresPNG/linearregression-fig5.png" id="40" name="Picture"/>
                     <pic:cNvPicPr>
                       <a:picLocks noChangeArrowheads="1" noChangeAspect="1"/>
                     </pic:cNvPicPr>
                   </pic:nvPicPr>
                   <pic:blipFill>
-                    <a:blip r:embed="rId36"/>
+                    <a:blip r:embed="rId38"/>
                     <a:stretch>
                       <a:fillRect/>
                     </a:stretch>
@@ -1997,18 +2413,18 @@
                 <wp:inline>
                   <wp:extent cx="152400" cy="152400"/>
                   <wp:effectExtent b="0" l="0" r="0" t="0"/>
-                  <wp:docPr descr="" title="" id="39" name="Picture"/>
+                  <wp:docPr descr="" title="" id="41" name="Picture"/>
                   <a:graphic>
                     <a:graphicData uri="http://schemas.openxmlformats.org/drawingml/2006/picture">
                       <pic:pic>
                         <pic:nvPicPr>
-                          <pic:cNvPr descr="/Applications/quarto/share/formats/docx/tip.png" id="40" name="Picture"/>
+                          <pic:cNvPr descr="/Applications/quarto/share/formats/docx/tip.png" id="42" name="Picture"/>
                           <pic:cNvPicPr>
                             <a:picLocks noChangeArrowheads="1" noChangeAspect="1"/>
                           </pic:cNvPicPr>
                         </pic:nvPicPr>
                         <pic:blipFill>
-                          <a:blip r:embed="rId28"/>
+                          <a:blip r:embed="rId27"/>
                           <a:stretch>
                             <a:fillRect/>
                           </a:stretch>
@@ -2065,7 +2481,21 @@
               <w:spacing w:before="16"/>
             </w:pPr>
             <w:r>
-              <w:t xml:space="preserve">There are</w:t>
+              <w:t xml:space="preserve">There are always a positive whole number</w:t>
+            </w:r>
+            <w:r>
+              <w:t xml:space="preserve"> </w:t>
+            </w:r>
+            <m:oMath>
+              <m:r>
+                <m:t>n</m:t>
+              </m:r>
+            </m:oMath>
+            <w:r>
+              <w:t xml:space="preserve"> </w:t>
+            </w:r>
+            <w:r>
+              <w:t xml:space="preserve">many observations in any sample of data. (You could also write</w:t>
             </w:r>
             <w:r>
               <w:t xml:space="preserve"> </w:t>
@@ -2092,7 +2522,7 @@
               <w:t xml:space="preserve"> </w:t>
             </w:r>
             <w:r>
-              <w:t xml:space="preserve">observations in any sample of data.</w:t>
+              <w:t xml:space="preserve">to say this.)</w:t>
             </w:r>
           </w:p>
           <w:p>
@@ -2103,7 +2533,7 @@
               <w:spacing w:after="16"/>
             </w:pPr>
             <w:r>
-              <w:t xml:space="preserve">If you consider</w:t>
+              <w:t xml:space="preserve">If you have a whole number</w:t>
             </w:r>
             <w:r>
               <w:t xml:space="preserve"> </w:t>
@@ -2111,19 +2541,6 @@
             <m:oMath>
               <m:r>
                 <m:t>i</m:t>
-              </m:r>
-              <m:r>
-                <m:rPr>
-                  <m:sty m:val="p"/>
-                </m:rPr>
-                <m:t>∈</m:t>
-              </m:r>
-              <m:r>
-                <m:rPr>
-                  <m:sty m:val="p"/>
-                  <m:scr m:val="double-struck"/>
-                </m:rPr>
-                <m:t>Z</m:t>
               </m:r>
             </m:oMath>
             <w:r>
@@ -2165,27 +2582,12 @@
               <w:t xml:space="preserve"> </w:t>
             </w:r>
             <m:oMath>
-              <m:sSup>
-                <m:e>
-                  <m:r>
-                    <m:t>i</m:t>
-                  </m:r>
-                </m:e>
-                <m:sup>
-                  <m:r>
-                    <m:t>t</m:t>
-                  </m:r>
-                  <m:r>
-                    <m:t>h</m:t>
-                  </m:r>
-                </m:sup>
-              </m:sSup>
+              <m:r>
+                <m:t>i</m:t>
+              </m:r>
             </m:oMath>
             <w:r>
-              <w:t xml:space="preserve"> </w:t>
-            </w:r>
-            <w:r>
-              <w:t xml:space="preserve">data point on the graph of your data is given by</w:t>
+              <w:t xml:space="preserve">^{th} data point on the graph of your data is given by</w:t>
             </w:r>
             <w:r>
               <w:t xml:space="preserve"> </w:t>
@@ -2314,12 +2716,63 @@
         </w:tc>
       </w:tr>
     </w:tbl>
+    <w:bookmarkStart w:id="71" w:name="least-squares-estimation"/>
     <w:p>
       <w:pPr>
+        <w:pStyle w:val="Heading2"/>
+      </w:pPr>
+      <w:r>
+        <w:t xml:space="preserve">Least squares estimation</w:t>
+      </w:r>
+    </w:p>
+    <w:bookmarkStart w:id="47" w:name="residuals"/>
+    <w:p>
+      <w:pPr>
+        <w:pStyle w:val="Heading3"/>
+      </w:pPr>
+      <w:r>
+        <w:t xml:space="preserve">Residuals</w:t>
+      </w:r>
+    </w:p>
+    <w:p>
+      <w:pPr>
         <w:pStyle w:val="FirstParagraph"/>
       </w:pPr>
       <w:r>
-        <w:t xml:space="preserve">In practice, it is not always possible to plot the data points on a set of axes and manually tweak the values of the regression parameters until they appear to match the data - especially when you are working with a large sample of data. A quantitative method is a far more practical, so you will now learn how to use</w:t>
+        <w:t xml:space="preserve">In practice, it is not always possible to plot the data points on a set of axes and manually tweak the values of the regression parameters until they appear to match the data - especially when you are working with a large sample of data. In addition, this is not a very scientific method for working anything out.</w:t>
+      </w:r>
+    </w:p>
+    <w:p>
+      <w:pPr>
+        <w:pStyle w:val="BodyText"/>
+      </w:pPr>
+      <w:r>
+        <w:t xml:space="preserve">A quantitative method is a far more practical, and also far more correct, way to compute the regression parameters</w:t>
+      </w:r>
+      <w:r>
+        <w:t xml:space="preserve"> </w:t>
+      </w:r>
+      <m:oMath>
+        <m:r>
+          <m:t>α</m:t>
+        </m:r>
+      </m:oMath>
+      <w:r>
+        <w:t xml:space="preserve"> </w:t>
+      </w:r>
+      <w:r>
+        <w:t xml:space="preserve">and</w:t>
+      </w:r>
+      <w:r>
+        <w:t xml:space="preserve"> </w:t>
+      </w:r>
+      <m:oMath>
+        <m:r>
+          <m:t>β</m:t>
+        </m:r>
+      </m:oMath>
+      <w:r>
+        <w:t xml:space="preserve">. You can use</w:t>
       </w:r>
       <w:r>
         <w:t xml:space="preserve"> </w:t>
@@ -2352,15 +2805,6 @@
       </w:r>
       <w:r>
         <w:t xml:space="preserve">to find the optimal regression line for your data.</w:t>
-      </w:r>
-    </w:p>
-    <w:bookmarkStart w:id="51" w:name="least-squares-estimation"/>
-    <w:p>
-      <w:pPr>
-        <w:pStyle w:val="Heading2"/>
-      </w:pPr>
-      <w:r>
-        <w:t xml:space="preserve">Least squares estimation</w:t>
       </w:r>
     </w:p>
     <w:tbl>
@@ -2392,7 +2836,7 @@
           </w:tcPr>
           <w:p>
             <w:pPr>
-              <w:pStyle w:val="FirstParagraph"/>
+              <w:pStyle w:val="BodyText"/>
             </w:pPr>
             <w:pPr>
               <w:spacing w:before="0" w:after="8"/>
@@ -2403,12 +2847,12 @@
                 <wp:inline>
                   <wp:extent cx="152400" cy="152400"/>
                   <wp:effectExtent b="0" l="0" r="0" t="0"/>
-                  <wp:docPr descr="" title="" id="41" name="Picture"/>
+                  <wp:docPr descr="" title="" id="43" name="Picture"/>
                   <a:graphic>
                     <a:graphicData uri="http://schemas.openxmlformats.org/drawingml/2006/picture">
                       <pic:pic>
                         <pic:nvPicPr>
-                          <pic:cNvPr descr="/Applications/quarto/share/formats/docx/note.png" id="42" name="Picture"/>
+                          <pic:cNvPr descr="/Applications/quarto/share/formats/docx/note.png" id="44" name="Picture"/>
                           <pic:cNvPicPr>
                             <a:picLocks noChangeArrowheads="1" noChangeAspect="1"/>
                           </pic:cNvPicPr>
@@ -2627,25 +3071,12 @@
               <m:r>
                 <m:t>i</m:t>
               </m:r>
-              <m:r>
-                <m:rPr>
-                  <m:sty m:val="p"/>
-                </m:rPr>
-                <m:t>∈</m:t>
-              </m:r>
-              <m:r>
-                <m:rPr>
-                  <m:sty m:val="p"/>
-                  <m:scr m:val="double-struck"/>
-                </m:rPr>
-                <m:t>Z</m:t>
-              </m:r>
             </m:oMath>
             <w:r>
               <w:t xml:space="preserve"> </w:t>
             </w:r>
             <w:r>
-              <w:t xml:space="preserve">such that</w:t>
+              <w:t xml:space="preserve">is a whole number such that</w:t>
             </w:r>
             <w:r>
               <w:t xml:space="preserve"> </w:t>
@@ -2674,7 +3105,21 @@
               </m:r>
             </m:oMath>
             <w:r>
-              <w:t xml:space="preserve">.</w:t>
+              <w:t xml:space="preserve">, where</w:t>
+            </w:r>
+            <w:r>
+              <w:t xml:space="preserve"> </w:t>
+            </w:r>
+            <m:oMath>
+              <m:r>
+                <m:t>n</m:t>
+              </m:r>
+            </m:oMath>
+            <w:r>
+              <w:t xml:space="preserve"> </w:t>
+            </w:r>
+            <w:r>
+              <w:t xml:space="preserve">is your number of observations.</w:t>
             </w:r>
           </w:p>
           <w:p>
@@ -2776,6 +3221,10 @@
                   <m:t>−</m:t>
                 </m:r>
                 <m:r>
+                  <m:rPr>
+                    <m:sty m:val="p"/>
+                    <m:scr m:val="double-struck"/>
+                  </m:rPr>
                   <m:t>E</m:t>
                 </m:r>
                 <m:d>
@@ -2913,18 +3362,18 @@
                 <wp:inline>
                   <wp:extent cx="152400" cy="152400"/>
                   <wp:effectExtent b="0" l="0" r="0" t="0"/>
-                  <wp:docPr descr="" title="" id="43" name="Picture"/>
+                  <wp:docPr descr="" title="" id="45" name="Picture"/>
                   <a:graphic>
                     <a:graphicData uri="http://schemas.openxmlformats.org/drawingml/2006/picture">
                       <pic:pic>
                         <pic:nvPicPr>
-                          <pic:cNvPr descr="/Applications/quarto/share/formats/docx/tip.png" id="44" name="Picture"/>
+                          <pic:cNvPr descr="/Applications/quarto/share/formats/docx/tip.png" id="46" name="Picture"/>
                           <pic:cNvPicPr>
                             <a:picLocks noChangeArrowheads="1" noChangeAspect="1"/>
                           </pic:cNvPicPr>
                         </pic:nvPicPr>
                         <pic:blipFill>
-                          <a:blip r:embed="rId28"/>
+                          <a:blip r:embed="rId27"/>
                           <a:stretch>
                             <a:fillRect/>
                           </a:stretch>
@@ -2981,19 +3430,29 @@
               <w:spacing w:before="16" w:after="16"/>
             </w:pPr>
             <w:r>
-              <w:t xml:space="preserve">When plotted on a graph, the residual can be interpreted as the vertical difference between the line of best fit and the plotted data point.</w:t>
+              <w:t xml:space="preserve">When plotted on a graph, the residual can be viewed as the vertical difference between the line of best fit and the plotted data point. However, the difference may be positive or negative, which means that the residuals may be positive or negative.</w:t>
             </w:r>
           </w:p>
           <w:p/>
         </w:tc>
       </w:tr>
     </w:tbl>
+    <w:bookmarkEnd w:id="47"/>
+    <w:bookmarkStart w:id="55" w:name="method-of-least-squares"/>
     <w:p>
       <w:pPr>
-        <w:pStyle w:val="BodyText"/>
-      </w:pPr>
-      <w:r>
-        <w:t xml:space="preserve">You want</w:t>
+        <w:pStyle w:val="Heading3"/>
+      </w:pPr>
+      <w:r>
+        <w:t xml:space="preserve">Method of least squares</w:t>
+      </w:r>
+    </w:p>
+    <w:p>
+      <w:pPr>
+        <w:pStyle w:val="FirstParagraph"/>
+      </w:pPr>
+      <w:r>
+        <w:t xml:space="preserve">Ideally, you want</w:t>
       </w:r>
       <w:r>
         <w:t xml:space="preserve"> </w:t>
@@ -3033,7 +3492,7 @@
         <w:t xml:space="preserve"> </w:t>
       </w:r>
       <w:r>
-        <w:t xml:space="preserve">to be as close to your observed data as closely as possible, so you want the difference between your</w:t>
+        <w:t xml:space="preserve">to be as close to your observed data as it possibly can be, so you want the difference between your</w:t>
       </w:r>
       <w:r>
         <w:t xml:space="preserve"> </w:t>
@@ -3065,7 +3524,60 @@
         <w:t xml:space="preserve"> </w:t>
       </w:r>
       <w:r>
-        <w:t xml:space="preserve">by the model to be as small as possible. To find the values of the regression parameters which achieve this, you can use the method of least squares estimation.</w:t>
+        <w:t xml:space="preserve">by the model to be as small as possible. This is made more difficult because these differences could be negative; adding all of the differences together would then misrepresent how close the data points are to the regression lines. You can get around this by</w:t>
+      </w:r>
+      <w:r>
+        <w:t xml:space="preserve"> </w:t>
+      </w:r>
+      <w:r>
+        <w:rPr>
+          <w:i/>
+          <w:iCs/>
+        </w:rPr>
+        <w:t xml:space="preserve">squaring</w:t>
+      </w:r>
+      <w:r>
+        <w:t xml:space="preserve"> </w:t>
+      </w:r>
+      <w:r>
+        <w:t xml:space="preserve">the residuals; this makes every quantity positive while still retaining a sense of size.</w:t>
+      </w:r>
+    </w:p>
+    <w:p>
+      <w:pPr>
+        <w:pStyle w:val="BodyText"/>
+      </w:pPr>
+      <w:r>
+        <w:t xml:space="preserve">To find the values of the regression parameters which achieve this closeness, you can use the</w:t>
+      </w:r>
+      <w:r>
+        <w:t xml:space="preserve"> </w:t>
+      </w:r>
+      <w:r>
+        <w:rPr>
+          <w:b/>
+          <w:bCs/>
+        </w:rPr>
+        <w:t xml:space="preserve">method of least squares</w:t>
+      </w:r>
+      <w:r>
+        <w:t xml:space="preserve"> </w:t>
+      </w:r>
+      <w:r>
+        <w:t xml:space="preserve">(or</w:t>
+      </w:r>
+      <w:r>
+        <w:t xml:space="preserve"> </w:t>
+      </w:r>
+      <w:r>
+        <w:rPr>
+          <w:b/>
+          <w:bCs/>
+        </w:rPr>
+        <w:t xml:space="preserve">least squares estimation</w:t>
+      </w:r>
+      <w:r>
+        <w:t xml:space="preserve">).</w:t>
       </w:r>
     </w:p>
     <w:tbl>
@@ -3108,12 +3620,12 @@
                 <wp:inline>
                   <wp:extent cx="152400" cy="152400"/>
                   <wp:effectExtent b="0" l="0" r="0" t="0"/>
-                  <wp:docPr descr="" title="" id="45" name="Picture"/>
+                  <wp:docPr descr="" title="" id="48" name="Picture"/>
                   <a:graphic>
                     <a:graphicData uri="http://schemas.openxmlformats.org/drawingml/2006/picture">
                       <pic:pic>
                         <pic:nvPicPr>
-                          <pic:cNvPr descr="/Applications/quarto/share/formats/docx/note.png" id="46" name="Picture"/>
+                          <pic:cNvPr descr="/Applications/quarto/share/formats/docx/note.png" id="49" name="Picture"/>
                           <pic:cNvPicPr>
                             <a:picLocks noChangeArrowheads="1" noChangeAspect="1"/>
                           </pic:cNvPicPr>
@@ -3160,7 +3672,7 @@
                 <w:b/>
                 <w:bCs/>
               </w:rPr>
-              <w:t xml:space="preserve">Least squares estimation</w:t>
+              <w:t xml:space="preserve">Method of least squares</w:t>
             </w:r>
           </w:p>
           <w:p>
@@ -3168,74 +3680,13 @@
               <w:pStyle w:val="BodyText"/>
             </w:pPr>
             <w:pPr>
-              <w:spacing w:before="16"/>
+              <w:spacing w:after="16"/>
             </w:pPr>
             <w:r>
-              <w:rPr>
-                <w:b/>
-                <w:bCs/>
-              </w:rPr>
-              <w:t xml:space="preserve">Least squares estimation</w:t>
-            </w:r>
-            <w:r>
-              <w:t xml:space="preserve"> </w:t>
-            </w:r>
-            <w:r>
-              <w:t xml:space="preserve">is used to minimize the</w:t>
-            </w:r>
-            <w:r>
-              <w:t xml:space="preserve"> </w:t>
-            </w:r>
-            <w:r>
-              <w:rPr>
-                <w:b/>
-                <w:bCs/>
-              </w:rPr>
-              <w:t xml:space="preserve">sum of the squares of the residuals</w:t>
-            </w:r>
-            <w:r>
-              <w:t xml:space="preserve">, which is defined as</w:t>
-            </w:r>
-            <w:r>
-              <w:t xml:space="preserve"> </w:t>
-            </w:r>
-            <m:oMath>
-              <m:r>
-                <m:t>S</m:t>
-              </m:r>
-              <m:d>
-                <m:dPr>
-                  <m:begChr m:val="("/>
-                  <m:sepChr m:val=""/>
-                  <m:endChr m:val=")"/>
-                  <m:grow/>
-                </m:dPr>
-                <m:e>
-                  <m:r>
-                    <m:t>α</m:t>
-                  </m:r>
-                  <m:r>
-                    <m:rPr>
-                      <m:sty m:val="p"/>
-                    </m:rPr>
-                    <m:t>,</m:t>
-                  </m:r>
-                  <m:r>
-                    <m:t>β</m:t>
-                  </m:r>
-                </m:e>
-              </m:d>
-            </m:oMath>
-            <w:r>
-              <w:t xml:space="preserve">.</w:t>
-            </w:r>
-          </w:p>
-          <w:p>
-            <w:pPr>
-              <w:pStyle w:val="BodyText"/>
-            </w:pPr>
-            <w:r>
-              <w:t xml:space="preserve">You consider the squares of the residuals (</w:t>
+              <w:t xml:space="preserve">Taking the sum of each</w:t>
+            </w:r>
+            <w:r>
+              <w:t xml:space="preserve"> </w:t>
             </w:r>
             <m:oMath>
               <m:sSubSup>
@@ -3257,43 +3708,7 @@
               </m:sSubSup>
             </m:oMath>
             <w:r>
-              <w:t xml:space="preserve">) to ensure that the summed values are always positive.</w:t>
-            </w:r>
-          </w:p>
-          <w:p>
-            <w:pPr>
-              <w:pStyle w:val="BodyText"/>
-            </w:pPr>
-            <w:pPr>
-              <w:spacing w:after="16"/>
-            </w:pPr>
-            <w:r>
-              <w:t xml:space="preserve">So, considering the sum of each</w:t>
-            </w:r>
-            <w:r>
-              <w:t xml:space="preserve"> </w:t>
-            </w:r>
-            <m:oMath>
-              <m:sSubSup>
-                <m:e>
-                  <m:r>
-                    <m:t>e</m:t>
-                  </m:r>
-                </m:e>
-                <m:sub>
-                  <m:r>
-                    <m:t>i</m:t>
-                  </m:r>
-                </m:sub>
-                <m:sup>
-                  <m:r>
-                    <m:t>2</m:t>
-                  </m:r>
-                </m:sup>
-              </m:sSubSup>
-            </m:oMath>
-            <w:r>
-              <w:t xml:space="preserve">, you will find:</w:t>
+              <w:t xml:space="preserve">, you can define</w:t>
             </w:r>
           </w:p>
           <w:p>
@@ -3512,7 +3927,43 @@
               <w:t xml:space="preserve"> </w:t>
             </w:r>
             <w:r>
-              <w:t xml:space="preserve">minimizes this function to find</w:t>
+              <w:t xml:space="preserve">minimizes this quantity</w:t>
+            </w:r>
+            <w:r>
+              <w:t xml:space="preserve"> </w:t>
+            </w:r>
+            <m:oMath>
+              <m:r>
+                <m:t>S</m:t>
+              </m:r>
+              <m:d>
+                <m:dPr>
+                  <m:begChr m:val="("/>
+                  <m:sepChr m:val=""/>
+                  <m:endChr m:val=")"/>
+                  <m:grow/>
+                </m:dPr>
+                <m:e>
+                  <m:r>
+                    <m:t>α</m:t>
+                  </m:r>
+                  <m:r>
+                    <m:rPr>
+                      <m:sty m:val="p"/>
+                    </m:rPr>
+                    <m:t>,</m:t>
+                  </m:r>
+                  <m:r>
+                    <m:t>β</m:t>
+                  </m:r>
+                </m:e>
+              </m:d>
+            </m:oMath>
+            <w:r>
+              <w:t xml:space="preserve"> </w:t>
+            </w:r>
+            <w:r>
+              <w:t xml:space="preserve">to find</w:t>
             </w:r>
             <w:r>
               <w:t xml:space="preserve"> </w:t>
@@ -3541,20 +3992,7 @@
               <w:t xml:space="preserve">point estimates</w:t>
             </w:r>
             <w:r>
-              <w:t xml:space="preserve">) for the</w:t>
-            </w:r>
-            <w:r>
-              <w:t xml:space="preserve"> </w:t>
-            </w:r>
-            <w:r>
-              <w:rPr>
-                <w:b/>
-                <w:bCs/>
-              </w:rPr>
-              <w:t xml:space="preserve">regression parameters</w:t>
-            </w:r>
-            <w:r>
-              <w:t xml:space="preserve">. These are denoted by</w:t>
+              <w:t xml:space="preserve">) for the regression parameters</w:t>
             </w:r>
             <w:r>
               <w:t xml:space="preserve"> </w:t>
@@ -3593,7 +4031,7 @@
               </m:acc>
             </m:oMath>
             <w:r>
-              <w:t xml:space="preserve">, and these estimates generate a line of best fit where the average difference between the</w:t>
+              <w:t xml:space="preserve">. These estimates generate a line of best fit where the average difference between the</w:t>
             </w:r>
             <w:r>
               <w:t xml:space="preserve"> </w:t>
@@ -3625,46 +4063,50 @@
               <w:t xml:space="preserve"> </w:t>
             </w:r>
             <w:r>
-              <w:t xml:space="preserve">by the model is as small as possible.</w:t>
+              <w:t xml:space="preserve">by the model is</w:t>
+            </w:r>
+            <w:r>
+              <w:t xml:space="preserve"> </w:t>
+            </w:r>
+            <w:r>
+              <w:rPr>
+                <w:b/>
+                <w:bCs/>
+              </w:rPr>
+              <w:t xml:space="preserve">as small as possible</w:t>
+            </w:r>
+            <w:r>
+              <w:t xml:space="preserve">.</w:t>
             </w:r>
           </w:p>
         </w:tc>
       </w:tr>
     </w:tbl>
-    <w:p>
-      <w:pPr>
-        <w:pStyle w:val="BodyText"/>
-      </w:pPr>
-      <w:r>
-        <w:t xml:space="preserve"> </w:t>
-      </w:r>
-    </w:p>
     <w:tbl>
       <w:tblPr>
         <w:tblStyle w:val="Table"/>
-        <w:tblLook w:firstRow="0" w:lastRow="0" w:firstColumn="0" w:lastColumn="0" w:noHBand="0" w:noVBand="0" w:val="0000"/>
+        <w:tblInd w:w="164" w:type="dxa"/>
         <w:tblBorders>
-          <w:top w:val="single" w:sz="4" w:space="0" w:color="CC1914"/>
-          <w:left w:val="single" w:sz="24" w:space="0" w:color="CC1914"/>
-          <w:bottom w:val="single" w:sz="4" w:space="0" w:color="CC1914"/>
-          <w:right w:val="single" w:sz="4" w:space="0" w:color="CC1914"/>
+          <w:left w:val="single" w:sz="24" w:space="0" w:color="0758E5"/>
         </w:tblBorders>
         <w:tblCellMar>
-          <w:left w:w="144" w:type="dxa"/>
-          <w:right w:w="144" w:type="dxa"/>
+          <w:left w:w="0" w:type="dxa"/>
+          <w:right w:w="0" w:type="dxa"/>
         </w:tblCellMar>
         <w:tblLook w:firstRow="0" w:lastRow="0" w:firstColumn="0" w:lastColumn="0" w:noHBand="0" w:noVBand="0" w:val="0000"/>
       </w:tblPr>
+      <w:tblGrid>
+        <w:gridCol w:w="7920"/>
+      </w:tblGrid>
       <w:tr>
         <w:trPr>
           <w:cantSplit/>
         </w:trPr>
         <w:tc>
           <w:tcPr>
-            <w:shd w:color="auto" w:fill="f7dddc" w:val="clear"/>
             <w:tcMar>
-              <w:top w:w="92" w:type="dxa"/>
-              <w:bottom w:w="92" w:type="dxa"/>
+              <w:left w:w="144" w:type="dxa"/>
+              <w:right w:w="144" w:type="dxa"/>
             </w:tcMar>
           </w:tcPr>
           <w:p>
@@ -3672,26 +4114,26 @@
               <w:pStyle w:val="BodyText"/>
             </w:pPr>
             <w:pPr>
-              <w:spacing w:before="0" w:after="0"/>
-              <w:textAlignment w:val="center"/>
+              <w:spacing w:before="0" w:after="8"/>
+              <w:jc w:val="center"/>
             </w:pPr>
             <w:r>
               <w:drawing>
                 <wp:inline>
                   <wp:extent cx="152400" cy="152400"/>
                   <wp:effectExtent b="0" l="0" r="0" t="0"/>
-                  <wp:docPr descr="" title="" id="48" name="Picture"/>
+                  <wp:docPr descr="" title="" id="50" name="Picture"/>
                   <a:graphic>
                     <a:graphicData uri="http://schemas.openxmlformats.org/drawingml/2006/picture">
                       <pic:pic>
                         <pic:nvPicPr>
-                          <pic:cNvPr descr="/Applications/quarto/share/formats/docx/important.png" id="49" name="Picture"/>
+                          <pic:cNvPr descr="/Applications/quarto/share/formats/docx/note.png" id="51" name="Picture"/>
                           <pic:cNvPicPr>
                             <a:picLocks noChangeArrowheads="1" noChangeAspect="1"/>
                           </pic:cNvPicPr>
                         </pic:nvPicPr>
                         <pic:blipFill>
-                          <a:blip r:embed="rId47"/>
+                          <a:blip r:embed="rId22"/>
                           <a:stretch>
                             <a:fillRect/>
                           </a:stretch>
@@ -3717,82 +4159,33 @@
                 </wp:inline>
               </w:drawing>
             </w:r>
-            <w:r>
-              <w:t xml:space="preserve"> </w:t>
-            </w:r>
-            <w:r>
-              <w:t xml:space="preserve"> </w:t>
-            </w:r>
-            <w:r>
-              <w:t xml:space="preserve">Important</w:t>
-            </w:r>
           </w:p>
         </w:tc>
-      </w:tr>
-      <w:tr>
-        <w:trPr>
-          <w:cantSplit/>
-        </w:trPr>
         <w:tc>
-          <w:tcPr>
-            <w:tcMar>
-              <w:top w:w="108" w:type="dxa"/>
-              <w:bottom w:w="108" w:type="dxa"/>
-            </w:tcMar>
-          </w:tcPr>
           <w:p>
             <w:pPr>
               <w:pStyle w:val="BodyText"/>
             </w:pPr>
             <w:pPr>
-              <w:spacing w:before="16"/>
+              <w:spacing w:before="16" w:after="64"/>
             </w:pPr>
             <w:r>
-              <w:t xml:space="preserve">To find estimates for the regression parameters, you need to understand the following terminology:</w:t>
+              <w:rPr>
+                <w:b/>
+                <w:bCs/>
+              </w:rPr>
+              <w:t xml:space="preserve">Example 2</w:t>
             </w:r>
           </w:p>
           <w:p>
             <w:pPr>
               <w:pStyle w:val="BodyText"/>
             </w:pPr>
-            <m:oMath>
-              <m:acc>
-                <m:accPr>
-                  <m:chr m:val="‾"/>
-                </m:accPr>
-                <m:e>
-                  <m:r>
-                    <m:t>x</m:t>
-                  </m:r>
-                </m:e>
-              </m:acc>
-            </m:oMath>
-            <w:r>
-              <w:t xml:space="preserve"> </w:t>
-            </w:r>
-            <w:r>
-              <w:t xml:space="preserve">and</w:t>
-            </w:r>
-            <w:r>
-              <w:t xml:space="preserve"> </w:t>
-            </w:r>
-            <m:oMath>
-              <m:acc>
-                <m:accPr>
-                  <m:chr m:val="‾"/>
-                </m:accPr>
-                <m:e>
-                  <m:r>
-                    <m:t>y</m:t>
-                  </m:r>
-                </m:e>
-              </m:acc>
-            </m:oMath>
-            <w:r>
-              <w:t xml:space="preserve"> </w:t>
-            </w:r>
-            <w:r>
-              <w:t xml:space="preserve">denote the</w:t>
+            <w:pPr>
+              <w:spacing w:before="16" w:after="16"/>
+            </w:pPr>
+            <w:r>
+              <w:t xml:space="preserve">The graphs below demonstrate how changing the values of the</w:t>
             </w:r>
             <w:r>
               <w:t xml:space="preserve"> </w:t>
@@ -3802,46 +4195,53 @@
                 <w:b/>
                 <w:bCs/>
               </w:rPr>
-              <w:t xml:space="preserve">sample means</w:t>
-            </w:r>
-            <w:r>
-              <w:t xml:space="preserve"> </w:t>
-            </w:r>
-            <w:r>
-              <w:t xml:space="preserve">of</w:t>
+              <w:t xml:space="preserve">regression parameters</w:t>
+            </w:r>
+            <w:r>
+              <w:t xml:space="preserve"> </w:t>
+            </w:r>
+            <w:r>
+              <w:t xml:space="preserve">affects how close the estimated values</w:t>
             </w:r>
             <w:r>
               <w:t xml:space="preserve"> </w:t>
             </w:r>
             <m:oMath>
               <m:r>
-                <m:t>x</m:t>
+                <m:rPr>
+                  <m:sty m:val="p"/>
+                  <m:scr m:val="double-struck"/>
+                </m:rPr>
+                <m:t>E</m:t>
               </m:r>
+              <m:d>
+                <m:dPr>
+                  <m:begChr m:val="("/>
+                  <m:sepChr m:val=""/>
+                  <m:endChr m:val=")"/>
+                  <m:grow/>
+                </m:dPr>
+                <m:e>
+                  <m:sSub>
+                    <m:e>
+                      <m:r>
+                        <m:t>Y</m:t>
+                      </m:r>
+                    </m:e>
+                    <m:sub>
+                      <m:r>
+                        <m:t>i</m:t>
+                      </m:r>
+                    </m:sub>
+                  </m:sSub>
+                </m:e>
+              </m:d>
             </m:oMath>
             <w:r>
               <w:t xml:space="preserve"> </w:t>
             </w:r>
             <w:r>
-              <w:t xml:space="preserve">and</w:t>
-            </w:r>
-            <w:r>
-              <w:t xml:space="preserve"> </w:t>
-            </w:r>
-            <m:oMath>
-              <m:r>
-                <m:t>y</m:t>
-              </m:r>
-            </m:oMath>
-            <w:r>
-              <w:t xml:space="preserve">.</w:t>
-            </w:r>
-          </w:p>
-          <w:p>
-            <w:pPr>
-              <w:pStyle w:val="BodyText"/>
-            </w:pPr>
-            <w:r>
-              <w:t xml:space="preserve">The sum of the squared differences between each observation</w:t>
+              <w:t xml:space="preserve">are to the observed values</w:t>
             </w:r>
             <w:r>
               <w:t xml:space="preserve"> </w:t>
@@ -3850,7 +4250,7 @@
               <m:sSub>
                 <m:e>
                   <m:r>
-                    <m:t>x</m:t>
+                    <m:t>Y</m:t>
                   </m:r>
                 </m:e>
                 <m:sub>
@@ -3861,197 +4261,663 @@
               </m:sSub>
             </m:oMath>
             <w:r>
-              <w:t xml:space="preserve"> </w:t>
-            </w:r>
-            <w:r>
-              <w:t xml:space="preserve">and the sample mean</w:t>
-            </w:r>
-            <w:r>
-              <w:t xml:space="preserve"> </w:t>
-            </w:r>
-            <m:oMath>
-              <m:acc>
-                <m:accPr>
-                  <m:chr m:val="‾"/>
-                </m:accPr>
+              <w:t xml:space="preserve">. You can see that the residuals are the vertical differences between the observed and expected values.</w:t>
+            </w:r>
+          </w:p>
+        </w:tc>
+      </w:tr>
+    </w:tbl>
+    <w:p>
+      <w:pPr>
+        <w:pStyle w:val="CaptionedFigure"/>
+      </w:pPr>
+      <w:r>
+        <w:drawing>
+          <wp:inline>
+            <wp:extent cx="5943600" cy="4613935"/>
+            <wp:effectExtent b="0" l="0" r="0" t="0"/>
+            <wp:docPr descr="A regression line with parameters \alpha = 2 and \beta=1.5 plotted alongside the regression line with parameters \hat{\alpha} and \hat{\beta}." title="" id="53" name="Picture"/>
+            <a:graphic>
+              <a:graphicData uri="http://schemas.openxmlformats.org/drawingml/2006/picture">
+                <pic:pic>
+                  <pic:nvPicPr>
+                    <pic:cNvPr descr="./FiguresPNG/linearregression-fig6.png" id="54" name="Picture"/>
+                    <pic:cNvPicPr>
+                      <a:picLocks noChangeArrowheads="1" noChangeAspect="1"/>
+                    </pic:cNvPicPr>
+                  </pic:nvPicPr>
+                  <pic:blipFill>
+                    <a:blip r:embed="rId52"/>
+                    <a:stretch>
+                      <a:fillRect/>
+                    </a:stretch>
+                  </pic:blipFill>
+                  <pic:spPr bwMode="auto">
+                    <a:xfrm>
+                      <a:off x="0" y="0"/>
+                      <a:ext cx="5943600" cy="4613935"/>
+                    </a:xfrm>
+                    <a:prstGeom prst="rect">
+                      <a:avLst/>
+                    </a:prstGeom>
+                    <a:noFill/>
+                    <a:ln w="9525">
+                      <a:noFill/>
+                      <a:headEnd/>
+                      <a:tailEnd/>
+                    </a:ln>
+                  </pic:spPr>
+                </pic:pic>
+              </a:graphicData>
+            </a:graphic>
+          </wp:inline>
+        </w:drawing>
+      </w:r>
+    </w:p>
+    <w:p>
+      <w:pPr>
+        <w:pStyle w:val="ImageCaption"/>
+      </w:pPr>
+      <w:r>
+        <w:t xml:space="preserve">A regression line with parameters</w:t>
+      </w:r>
+      <w:r>
+        <w:t xml:space="preserve"> </w:t>
+      </w:r>
+      <m:oMath>
+        <m:r>
+          <m:t>α</m:t>
+        </m:r>
+        <m:r>
+          <m:rPr>
+            <m:sty m:val="p"/>
+          </m:rPr>
+          <m:t>=</m:t>
+        </m:r>
+        <m:r>
+          <m:t>2</m:t>
+        </m:r>
+      </m:oMath>
+      <w:r>
+        <w:t xml:space="preserve"> </w:t>
+      </w:r>
+      <w:r>
+        <w:t xml:space="preserve">and</w:t>
+      </w:r>
+      <w:r>
+        <w:t xml:space="preserve"> </w:t>
+      </w:r>
+      <m:oMath>
+        <m:r>
+          <m:t>β</m:t>
+        </m:r>
+        <m:r>
+          <m:rPr>
+            <m:sty m:val="p"/>
+          </m:rPr>
+          <m:t>=</m:t>
+        </m:r>
+        <m:r>
+          <m:t>1.5</m:t>
+        </m:r>
+      </m:oMath>
+      <w:r>
+        <w:t xml:space="preserve"> </w:t>
+      </w:r>
+      <w:r>
+        <w:t xml:space="preserve">plotted alongside the regression line with parameters</w:t>
+      </w:r>
+      <w:r>
+        <w:t xml:space="preserve"> </w:t>
+      </w:r>
+      <m:oMath>
+        <m:acc>
+          <m:accPr>
+            <m:chr m:val="̂"/>
+          </m:accPr>
+          <m:e>
+            <m:r>
+              <m:t>α</m:t>
+            </m:r>
+          </m:e>
+        </m:acc>
+      </m:oMath>
+      <w:r>
+        <w:t xml:space="preserve"> </w:t>
+      </w:r>
+      <w:r>
+        <w:t xml:space="preserve">and</w:t>
+      </w:r>
+      <w:r>
+        <w:t xml:space="preserve"> </w:t>
+      </w:r>
+      <m:oMath>
+        <m:acc>
+          <m:accPr>
+            <m:chr m:val="̂"/>
+          </m:accPr>
+          <m:e>
+            <m:r>
+              <m:t>β</m:t>
+            </m:r>
+          </m:e>
+        </m:acc>
+      </m:oMath>
+      <w:r>
+        <w:t xml:space="preserve">.</w:t>
+      </w:r>
+    </w:p>
+    <w:p>
+      <w:pPr>
+        <w:pStyle w:val="BodyText"/>
+      </w:pPr>
+      <w:r>
+        <w:t xml:space="preserve">You can see that the regression line which uses the least squares estimates fits the data the closest.</w:t>
+      </w:r>
+    </w:p>
+    <w:bookmarkEnd w:id="55"/>
+    <w:bookmarkStart w:id="70" w:name="Xe4a508018e2c1fcc2460a48a3b158da4831fd5f"/>
+    <w:p>
+      <w:pPr>
+        <w:pStyle w:val="Heading3"/>
+      </w:pPr>
+      <w:r>
+        <w:t xml:space="preserve">Finding estimates of the regression parameters</w:t>
+      </w:r>
+    </w:p>
+    <w:p>
+      <w:pPr>
+        <w:pStyle w:val="FirstParagraph"/>
+      </w:pPr>
+      <w:r>
+        <w:t xml:space="preserve">Example 2 gave values for the estimates of the regression parameters. So, how can you find estimates for the regression parameters? To do this, you could use the following steps:</w:t>
+      </w:r>
+    </w:p>
+    <w:bookmarkStart w:id="56" w:name="step-1-find-the-sample-means"/>
+    <w:p>
+      <w:pPr>
+        <w:pStyle w:val="Heading4"/>
+      </w:pPr>
+      <w:r>
+        <w:t xml:space="preserve">Step 1: find the sample means</w:t>
+      </w:r>
+    </w:p>
+    <w:p>
+      <w:pPr>
+        <w:pStyle w:val="FirstParagraph"/>
+      </w:pPr>
+      <w:r>
+        <w:t xml:space="preserve">Find the</w:t>
+      </w:r>
+      <w:r>
+        <w:t xml:space="preserve"> </w:t>
+      </w:r>
+      <w:r>
+        <w:rPr>
+          <w:b/>
+          <w:bCs/>
+        </w:rPr>
+        <w:t xml:space="preserve">sample means</w:t>
+      </w:r>
+      <w:r>
+        <w:t xml:space="preserve"> </w:t>
+      </w:r>
+      <m:oMath>
+        <m:acc>
+          <m:accPr>
+            <m:chr m:val="‾"/>
+          </m:accPr>
+          <m:e>
+            <m:r>
+              <m:t>x</m:t>
+            </m:r>
+          </m:e>
+        </m:acc>
+      </m:oMath>
+      <w:r>
+        <w:t xml:space="preserve"> </w:t>
+      </w:r>
+      <w:r>
+        <w:t xml:space="preserve">and</w:t>
+      </w:r>
+      <w:r>
+        <w:t xml:space="preserve"> </w:t>
+      </w:r>
+      <m:oMath>
+        <m:acc>
+          <m:accPr>
+            <m:chr m:val="‾"/>
+          </m:accPr>
+          <m:e>
+            <m:r>
+              <m:t>y</m:t>
+            </m:r>
+          </m:e>
+        </m:acc>
+      </m:oMath>
+      <w:r>
+        <w:t xml:space="preserve"> </w:t>
+      </w:r>
+      <w:r>
+        <w:t xml:space="preserve">are the</w:t>
+      </w:r>
+      <w:r>
+        <w:t xml:space="preserve"> </w:t>
+      </w:r>
+      <w:r>
+        <w:rPr>
+          <w:b/>
+          <w:bCs/>
+        </w:rPr>
+        <w:t xml:space="preserve">sample means</w:t>
+      </w:r>
+      <w:r>
+        <w:t xml:space="preserve"> </w:t>
+      </w:r>
+      <w:r>
+        <w:t xml:space="preserve">of</w:t>
+      </w:r>
+      <w:r>
+        <w:t xml:space="preserve"> </w:t>
+      </w:r>
+      <m:oMath>
+        <m:r>
+          <m:t>x</m:t>
+        </m:r>
+      </m:oMath>
+      <w:r>
+        <w:t xml:space="preserve"> </w:t>
+      </w:r>
+      <w:r>
+        <w:t xml:space="preserve">and</w:t>
+      </w:r>
+      <w:r>
+        <w:t xml:space="preserve"> </w:t>
+      </w:r>
+      <m:oMath>
+        <m:r>
+          <m:t>y</m:t>
+        </m:r>
+      </m:oMath>
+      <w:r>
+        <w:t xml:space="preserve">.</w:t>
+      </w:r>
+    </w:p>
+    <w:bookmarkEnd w:id="56"/>
+    <w:bookmarkStart w:id="58" w:name="X079e5989a47546f8941ba35c7846191f3c876ce"/>
+    <w:p>
+      <w:pPr>
+        <w:pStyle w:val="Heading4"/>
+      </w:pPr>
+      <w:r>
+        <w:t xml:space="preserve">Step 2: find the sums of squared differences</w:t>
+      </w:r>
+    </w:p>
+    <w:p>
+      <w:pPr>
+        <w:pStyle w:val="FirstParagraph"/>
+      </w:pPr>
+      <w:r>
+        <w:t xml:space="preserve">The sum of the squared differences between each observation</w:t>
+      </w:r>
+      <w:r>
+        <w:t xml:space="preserve"> </w:t>
+      </w:r>
+      <m:oMath>
+        <m:sSub>
+          <m:e>
+            <m:r>
+              <m:t>x</m:t>
+            </m:r>
+          </m:e>
+          <m:sub>
+            <m:r>
+              <m:t>i</m:t>
+            </m:r>
+          </m:sub>
+        </m:sSub>
+      </m:oMath>
+      <w:r>
+        <w:t xml:space="preserve"> </w:t>
+      </w:r>
+      <w:r>
+        <w:t xml:space="preserve">and the sample mean</w:t>
+      </w:r>
+      <w:r>
+        <w:t xml:space="preserve"> </w:t>
+      </w:r>
+      <m:oMath>
+        <m:acc>
+          <m:accPr>
+            <m:chr m:val="‾"/>
+          </m:accPr>
+          <m:e>
+            <m:r>
+              <m:t>x</m:t>
+            </m:r>
+          </m:e>
+        </m:acc>
+      </m:oMath>
+      <w:r>
+        <w:t xml:space="preserve"> </w:t>
+      </w:r>
+      <w:r>
+        <w:t xml:space="preserve">is given by:</w:t>
+      </w:r>
+    </w:p>
+    <w:p>
+      <w:pPr>
+        <w:pStyle w:val="BodyText"/>
+      </w:pPr>
+      <m:oMathPara>
+        <m:oMathParaPr>
+          <m:jc m:val="center"/>
+        </m:oMathParaPr>
+        <m:oMath>
+          <m:r>
+            <m:t>S</m:t>
+          </m:r>
+          <m:sSub>
+            <m:e>
+              <m:r>
+                <m:t>S</m:t>
+              </m:r>
+            </m:e>
+            <m:sub>
+              <m:r>
+                <m:t>X</m:t>
+              </m:r>
+              <m:r>
+                <m:t>X</m:t>
+              </m:r>
+            </m:sub>
+          </m:sSub>
+          <m:r>
+            <m:rPr>
+              <m:sty m:val="p"/>
+            </m:rPr>
+            <m:t>=</m:t>
+          </m:r>
+          <m:nary>
+            <m:naryPr>
+              <m:chr m:val="∑"/>
+              <m:limLoc m:val="undOvr"/>
+              <m:subHide m:val="off"/>
+              <m:supHide m:val="off"/>
+            </m:naryPr>
+            <m:sub>
+              <m:r>
+                <m:t>i</m:t>
+              </m:r>
+              <m:r>
+                <m:rPr>
+                  <m:sty m:val="p"/>
+                </m:rPr>
+                <m:t>=</m:t>
+              </m:r>
+              <m:r>
+                <m:t>1</m:t>
+              </m:r>
+            </m:sub>
+            <m:sup>
+              <m:r>
+                <m:t>n</m:t>
+              </m:r>
+            </m:sup>
+            <m:e>
+              <m:sSup>
                 <m:e>
+                  <m:d>
+                    <m:dPr>
+                      <m:begChr m:val="("/>
+                      <m:sepChr m:val=""/>
+                      <m:endChr m:val=")"/>
+                      <m:grow/>
+                    </m:dPr>
+                    <m:e>
+                      <m:sSub>
+                        <m:e>
+                          <m:r>
+                            <m:t>x</m:t>
+                          </m:r>
+                        </m:e>
+                        <m:sub>
+                          <m:r>
+                            <m:t>i</m:t>
+                          </m:r>
+                        </m:sub>
+                      </m:sSub>
+                      <m:r>
+                        <m:rPr>
+                          <m:sty m:val="p"/>
+                        </m:rPr>
+                        <m:t>−</m:t>
+                      </m:r>
+                      <m:acc>
+                        <m:accPr>
+                          <m:chr m:val="‾"/>
+                        </m:accPr>
+                        <m:e>
+                          <m:r>
+                            <m:t>x</m:t>
+                          </m:r>
+                        </m:e>
+                      </m:acc>
+                    </m:e>
+                  </m:d>
+                </m:e>
+                <m:sup>
                   <m:r>
-                    <m:t>x</m:t>
+                    <m:t>2</m:t>
                   </m:r>
+                </m:sup>
+              </m:sSup>
+            </m:e>
+          </m:nary>
+        </m:oMath>
+      </m:oMathPara>
+    </w:p>
+    <w:p>
+      <w:pPr>
+        <w:pStyle w:val="FirstParagraph"/>
+      </w:pPr>
+      <w:r>
+        <w:t xml:space="preserve">The sum of the differences between each observation</w:t>
+      </w:r>
+      <w:r>
+        <w:t xml:space="preserve"> </w:t>
+      </w:r>
+      <m:oMath>
+        <m:sSub>
+          <m:e>
+            <m:r>
+              <m:t>x</m:t>
+            </m:r>
+          </m:e>
+          <m:sub>
+            <m:r>
+              <m:t>i</m:t>
+            </m:r>
+          </m:sub>
+        </m:sSub>
+      </m:oMath>
+      <w:r>
+        <w:t xml:space="preserve"> </w:t>
+      </w:r>
+      <w:r>
+        <w:t xml:space="preserve">and the sample mean</w:t>
+      </w:r>
+      <w:r>
+        <w:t xml:space="preserve"> </w:t>
+      </w:r>
+      <m:oMath>
+        <m:acc>
+          <m:accPr>
+            <m:chr m:val="‾"/>
+          </m:accPr>
+          <m:e>
+            <m:r>
+              <m:t>x</m:t>
+            </m:r>
+          </m:e>
+        </m:acc>
+      </m:oMath>
+      <w:r>
+        <w:t xml:space="preserve">, multiplied by the differences between each observation</w:t>
+      </w:r>
+      <w:r>
+        <w:t xml:space="preserve"> </w:t>
+      </w:r>
+      <m:oMath>
+        <m:sSub>
+          <m:e>
+            <m:r>
+              <m:t>y</m:t>
+            </m:r>
+          </m:e>
+          <m:sub>
+            <m:r>
+              <m:t>i</m:t>
+            </m:r>
+          </m:sub>
+        </m:sSub>
+      </m:oMath>
+      <w:r>
+        <w:t xml:space="preserve"> </w:t>
+      </w:r>
+      <w:r>
+        <w:t xml:space="preserve">and the sample mean</w:t>
+      </w:r>
+      <w:r>
+        <w:t xml:space="preserve"> </w:t>
+      </w:r>
+      <m:oMath>
+        <m:acc>
+          <m:accPr>
+            <m:chr m:val="‾"/>
+          </m:accPr>
+          <m:e>
+            <m:r>
+              <m:t>y</m:t>
+            </m:r>
+          </m:e>
+        </m:acc>
+      </m:oMath>
+      <w:r>
+        <w:t xml:space="preserve"> </w:t>
+      </w:r>
+      <w:r>
+        <w:t xml:space="preserve">is described by:</w:t>
+      </w:r>
+    </w:p>
+    <w:p>
+      <w:pPr>
+        <w:pStyle w:val="BodyText"/>
+      </w:pPr>
+      <m:oMathPara>
+        <m:oMathParaPr>
+          <m:jc m:val="center"/>
+        </m:oMathParaPr>
+        <m:oMath>
+          <m:r>
+            <m:t>S</m:t>
+          </m:r>
+          <m:sSub>
+            <m:e>
+              <m:r>
+                <m:t>S</m:t>
+              </m:r>
+            </m:e>
+            <m:sub>
+              <m:r>
+                <m:t>X</m:t>
+              </m:r>
+              <m:r>
+                <m:t>Y</m:t>
+              </m:r>
+            </m:sub>
+          </m:sSub>
+          <m:r>
+            <m:rPr>
+              <m:sty m:val="p"/>
+            </m:rPr>
+            <m:t>=</m:t>
+          </m:r>
+          <m:nary>
+            <m:naryPr>
+              <m:chr m:val="∑"/>
+              <m:limLoc m:val="undOvr"/>
+              <m:subHide m:val="off"/>
+              <m:supHide m:val="off"/>
+            </m:naryPr>
+            <m:sub>
+              <m:r>
+                <m:t>i</m:t>
+              </m:r>
+              <m:r>
+                <m:rPr>
+                  <m:sty m:val="p"/>
+                </m:rPr>
+                <m:t>=</m:t>
+              </m:r>
+              <m:r>
+                <m:t>1</m:t>
+              </m:r>
+            </m:sub>
+            <m:sup>
+              <m:r>
+                <m:t>n</m:t>
+              </m:r>
+            </m:sup>
+            <m:e>
+              <m:d>
+                <m:dPr>
+                  <m:begChr m:val="("/>
+                  <m:sepChr m:val=""/>
+                  <m:endChr m:val=")"/>
+                  <m:grow/>
+                </m:dPr>
+                <m:e>
+                  <m:sSub>
+                    <m:e>
+                      <m:r>
+                        <m:t>x</m:t>
+                      </m:r>
+                    </m:e>
+                    <m:sub>
+                      <m:r>
+                        <m:t>i</m:t>
+                      </m:r>
+                    </m:sub>
+                  </m:sSub>
+                  <m:r>
+                    <m:rPr>
+                      <m:sty m:val="p"/>
+                    </m:rPr>
+                    <m:t>−</m:t>
+                  </m:r>
+                  <m:acc>
+                    <m:accPr>
+                      <m:chr m:val="‾"/>
+                    </m:accPr>
+                    <m:e>
+                      <m:r>
+                        <m:t>x</m:t>
+                      </m:r>
+                    </m:e>
+                  </m:acc>
                 </m:e>
-              </m:acc>
-            </m:oMath>
-            <w:r>
-              <w:t xml:space="preserve"> </w:t>
-            </w:r>
-            <w:r>
-              <w:t xml:space="preserve">is given by:</w:t>
-            </w:r>
-          </w:p>
-          <w:p>
-            <w:pPr>
-              <w:pStyle w:val="BodyText"/>
-            </w:pPr>
-            <m:oMathPara>
-              <m:oMathParaPr>
-                <m:jc m:val="center"/>
-              </m:oMathParaPr>
-              <m:oMath>
-                <m:r>
-                  <m:t>S</m:t>
-                </m:r>
-                <m:sSub>
-                  <m:e>
-                    <m:r>
-                      <m:t>S</m:t>
-                    </m:r>
-                  </m:e>
-                  <m:sub>
-                    <m:r>
-                      <m:t>X</m:t>
-                    </m:r>
-                    <m:r>
-                      <m:t>X</m:t>
-                    </m:r>
-                  </m:sub>
-                </m:sSub>
-                <m:r>
-                  <m:rPr>
-                    <m:sty m:val="p"/>
-                  </m:rPr>
-                  <m:t>=</m:t>
-                </m:r>
-                <m:nary>
-                  <m:naryPr>
-                    <m:chr m:val="∑"/>
-                    <m:limLoc m:val="undOvr"/>
-                    <m:subHide m:val="off"/>
-                    <m:supHide m:val="off"/>
-                  </m:naryPr>
-                  <m:sub>
-                    <m:r>
-                      <m:t>i</m:t>
-                    </m:r>
-                    <m:r>
-                      <m:rPr>
-                        <m:sty m:val="p"/>
-                      </m:rPr>
-                      <m:t>=</m:t>
-                    </m:r>
-                    <m:r>
-                      <m:t>1</m:t>
-                    </m:r>
-                  </m:sub>
-                  <m:sup>
-                    <m:r>
-                      <m:t>n</m:t>
-                    </m:r>
-                  </m:sup>
-                  <m:e>
-                    <m:sSup>
-                      <m:e>
-                        <m:d>
-                          <m:dPr>
-                            <m:begChr m:val="("/>
-                            <m:sepChr m:val=""/>
-                            <m:endChr m:val=")"/>
-                            <m:grow/>
-                          </m:dPr>
-                          <m:e>
-                            <m:sSub>
-                              <m:e>
-                                <m:r>
-                                  <m:t>x</m:t>
-                                </m:r>
-                              </m:e>
-                              <m:sub>
-                                <m:r>
-                                  <m:t>i</m:t>
-                                </m:r>
-                              </m:sub>
-                            </m:sSub>
-                            <m:r>
-                              <m:rPr>
-                                <m:sty m:val="p"/>
-                              </m:rPr>
-                              <m:t>−</m:t>
-                            </m:r>
-                            <m:acc>
-                              <m:accPr>
-                                <m:chr m:val="‾"/>
-                              </m:accPr>
-                              <m:e>
-                                <m:r>
-                                  <m:t>x</m:t>
-                                </m:r>
-                              </m:e>
-                            </m:acc>
-                          </m:e>
-                        </m:d>
-                      </m:e>
-                      <m:sup>
-                        <m:r>
-                          <m:t>2</m:t>
-                        </m:r>
-                      </m:sup>
-                    </m:sSup>
-                  </m:e>
-                </m:nary>
-              </m:oMath>
-            </m:oMathPara>
-          </w:p>
-          <w:p>
-            <w:pPr>
-              <w:pStyle w:val="FirstParagraph"/>
-            </w:pPr>
-            <w:r>
-              <w:t xml:space="preserve">The sum of the differences between each observation</w:t>
-            </w:r>
-            <w:r>
-              <w:t xml:space="preserve"> </w:t>
-            </w:r>
-            <m:oMath>
-              <m:sSub>
-                <m:e>
-                  <m:r>
-                    <m:t>x</m:t>
-                  </m:r>
-                </m:e>
-                <m:sub>
-                  <m:r>
-                    <m:t>i</m:t>
-                  </m:r>
-                </m:sub>
-              </m:sSub>
-            </m:oMath>
-            <w:r>
-              <w:t xml:space="preserve"> </w:t>
-            </w:r>
-            <w:r>
-              <w:t xml:space="preserve">and the sample mean</w:t>
-            </w:r>
-            <w:r>
-              <w:t xml:space="preserve"> </w:t>
-            </w:r>
-            <m:oMath>
-              <m:acc>
-                <m:accPr>
-                  <m:chr m:val="‾"/>
-                </m:accPr>
-                <m:e>
-                  <m:r>
-                    <m:t>x</m:t>
-                  </m:r>
-                </m:e>
-              </m:acc>
-            </m:oMath>
-            <w:r>
-              <w:t xml:space="preserve">, multiplied by the differences between each observation</w:t>
-            </w:r>
-            <w:r>
-              <w:t xml:space="preserve"> </w:t>
-            </w:r>
-            <m:oMath>
+              </m:d>
+            </m:e>
+          </m:nary>
+          <m:d>
+            <m:dPr>
+              <m:begChr m:val="("/>
+              <m:sepChr m:val=""/>
+              <m:endChr m:val=")"/>
+              <m:grow/>
+            </m:dPr>
+            <m:e>
               <m:sSub>
                 <m:e>
                   <m:r>
@@ -4064,17 +4930,12 @@
                   </m:r>
                 </m:sub>
               </m:sSub>
-            </m:oMath>
-            <w:r>
-              <w:t xml:space="preserve"> </w:t>
-            </w:r>
-            <w:r>
-              <w:t xml:space="preserve">and the sample mean</w:t>
-            </w:r>
-            <w:r>
-              <w:t xml:space="preserve"> </w:t>
-            </w:r>
-            <m:oMath>
+              <m:r>
+                <m:rPr>
+                  <m:sty m:val="p"/>
+                </m:rPr>
+                <m:t>−</m:t>
+              </m:r>
               <m:acc>
                 <m:accPr>
                   <m:chr m:val="‾"/>
@@ -4085,250 +4946,65 @@
                   </m:r>
                 </m:e>
               </m:acc>
-            </m:oMath>
-            <w:r>
-              <w:t xml:space="preserve"> </w:t>
-            </w:r>
-            <w:r>
-              <w:t xml:space="preserve">is described by:</w:t>
-            </w:r>
-          </w:p>
-          <w:p>
-            <w:pPr>
-              <w:pStyle w:val="BodyText"/>
-            </w:pPr>
-            <m:oMathPara>
-              <m:oMathParaPr>
-                <m:jc m:val="center"/>
-              </m:oMathParaPr>
-              <m:oMath>
-                <m:r>
-                  <m:t>S</m:t>
-                </m:r>
-                <m:sSub>
-                  <m:e>
-                    <m:r>
-                      <m:t>S</m:t>
-                    </m:r>
-                  </m:e>
-                  <m:sub>
-                    <m:r>
-                      <m:t>X</m:t>
-                    </m:r>
-                    <m:r>
-                      <m:t>Y</m:t>
-                    </m:r>
-                  </m:sub>
-                </m:sSub>
-                <m:r>
-                  <m:rPr>
-                    <m:sty m:val="p"/>
-                  </m:rPr>
-                  <m:t>=</m:t>
-                </m:r>
-                <m:nary>
-                  <m:naryPr>
-                    <m:chr m:val="∑"/>
-                    <m:limLoc m:val="undOvr"/>
-                    <m:subHide m:val="off"/>
-                    <m:supHide m:val="off"/>
-                  </m:naryPr>
-                  <m:sub>
-                    <m:r>
-                      <m:t>i</m:t>
-                    </m:r>
-                    <m:r>
-                      <m:rPr>
-                        <m:sty m:val="p"/>
-                      </m:rPr>
-                      <m:t>=</m:t>
-                    </m:r>
-                    <m:r>
-                      <m:t>1</m:t>
-                    </m:r>
-                  </m:sub>
-                  <m:sup>
-                    <m:r>
-                      <m:t>n</m:t>
-                    </m:r>
-                  </m:sup>
-                  <m:e>
-                    <m:d>
-                      <m:dPr>
-                        <m:begChr m:val="("/>
-                        <m:sepChr m:val=""/>
-                        <m:endChr m:val=")"/>
-                        <m:grow/>
-                      </m:dPr>
-                      <m:e>
-                        <m:sSub>
-                          <m:e>
-                            <m:r>
-                              <m:t>x</m:t>
-                            </m:r>
-                          </m:e>
-                          <m:sub>
-                            <m:r>
-                              <m:t>i</m:t>
-                            </m:r>
-                          </m:sub>
-                        </m:sSub>
-                        <m:r>
-                          <m:rPr>
-                            <m:sty m:val="p"/>
-                          </m:rPr>
-                          <m:t>−</m:t>
-                        </m:r>
-                        <m:acc>
-                          <m:accPr>
-                            <m:chr m:val="‾"/>
-                          </m:accPr>
-                          <m:e>
-                            <m:r>
-                              <m:t>x</m:t>
-                            </m:r>
-                          </m:e>
-                        </m:acc>
-                      </m:e>
-                    </m:d>
-                  </m:e>
-                </m:nary>
-                <m:d>
-                  <m:dPr>
-                    <m:begChr m:val="("/>
-                    <m:sepChr m:val=""/>
-                    <m:endChr m:val=")"/>
-                    <m:grow/>
-                  </m:dPr>
-                  <m:e>
-                    <m:sSub>
-                      <m:e>
-                        <m:r>
-                          <m:t>y</m:t>
-                        </m:r>
-                      </m:e>
-                      <m:sub>
-                        <m:r>
-                          <m:t>i</m:t>
-                        </m:r>
-                      </m:sub>
-                    </m:sSub>
-                    <m:r>
-                      <m:rPr>
-                        <m:sty m:val="p"/>
-                      </m:rPr>
-                      <m:t>−</m:t>
-                    </m:r>
-                    <m:acc>
-                      <m:accPr>
-                        <m:chr m:val="‾"/>
-                      </m:accPr>
-                      <m:e>
-                        <m:r>
-                          <m:t>y</m:t>
-                        </m:r>
-                      </m:e>
-                    </m:acc>
-                  </m:e>
-                </m:d>
-              </m:oMath>
-            </m:oMathPara>
-          </w:p>
-          <w:p>
-            <w:pPr>
-              <w:pStyle w:val="FirstParagraph"/>
-            </w:pPr>
-            <w:pPr>
-              <w:spacing w:after="16"/>
-            </w:pPr>
-            <w:r>
-              <w:t xml:space="preserve">For more detail about these terms, please read</w:t>
-            </w:r>
-            <w:r>
-              <w:t xml:space="preserve"> </w:t>
-            </w:r>
-            <w:hyperlink r:id="rId50">
-              <w:r>
-                <w:rPr>
-                  <w:rStyle w:val="Hyperlink"/>
-                </w:rPr>
-                <w:t xml:space="preserve">Overview: Statistical notation</w:t>
-              </w:r>
-            </w:hyperlink>
-            <w:r>
-              <w:t xml:space="preserve">.</w:t>
-            </w:r>
-          </w:p>
-          <w:p/>
-        </w:tc>
-      </w:tr>
-    </w:tbl>
-    <w:bookmarkEnd w:id="51"/>
-    <w:bookmarkStart w:id="68" w:name="Xe4a508018e2c1fcc2460a48a3b158da4831fd5f"/>
-    <w:p>
-      <w:pPr>
-        <w:pStyle w:val="Heading2"/>
-      </w:pPr>
-      <w:r>
-        <w:t xml:space="preserve">Finding estimates of the regression parameters</w:t>
-      </w:r>
+            </m:e>
+          </m:d>
+        </m:oMath>
+      </m:oMathPara>
     </w:p>
     <w:p>
       <w:pPr>
         <w:pStyle w:val="FirstParagraph"/>
       </w:pPr>
       <w:r>
-        <w:t xml:space="preserve">You can differentiate</w:t>
-      </w:r>
-      <w:r>
-        <w:t xml:space="preserve"> </w:t>
-      </w:r>
-      <m:oMath>
-        <m:r>
-          <m:t>S</m:t>
-        </m:r>
-        <m:d>
-          <m:dPr>
-            <m:begChr m:val="("/>
-            <m:sepChr m:val=""/>
-            <m:endChr m:val=")"/>
-            <m:grow/>
-          </m:dPr>
-          <m:e>
-            <m:r>
-              <m:t>α</m:t>
-            </m:r>
-            <m:r>
-              <m:rPr>
-                <m:sty m:val="p"/>
-              </m:rPr>
-              <m:t>,</m:t>
-            </m:r>
-            <m:r>
-              <m:t>β</m:t>
-            </m:r>
-          </m:e>
-        </m:d>
-      </m:oMath>
-      <w:r>
-        <w:t xml:space="preserve"> </w:t>
-      </w:r>
-      <w:r>
-        <w:t xml:space="preserve">with respect to the parameters</w:t>
-      </w:r>
-      <w:r>
-        <w:t xml:space="preserve"> </w:t>
-      </w:r>
-      <m:oMath>
-        <m:r>
-          <m:t>α</m:t>
-        </m:r>
-      </m:oMath>
-      <w:r>
-        <w:t xml:space="preserve"> </w:t>
-      </w:r>
-      <w:r>
-        <w:t xml:space="preserve">and</w:t>
+        <w:t xml:space="preserve">(For more detail about these terms, please read</w:t>
+      </w:r>
+      <w:r>
+        <w:t xml:space="preserve"> </w:t>
+      </w:r>
+      <w:hyperlink r:id="rId57">
+        <w:r>
+          <w:rPr>
+            <w:rStyle w:val="Hyperlink"/>
+          </w:rPr>
+          <w:t xml:space="preserve">Overview: Statistical notation</w:t>
+        </w:r>
+      </w:hyperlink>
+      <w:r>
+        <w:t xml:space="preserve">.)</w:t>
+      </w:r>
+    </w:p>
+    <w:bookmarkEnd w:id="58"/>
+    <w:bookmarkStart w:id="69" w:name="step-3-find-the-least-squares-estimates"/>
+    <w:p>
+      <w:pPr>
+        <w:pStyle w:val="Heading4"/>
+      </w:pPr>
+      <w:r>
+        <w:t xml:space="preserve">Step 3: find the least squares estimates</w:t>
+      </w:r>
+    </w:p>
+    <w:p>
+      <w:pPr>
+        <w:pStyle w:val="FirstParagraph"/>
+      </w:pPr>
+      <w:r>
+        <w:t xml:space="preserve">The</w:t>
+      </w:r>
+      <w:r>
+        <w:t xml:space="preserve"> </w:t>
+      </w:r>
+      <w:r>
+        <w:rPr>
+          <w:b/>
+          <w:bCs/>
+        </w:rPr>
+        <w:t xml:space="preserve">least squares estimate</w:t>
+      </w:r>
+      <w:r>
+        <w:t xml:space="preserve"> </w:t>
+      </w:r>
+      <w:r>
+        <w:t xml:space="preserve">for the regression parameter</w:t>
       </w:r>
       <w:r>
         <w:t xml:space="preserve"> </w:t>
@@ -4342,73 +5018,7 @@
         <w:t xml:space="preserve"> </w:t>
       </w:r>
       <w:r>
-        <w:t xml:space="preserve">and set these equal to</w:t>
-      </w:r>
-      <w:r>
-        <w:t xml:space="preserve"> </w:t>
-      </w:r>
-      <m:oMath>
-        <m:r>
-          <m:t>0</m:t>
-        </m:r>
-      </m:oMath>
-      <w:r>
-        <w:t xml:space="preserve"> </w:t>
-      </w:r>
-      <w:r>
-        <w:t xml:space="preserve">to find the point at which there is no change in the value of the parameters. These are the estimates for the parameters. For more about derivatives, please read</w:t>
-      </w:r>
-      <w:r>
-        <w:t xml:space="preserve"> </w:t>
-      </w:r>
-      <w:hyperlink r:id="rId52">
-        <w:r>
-          <w:rPr>
-            <w:rStyle w:val="Hyperlink"/>
-          </w:rPr>
-          <w:t xml:space="preserve">Guide: Introduction to differentiation</w:t>
-        </w:r>
-      </w:hyperlink>
-      <w:r>
-        <w:t xml:space="preserve">.</w:t>
-      </w:r>
-    </w:p>
-    <w:p>
-      <w:pPr>
-        <w:pStyle w:val="BodyText"/>
-      </w:pPr>
-      <w:r>
-        <w:t xml:space="preserve">The</w:t>
-      </w:r>
-      <w:r>
-        <w:t xml:space="preserve"> </w:t>
-      </w:r>
-      <w:r>
-        <w:rPr>
-          <w:b/>
-          <w:bCs/>
-        </w:rPr>
-        <w:t xml:space="preserve">least squares estimate</w:t>
-      </w:r>
-      <w:r>
-        <w:t xml:space="preserve"> </w:t>
-      </w:r>
-      <w:r>
-        <w:t xml:space="preserve">for the regression parameter</w:t>
-      </w:r>
-      <w:r>
-        <w:t xml:space="preserve"> </w:t>
-      </w:r>
-      <m:oMath>
-        <m:r>
-          <m:t>β</m:t>
-        </m:r>
-      </m:oMath>
-      <w:r>
-        <w:t xml:space="preserve"> </w:t>
-      </w:r>
-      <w:r>
-        <w:t xml:space="preserve">is defined as:</w:t>
+        <w:t xml:space="preserve">is therefore:</w:t>
       </w:r>
     </w:p>
     <w:p>
@@ -4715,7 +5325,7 @@
         <w:t xml:space="preserve"> </w:t>
       </w:r>
       <w:r>
-        <w:t xml:space="preserve">is defined as:</w:t>
+        <w:t xml:space="preserve">is therefore:</w:t>
       </w:r>
     </w:p>
     <w:p>
@@ -4782,12 +5392,128 @@
         </m:oMath>
       </m:oMathPara>
     </w:p>
+    <w:tbl>
+      <w:tblPr>
+        <w:tblStyle w:val="Table"/>
+        <w:tblLook w:firstRow="0" w:lastRow="0" w:firstColumn="0" w:lastColumn="0" w:noHBand="0" w:noVBand="0" w:val="0000"/>
+        <w:tblBorders>
+          <w:top w:val="single" w:sz="4" w:space="0" w:color="CC1914"/>
+          <w:left w:val="single" w:sz="24" w:space="0" w:color="CC1914"/>
+          <w:bottom w:val="single" w:sz="4" w:space="0" w:color="CC1914"/>
+          <w:right w:val="single" w:sz="4" w:space="0" w:color="CC1914"/>
+        </w:tblBorders>
+        <w:tblCellMar>
+          <w:left w:w="144" w:type="dxa"/>
+          <w:right w:w="144" w:type="dxa"/>
+        </w:tblCellMar>
+        <w:tblLook w:firstRow="0" w:lastRow="0" w:firstColumn="0" w:lastColumn="0" w:noHBand="0" w:noVBand="0" w:val="0000"/>
+      </w:tblPr>
+      <w:tr>
+        <w:trPr>
+          <w:cantSplit/>
+        </w:trPr>
+        <w:tc>
+          <w:tcPr>
+            <w:shd w:color="auto" w:fill="f7dddc" w:val="clear"/>
+            <w:tcMar>
+              <w:top w:w="92" w:type="dxa"/>
+              <w:bottom w:w="92" w:type="dxa"/>
+            </w:tcMar>
+          </w:tcPr>
+          <w:p>
+            <w:pPr>
+              <w:pStyle w:val="FirstParagraph"/>
+            </w:pPr>
+            <w:pPr>
+              <w:spacing w:before="0" w:after="0"/>
+              <w:textAlignment w:val="center"/>
+            </w:pPr>
+            <w:r>
+              <w:drawing>
+                <wp:inline>
+                  <wp:extent cx="152400" cy="152400"/>
+                  <wp:effectExtent b="0" l="0" r="0" t="0"/>
+                  <wp:docPr descr="" title="" id="60" name="Picture"/>
+                  <a:graphic>
+                    <a:graphicData uri="http://schemas.openxmlformats.org/drawingml/2006/picture">
+                      <pic:pic>
+                        <pic:nvPicPr>
+                          <pic:cNvPr descr="/Applications/quarto/share/formats/docx/important.png" id="61" name="Picture"/>
+                          <pic:cNvPicPr>
+                            <a:picLocks noChangeArrowheads="1" noChangeAspect="1"/>
+                          </pic:cNvPicPr>
+                        </pic:nvPicPr>
+                        <pic:blipFill>
+                          <a:blip r:embed="rId59"/>
+                          <a:stretch>
+                            <a:fillRect/>
+                          </a:stretch>
+                        </pic:blipFill>
+                        <pic:spPr bwMode="auto">
+                          <a:xfrm>
+                            <a:off x="0" y="0"/>
+                            <a:ext cx="152400" cy="152400"/>
+                          </a:xfrm>
+                          <a:prstGeom prst="rect">
+                            <a:avLst/>
+                          </a:prstGeom>
+                          <a:noFill/>
+                          <a:ln w="9525">
+                            <a:noFill/>
+                            <a:headEnd/>
+                            <a:tailEnd/>
+                          </a:ln>
+                        </pic:spPr>
+                      </pic:pic>
+                    </a:graphicData>
+                  </a:graphic>
+                </wp:inline>
+              </w:drawing>
+            </w:r>
+            <w:r>
+              <w:t xml:space="preserve"> </w:t>
+            </w:r>
+            <w:r>
+              <w:t xml:space="preserve"> </w:t>
+            </w:r>
+            <w:r>
+              <w:t xml:space="preserve">Important</w:t>
+            </w:r>
+          </w:p>
+        </w:tc>
+      </w:tr>
+      <w:tr>
+        <w:trPr>
+          <w:cantSplit/>
+        </w:trPr>
+        <w:tc>
+          <w:tcPr>
+            <w:tcMar>
+              <w:top w:w="108" w:type="dxa"/>
+              <w:bottom w:w="108" w:type="dxa"/>
+            </w:tcMar>
+          </w:tcPr>
+          <w:p>
+            <w:pPr>
+              <w:pStyle w:val="BodyText"/>
+            </w:pPr>
+            <w:pPr>
+              <w:spacing w:before="16" w:after="16"/>
+            </w:pPr>
+            <w:r>
+              <w:t xml:space="preserve">When working with large sums of squares, you could use programming languages (such as R or Python, or even Microsoft Excel) to save time manually typing each value into a calculator!</w:t>
+            </w:r>
+          </w:p>
+          <w:p/>
+        </w:tc>
+      </w:tr>
+    </w:tbl>
     <w:p>
       <w:pPr>
-        <w:pStyle w:val="FirstParagraph"/>
-      </w:pPr>
-      <w:r>
-        <w:t xml:space="preserve">For proofs of these results, please read [Proof sheet: Deriving estimates for regression parameters].</w:t>
+        <w:pStyle w:val="BodyText"/>
+      </w:pPr>
+      <w:r>
+        <w:t xml:space="preserve"> </w:t>
       </w:r>
     </w:p>
     <w:tbl>
@@ -4831,18 +5557,18 @@
                 <wp:inline>
                   <wp:extent cx="152400" cy="152400"/>
                   <wp:effectExtent b="0" l="0" r="0" t="0"/>
-                  <wp:docPr descr="" title="" id="53" name="Picture"/>
+                  <wp:docPr descr="" title="" id="62" name="Picture"/>
                   <a:graphic>
                     <a:graphicData uri="http://schemas.openxmlformats.org/drawingml/2006/picture">
                       <pic:pic>
                         <pic:nvPicPr>
-                          <pic:cNvPr descr="/Applications/quarto/share/formats/docx/tip.png" id="54" name="Picture"/>
+                          <pic:cNvPr descr="/Applications/quarto/share/formats/docx/tip.png" id="63" name="Picture"/>
                           <pic:cNvPicPr>
                             <a:picLocks noChangeArrowheads="1" noChangeAspect="1"/>
                           </pic:cNvPicPr>
                         </pic:nvPicPr>
                         <pic:blipFill>
-                          <a:blip r:embed="rId28"/>
+                          <a:blip r:embed="rId27"/>
                           <a:stretch>
                             <a:fillRect/>
                           </a:stretch>
@@ -4896,147 +5622,17 @@
               <w:pStyle w:val="BodyText"/>
             </w:pPr>
             <w:pPr>
-              <w:spacing w:before="16" w:after="16"/>
+              <w:spacing w:before="16"/>
             </w:pPr>
             <w:r>
-              <w:t xml:space="preserve">When working with sums, you use programming languages such as R to save time manually typing each value into a calculator!</w:t>
-            </w:r>
-          </w:p>
-          <w:p/>
-        </w:tc>
-      </w:tr>
-    </w:tbl>
-    <w:tbl>
-      <w:tblPr>
-        <w:tblStyle w:val="Table"/>
-        <w:tblInd w:w="164" w:type="dxa"/>
-        <w:tblBorders>
-          <w:left w:val="single" w:sz="24" w:space="0" w:color="0758E5"/>
-        </w:tblBorders>
-        <w:tblCellMar>
-          <w:left w:w="0" w:type="dxa"/>
-          <w:right w:w="0" w:type="dxa"/>
-        </w:tblCellMar>
-        <w:tblLook w:firstRow="0" w:lastRow="0" w:firstColumn="0" w:lastColumn="0" w:noHBand="0" w:noVBand="0" w:val="0000"/>
-      </w:tblPr>
-      <w:tblGrid>
-        <w:gridCol w:w="7920"/>
-      </w:tblGrid>
-      <w:tr>
-        <w:trPr>
-          <w:cantSplit/>
-        </w:trPr>
-        <w:tc>
-          <w:tcPr>
-            <w:tcMar>
-              <w:left w:w="144" w:type="dxa"/>
-              <w:right w:w="144" w:type="dxa"/>
-            </w:tcMar>
-          </w:tcPr>
-          <w:p>
-            <w:pPr>
-              <w:pStyle w:val="BodyText"/>
-            </w:pPr>
-            <w:pPr>
-              <w:spacing w:before="0" w:after="8"/>
-              <w:jc w:val="center"/>
-            </w:pPr>
-            <w:r>
-              <w:drawing>
-                <wp:inline>
-                  <wp:extent cx="152400" cy="152400"/>
-                  <wp:effectExtent b="0" l="0" r="0" t="0"/>
-                  <wp:docPr descr="" title="" id="55" name="Picture"/>
-                  <a:graphic>
-                    <a:graphicData uri="http://schemas.openxmlformats.org/drawingml/2006/picture">
-                      <pic:pic>
-                        <pic:nvPicPr>
-                          <pic:cNvPr descr="/Applications/quarto/share/formats/docx/note.png" id="56" name="Picture"/>
-                          <pic:cNvPicPr>
-                            <a:picLocks noChangeArrowheads="1" noChangeAspect="1"/>
-                          </pic:cNvPicPr>
-                        </pic:nvPicPr>
-                        <pic:blipFill>
-                          <a:blip r:embed="rId22"/>
-                          <a:stretch>
-                            <a:fillRect/>
-                          </a:stretch>
-                        </pic:blipFill>
-                        <pic:spPr bwMode="auto">
-                          <a:xfrm>
-                            <a:off x="0" y="0"/>
-                            <a:ext cx="152400" cy="152400"/>
-                          </a:xfrm>
-                          <a:prstGeom prst="rect">
-                            <a:avLst/>
-                          </a:prstGeom>
-                          <a:noFill/>
-                          <a:ln w="9525">
-                            <a:noFill/>
-                            <a:headEnd/>
-                            <a:tailEnd/>
-                          </a:ln>
-                        </pic:spPr>
-                      </pic:pic>
-                    </a:graphicData>
-                  </a:graphic>
-                </wp:inline>
-              </w:drawing>
-            </w:r>
-          </w:p>
-        </w:tc>
-        <w:tc>
-          <w:p>
-            <w:pPr>
-              <w:pStyle w:val="BodyText"/>
-            </w:pPr>
-            <w:pPr>
-              <w:spacing w:before="16" w:after="64"/>
-            </w:pPr>
-            <w:r>
-              <w:rPr>
-                <w:b/>
-                <w:bCs/>
-              </w:rPr>
-              <w:t xml:space="preserve">Example 2</w:t>
-            </w:r>
-          </w:p>
-          <w:p>
-            <w:pPr>
-              <w:pStyle w:val="BodyText"/>
-            </w:pPr>
-            <w:pPr>
-              <w:spacing w:before="16" w:after="16"/>
-            </w:pPr>
-            <w:r>
-              <w:t xml:space="preserve">The graphs below demonstrate how changing the values of the</w:t>
-            </w:r>
-            <w:r>
-              <w:t xml:space="preserve"> </w:t>
-            </w:r>
-            <w:r>
-              <w:rPr>
-                <w:b/>
-                <w:bCs/>
-              </w:rPr>
-              <w:t xml:space="preserve">regression parameters</w:t>
-            </w:r>
-            <w:r>
-              <w:t xml:space="preserve"> </w:t>
-            </w:r>
-            <w:r>
-              <w:t xml:space="preserve">affects how close the estimated values</w:t>
+              <w:t xml:space="preserve">Another way of doing this method is by using calculus. You can differentiate</w:t>
             </w:r>
             <w:r>
               <w:t xml:space="preserve"> </w:t>
             </w:r>
             <m:oMath>
               <m:r>
-                <m:rPr>
-                  <m:sty m:val="p"/>
-                  <m:scr m:val="double-struck"/>
-                </m:rPr>
-                <m:t>E</m:t>
+                <m:t>S</m:t>
               </m:r>
               <m:d>
                 <m:dPr>
@@ -5046,18 +5642,18 @@
                   <m:grow/>
                 </m:dPr>
                 <m:e>
-                  <m:sSub>
-                    <m:e>
-                      <m:r>
-                        <m:t>Y</m:t>
-                      </m:r>
-                    </m:e>
-                    <m:sub>
-                      <m:r>
-                        <m:t>i</m:t>
-                      </m:r>
-                    </m:sub>
-                  </m:sSub>
+                  <m:r>
+                    <m:t>α</m:t>
+                  </m:r>
+                  <m:r>
+                    <m:rPr>
+                      <m:sty m:val="p"/>
+                    </m:rPr>
+                    <m:t>,</m:t>
+                  </m:r>
+                  <m:r>
+                    <m:t>β</m:t>
+                  </m:r>
                 </m:e>
               </m:d>
             </m:oMath>
@@ -5065,290 +5661,113 @@
               <w:t xml:space="preserve"> </w:t>
             </w:r>
             <w:r>
-              <w:t xml:space="preserve">are to the observed values</w:t>
+              <w:t xml:space="preserve">with respect to the parameters</w:t>
             </w:r>
             <w:r>
               <w:t xml:space="preserve"> </w:t>
             </w:r>
             <m:oMath>
-              <m:sSub>
-                <m:e>
-                  <m:r>
-                    <m:t>y</m:t>
-                  </m:r>
-                </m:e>
-                <m:sub>
-                  <m:r>
-                    <m:t>i</m:t>
-                  </m:r>
-                </m:sub>
-              </m:sSub>
+              <m:r>
+                <m:t>α</m:t>
+              </m:r>
             </m:oMath>
             <w:r>
-              <w:t xml:space="preserve">. You can see that the residuals are the vertical differences between the observed and expected values.</w:t>
+              <w:t xml:space="preserve"> </w:t>
+            </w:r>
+            <w:r>
+              <w:t xml:space="preserve">and</w:t>
+            </w:r>
+            <w:r>
+              <w:t xml:space="preserve"> </w:t>
+            </w:r>
+            <m:oMath>
+              <m:r>
+                <m:t>β</m:t>
+              </m:r>
+            </m:oMath>
+            <w:r>
+              <w:t xml:space="preserve"> </w:t>
+            </w:r>
+            <w:r>
+              <w:t xml:space="preserve">and set these equal to</w:t>
+            </w:r>
+            <w:r>
+              <w:t xml:space="preserve"> </w:t>
+            </w:r>
+            <m:oMath>
+              <m:r>
+                <m:t>0</m:t>
+              </m:r>
+            </m:oMath>
+            <w:r>
+              <w:t xml:space="preserve"> </w:t>
+            </w:r>
+            <w:r>
+              <w:t xml:space="preserve">to find the point at which there is no change in the value of the parameters. These are then the estimates for the parameters.</w:t>
             </w:r>
           </w:p>
-        </w:tc>
-      </w:tr>
-    </w:tbl>
-    <w:p>
-      <w:pPr>
-        <w:pStyle w:val="CaptionedFigure"/>
-      </w:pPr>
-      <w:r>
-        <w:drawing>
-          <wp:inline>
-            <wp:extent cx="5943600" cy="4613935"/>
-            <wp:effectExtent b="0" l="0" r="0" t="0"/>
-            <wp:docPr descr="A regression line with parameters \alpha = 2 and \beta=1.5 plotted alongside the regression line with parameters \hat{\alpha} and \hat{\beta}." title="" id="58" name="Picture"/>
-            <a:graphic>
-              <a:graphicData uri="http://schemas.openxmlformats.org/drawingml/2006/picture">
-                <pic:pic>
-                  <pic:nvPicPr>
-                    <pic:cNvPr descr="./FiguresPNG/linearregression-fig6.png" id="59" name="Picture"/>
-                    <pic:cNvPicPr>
-                      <a:picLocks noChangeArrowheads="1" noChangeAspect="1"/>
-                    </pic:cNvPicPr>
-                  </pic:nvPicPr>
-                  <pic:blipFill>
-                    <a:blip r:embed="rId57"/>
-                    <a:stretch>
-                      <a:fillRect/>
-                    </a:stretch>
-                  </pic:blipFill>
-                  <pic:spPr bwMode="auto">
-                    <a:xfrm>
-                      <a:off x="0" y="0"/>
-                      <a:ext cx="5943600" cy="4613935"/>
-                    </a:xfrm>
-                    <a:prstGeom prst="rect">
-                      <a:avLst/>
-                    </a:prstGeom>
-                    <a:noFill/>
-                    <a:ln w="9525">
-                      <a:noFill/>
-                      <a:headEnd/>
-                      <a:tailEnd/>
-                    </a:ln>
-                  </pic:spPr>
-                </pic:pic>
-              </a:graphicData>
-            </a:graphic>
-          </wp:inline>
-        </w:drawing>
-      </w:r>
-    </w:p>
-    <w:p>
-      <w:pPr>
-        <w:pStyle w:val="ImageCaption"/>
-      </w:pPr>
-      <w:r>
-        <w:t xml:space="preserve">A regression line with parameters</w:t>
-      </w:r>
-      <w:r>
-        <w:t xml:space="preserve"> </w:t>
-      </w:r>
-      <m:oMath>
-        <m:r>
-          <m:t>α</m:t>
-        </m:r>
-        <m:r>
-          <m:rPr>
-            <m:sty m:val="p"/>
-          </m:rPr>
-          <m:t>=</m:t>
-        </m:r>
-        <m:r>
-          <m:t>2</m:t>
-        </m:r>
-      </m:oMath>
-      <w:r>
-        <w:t xml:space="preserve"> </w:t>
-      </w:r>
-      <w:r>
-        <w:t xml:space="preserve">and</w:t>
-      </w:r>
-      <w:r>
-        <w:t xml:space="preserve"> </w:t>
-      </w:r>
-      <m:oMath>
-        <m:r>
-          <m:t>β</m:t>
-        </m:r>
-        <m:r>
-          <m:rPr>
-            <m:sty m:val="p"/>
-          </m:rPr>
-          <m:t>=</m:t>
-        </m:r>
-        <m:r>
-          <m:t>1.5</m:t>
-        </m:r>
-      </m:oMath>
-      <w:r>
-        <w:t xml:space="preserve"> </w:t>
-      </w:r>
-      <w:r>
-        <w:t xml:space="preserve">plotted alongside the regression line with parameters</w:t>
-      </w:r>
-      <w:r>
-        <w:t xml:space="preserve"> </w:t>
-      </w:r>
-      <m:oMath>
-        <m:acc>
-          <m:accPr>
-            <m:chr m:val="̂"/>
-          </m:accPr>
-          <m:e>
-            <m:r>
-              <m:t>α</m:t>
-            </m:r>
-          </m:e>
-        </m:acc>
-      </m:oMath>
-      <w:r>
-        <w:t xml:space="preserve"> </w:t>
-      </w:r>
-      <w:r>
-        <w:t xml:space="preserve">and</w:t>
-      </w:r>
-      <w:r>
-        <w:t xml:space="preserve"> </w:t>
-      </w:r>
-      <m:oMath>
-        <m:acc>
-          <m:accPr>
-            <m:chr m:val="̂"/>
-          </m:accPr>
-          <m:e>
-            <m:r>
-              <m:t>β</m:t>
-            </m:r>
-          </m:e>
-        </m:acc>
-      </m:oMath>
-      <w:r>
-        <w:t xml:space="preserve">.</w:t>
-      </w:r>
-    </w:p>
-    <w:p>
-      <w:pPr>
-        <w:pStyle w:val="BodyText"/>
-      </w:pPr>
-      <w:r>
-        <w:t xml:space="preserve">You can see that the regression line which uses the least squares estimates fits the data the closest.</w:t>
-      </w:r>
-    </w:p>
-    <w:tbl>
-      <w:tblPr>
-        <w:tblStyle w:val="Table"/>
-        <w:tblLook w:firstRow="0" w:lastRow="0" w:firstColumn="0" w:lastColumn="0" w:noHBand="0" w:noVBand="0" w:val="0000"/>
-        <w:tblBorders>
-          <w:top w:val="single" w:sz="4" w:space="0" w:color="00A047"/>
-          <w:left w:val="single" w:sz="24" w:space="0" w:color="00A047"/>
-          <w:bottom w:val="single" w:sz="4" w:space="0" w:color="00A047"/>
-          <w:right w:val="single" w:sz="4" w:space="0" w:color="00A047"/>
-        </w:tblBorders>
-        <w:tblCellMar>
-          <w:left w:w="144" w:type="dxa"/>
-          <w:right w:w="144" w:type="dxa"/>
-        </w:tblCellMar>
-        <w:tblLook w:firstRow="0" w:lastRow="0" w:firstColumn="0" w:lastColumn="0" w:noHBand="0" w:noVBand="0" w:val="0000"/>
-      </w:tblPr>
-      <w:tr>
-        <w:trPr>
-          <w:cantSplit/>
-        </w:trPr>
-        <w:tc>
-          <w:tcPr>
-            <w:shd w:color="auto" w:fill="ccf1e3" w:val="clear"/>
-            <w:tcMar>
-              <w:top w:w="92" w:type="dxa"/>
-              <w:bottom w:w="92" w:type="dxa"/>
-            </w:tcMar>
-          </w:tcPr>
           <w:p>
             <w:pPr>
               <w:pStyle w:val="BodyText"/>
             </w:pPr>
             <w:pPr>
-              <w:spacing w:before="0" w:after="0"/>
-              <w:textAlignment w:val="center"/>
+              <w:spacing w:after="16"/>
             </w:pPr>
             <w:r>
-              <w:drawing>
-                <wp:inline>
-                  <wp:extent cx="152400" cy="152400"/>
-                  <wp:effectExtent b="0" l="0" r="0" t="0"/>
-                  <wp:docPr descr="" title="" id="60" name="Picture"/>
-                  <a:graphic>
-                    <a:graphicData uri="http://schemas.openxmlformats.org/drawingml/2006/picture">
-                      <pic:pic>
-                        <pic:nvPicPr>
-                          <pic:cNvPr descr="/Applications/quarto/share/formats/docx/tip.png" id="61" name="Picture"/>
-                          <pic:cNvPicPr>
-                            <a:picLocks noChangeArrowheads="1" noChangeAspect="1"/>
-                          </pic:cNvPicPr>
-                        </pic:nvPicPr>
-                        <pic:blipFill>
-                          <a:blip r:embed="rId28"/>
-                          <a:stretch>
-                            <a:fillRect/>
-                          </a:stretch>
-                        </pic:blipFill>
-                        <pic:spPr bwMode="auto">
-                          <a:xfrm>
-                            <a:off x="0" y="0"/>
-                            <a:ext cx="152400" cy="152400"/>
-                          </a:xfrm>
-                          <a:prstGeom prst="rect">
-                            <a:avLst/>
-                          </a:prstGeom>
-                          <a:noFill/>
-                          <a:ln w="9525">
-                            <a:noFill/>
-                            <a:headEnd/>
-                            <a:tailEnd/>
-                          </a:ln>
-                        </pic:spPr>
-                      </pic:pic>
-                    </a:graphicData>
-                  </a:graphic>
-                </wp:inline>
-              </w:drawing>
-            </w:r>
-            <w:r>
-              <w:t xml:space="preserve"> </w:t>
-            </w:r>
-            <w:r>
-              <w:t xml:space="preserve"> </w:t>
-            </w:r>
-            <w:r>
-              <w:t xml:space="preserve">Tip</w:t>
-            </w:r>
-          </w:p>
-        </w:tc>
-      </w:tr>
-      <w:tr>
-        <w:trPr>
-          <w:cantSplit/>
-        </w:trPr>
-        <w:tc>
-          <w:tcPr>
-            <w:tcMar>
-              <w:top w:w="108" w:type="dxa"/>
-              <w:bottom w:w="108" w:type="dxa"/>
-            </w:tcMar>
-          </w:tcPr>
-          <w:p>
-            <w:pPr>
-              <w:pStyle w:val="BodyText"/>
-            </w:pPr>
-            <w:pPr>
-              <w:spacing w:before="16" w:after="16"/>
-            </w:pPr>
-            <w:r>
-              <w:t xml:space="preserve">When working with sums, you use programming languages such as R to save time manually typing each value into a calculator.</w:t>
+              <w:t xml:space="preserve">For more about partial derivatives, please read</w:t>
+            </w:r>
+            <w:r>
+              <w:t xml:space="preserve"> </w:t>
+            </w:r>
+            <w:hyperlink r:id="rId64">
+              <w:r>
+                <w:rPr>
+                  <w:rStyle w:val="Hyperlink"/>
+                </w:rPr>
+                <w:t xml:space="preserve">Guide: Introduction to partial differentiation</w:t>
+              </w:r>
+            </w:hyperlink>
+            <w:r>
+              <w:t xml:space="preserve">. For a proof that these really are the values of</w:t>
+            </w:r>
+            <w:r>
+              <w:t xml:space="preserve"> </w:t>
+            </w:r>
+            <m:oMath>
+              <m:acc>
+                <m:accPr>
+                  <m:chr m:val="̂"/>
+                </m:accPr>
+                <m:e>
+                  <m:r>
+                    <m:t>α</m:t>
+                  </m:r>
+                </m:e>
+              </m:acc>
+            </m:oMath>
+            <w:r>
+              <w:t xml:space="preserve"> </w:t>
+            </w:r>
+            <w:r>
+              <w:t xml:space="preserve">and</w:t>
+            </w:r>
+            <w:r>
+              <w:t xml:space="preserve"> </w:t>
+            </w:r>
+            <m:oMath>
+              <m:acc>
+                <m:accPr>
+                  <m:chr m:val="̂"/>
+                </m:accPr>
+                <m:e>
+                  <m:r>
+                    <m:t>β</m:t>
+                  </m:r>
+                </m:e>
+              </m:acc>
+            </m:oMath>
+            <w:r>
+              <w:t xml:space="preserve">, please see [Proof: Simple linear regression].</w:t>
             </w:r>
           </w:p>
           <w:p/>
@@ -5360,7 +5779,7 @@
         <w:pStyle w:val="BodyText"/>
       </w:pPr>
       <w:r>
-        <w:t xml:space="preserve"> </w:t>
+        <w:t xml:space="preserve">Now, here’s how to use least squares to best fit the ice-cream data from Cantor’s Confectionery.</w:t>
       </w:r>
     </w:p>
     <w:tbl>
@@ -5403,12 +5822,12 @@
                 <wp:inline>
                   <wp:extent cx="152400" cy="152400"/>
                   <wp:effectExtent b="0" l="0" r="0" t="0"/>
-                  <wp:docPr descr="" title="" id="62" name="Picture"/>
+                  <wp:docPr descr="" title="" id="65" name="Picture"/>
                   <a:graphic>
                     <a:graphicData uri="http://schemas.openxmlformats.org/drawingml/2006/picture">
                       <pic:pic>
                         <pic:nvPicPr>
-                          <pic:cNvPr descr="/Applications/quarto/share/formats/docx/note.png" id="63" name="Picture"/>
+                          <pic:cNvPr descr="/Applications/quarto/share/formats/docx/note.png" id="66" name="Picture"/>
                           <pic:cNvPicPr>
                             <a:picLocks noChangeArrowheads="1" noChangeAspect="1"/>
                           </pic:cNvPicPr>
@@ -5907,7 +6326,7 @@
               <w:pStyle w:val="BodyText"/>
             </w:pPr>
             <w:r>
-              <w:t xml:space="preserve">You defined temperature as</w:t>
+              <w:t xml:space="preserve">You defined temperature as the explanatory variable</w:t>
             </w:r>
             <w:r>
               <w:t xml:space="preserve"> </w:t>
@@ -5921,36 +6340,18 @@
               <w:t xml:space="preserve"> </w:t>
             </w:r>
             <w:r>
-              <w:t xml:space="preserve">and the number of ice cream sales as</w:t>
+              <w:t xml:space="preserve">and the number of ice cream sales as the response variable</w:t>
             </w:r>
             <w:r>
               <w:t xml:space="preserve"> </w:t>
             </w:r>
             <m:oMath>
               <m:r>
-                <m:t>y</m:t>
+                <m:t>Y</m:t>
               </m:r>
             </m:oMath>
             <w:r>
-              <w:t xml:space="preserve">.</w:t>
-            </w:r>
-          </w:p>
-          <w:p>
-            <w:pPr>
-              <w:pStyle w:val="BodyText"/>
-            </w:pPr>
-            <w:r>
-              <w:t xml:space="preserve">You saw how changing the values of the</w:t>
-            </w:r>
-            <w:r>
-              <w:t xml:space="preserve"> </w:t>
-            </w:r>
-            <w:r>
-              <w:rPr>
-                <w:b/>
-                <w:bCs/>
-              </w:rPr>
-              <w:t xml:space="preserve">regression parameters</w:t>
+              <w:t xml:space="preserve">. You also saw how changing the values of the regression parameters</w:t>
             </w:r>
             <w:r>
               <w:t xml:space="preserve"> </w:t>
@@ -5978,17 +6379,7 @@
               <w:t xml:space="preserve"> </w:t>
             </w:r>
             <w:r>
-              <w:t xml:space="preserve">affected how closely the</w:t>
-            </w:r>
-            <w:r>
-              <w:t xml:space="preserve"> </w:t>
-            </w:r>
-            <w:r>
-              <w:rPr>
-                <w:b/>
-                <w:bCs/>
-              </w:rPr>
-              <w:t xml:space="preserve">simple linear regression model</w:t>
+              <w:t xml:space="preserve">affected how closely the simple linear regression model</w:t>
             </w:r>
             <w:r>
               <w:t xml:space="preserve"> </w:t>
@@ -6048,7 +6439,7 @@
               <w:pStyle w:val="BodyText"/>
             </w:pPr>
             <w:r>
-              <w:t xml:space="preserve">Now, you will use</w:t>
+              <w:t xml:space="preserve">Now, let’s use</w:t>
             </w:r>
             <w:r>
               <w:t xml:space="preserve"> </w:t>
@@ -6106,15 +6497,7 @@
               <w:t xml:space="preserve"> </w:t>
             </w:r>
             <w:r>
-              <w:t xml:space="preserve">which best fit the data.</w:t>
-            </w:r>
-          </w:p>
-          <w:p>
-            <w:pPr>
-              <w:pStyle w:val="BodyText"/>
-            </w:pPr>
-            <w:r>
-              <w:t xml:space="preserve">You can see that there are</w:t>
+              <w:t xml:space="preserve">which best fit the data. You can see that there are</w:t>
             </w:r>
             <w:r>
               <w:t xml:space="preserve"> </w:t>
@@ -6137,12 +6520,30 @@
               <w:t xml:space="preserve"> </w:t>
             </w:r>
             <w:r>
-              <w:t xml:space="preserve">entries in the table. You can use the definition of sample means - as seen in</w:t>
-            </w:r>
-            <w:r>
-              <w:t xml:space="preserve"> </w:t>
-            </w:r>
-            <w:hyperlink r:id="rId50">
+              <w:t xml:space="preserve">entries in the table.</w:t>
+            </w:r>
+          </w:p>
+          <w:p>
+            <w:pPr>
+              <w:pStyle w:val="BodyText"/>
+            </w:pPr>
+            <w:r>
+              <w:rPr>
+                <w:b/>
+                <w:bCs/>
+              </w:rPr>
+              <w:t xml:space="preserve">Step 1:</w:t>
+            </w:r>
+            <w:r>
+              <w:t xml:space="preserve"> </w:t>
+            </w:r>
+            <w:r>
+              <w:t xml:space="preserve">You can use the definition of sample means (as seen in</w:t>
+            </w:r>
+            <w:r>
+              <w:t xml:space="preserve"> </w:t>
+            </w:r>
+            <w:hyperlink r:id="rId57">
               <w:r>
                 <w:rPr>
                   <w:rStyle w:val="Hyperlink"/>
@@ -6151,10 +6552,7 @@
               </w:r>
             </w:hyperlink>
             <w:r>
-              <w:t xml:space="preserve"> </w:t>
-            </w:r>
-            <w:r>
-              <w:t xml:space="preserve">- to obtain values of</w:t>
+              <w:t xml:space="preserve">) to obtain values of</w:t>
             </w:r>
             <w:r>
               <w:t xml:space="preserve"> </w:t>
@@ -6193,8 +6591,16 @@
               </m:acc>
             </m:oMath>
             <w:r>
-              <w:t xml:space="preserve">.</w:t>
-            </w:r>
+              <w:t xml:space="preserve">. Here</w:t>
+            </w:r>
+          </w:p>
+          <w:p>
+            <w:pPr>
+              <w:pStyle w:val="BodyText"/>
+            </w:pPr>
+            <w:pPr>
+              <w:spacing w:after="16"/>
+            </w:pPr>
           </w:p>
           <w:p>
             <w:pPr>
@@ -6205,313 +6611,452 @@
                 <m:jc m:val="center"/>
               </m:oMathParaPr>
               <m:oMath>
-                <m:acc>
-                  <m:accPr>
-                    <m:chr m:val="‾"/>
-                  </m:accPr>
-                  <m:e>
-                    <m:r>
-                      <m:t>x</m:t>
-                    </m:r>
-                  </m:e>
-                </m:acc>
-                <m:r>
-                  <m:rPr>
-                    <m:sty m:val="p"/>
-                  </m:rPr>
-                  <m:t>=</m:t>
-                </m:r>
-                <m:f>
-                  <m:fPr>
-                    <m:type m:val="bar"/>
-                  </m:fPr>
-                  <m:num>
-                    <m:r>
-                      <m:t>1</m:t>
-                    </m:r>
-                  </m:num>
-                  <m:den>
-                    <m:r>
-                      <m:t>n</m:t>
-                    </m:r>
-                  </m:den>
-                </m:f>
-                <m:nary>
-                  <m:naryPr>
-                    <m:chr m:val="∑"/>
-                    <m:limLoc m:val="undOvr"/>
-                    <m:subHide m:val="off"/>
-                    <m:supHide m:val="off"/>
-                  </m:naryPr>
-                  <m:sub>
-                    <m:r>
-                      <m:t>i</m:t>
-                    </m:r>
-                    <m:r>
-                      <m:rPr>
-                        <m:sty m:val="p"/>
-                      </m:rPr>
-                      <m:t>=</m:t>
-                    </m:r>
-                    <m:r>
-                      <m:t>1</m:t>
-                    </m:r>
-                  </m:sub>
-                  <m:sup>
-                    <m:r>
-                      <m:t>n</m:t>
-                    </m:r>
-                  </m:sup>
-                  <m:e>
-                    <m:sSub>
-                      <m:e>
-                        <m:r>
-                          <m:t>x</m:t>
-                        </m:r>
-                      </m:e>
-                      <m:sub>
-                        <m:r>
-                          <m:t>i</m:t>
-                        </m:r>
-                      </m:sub>
-                    </m:sSub>
-                  </m:e>
-                </m:nary>
-                <m:r>
-                  <m:rPr>
-                    <m:sty m:val="p"/>
-                  </m:rPr>
-                  <m:t>=</m:t>
-                </m:r>
-                <m:f>
-                  <m:fPr>
-                    <m:type m:val="bar"/>
-                  </m:fPr>
-                  <m:num>
-                    <m:r>
-                      <m:t>1</m:t>
-                    </m:r>
-                  </m:num>
-                  <m:den>
-                    <m:r>
-                      <m:t>10</m:t>
-                    </m:r>
-                  </m:den>
-                </m:f>
-                <m:nary>
-                  <m:naryPr>
-                    <m:chr m:val="∑"/>
-                    <m:limLoc m:val="undOvr"/>
-                    <m:subHide m:val="off"/>
-                    <m:supHide m:val="off"/>
-                  </m:naryPr>
-                  <m:sub>
-                    <m:r>
-                      <m:t>i</m:t>
-                    </m:r>
-                    <m:r>
-                      <m:rPr>
-                        <m:sty m:val="p"/>
-                      </m:rPr>
-                      <m:t>=</m:t>
-                    </m:r>
-                    <m:r>
-                      <m:t>1</m:t>
-                    </m:r>
-                  </m:sub>
-                  <m:sup>
-                    <m:r>
-                      <m:t>n</m:t>
-                    </m:r>
-                  </m:sup>
-                  <m:e>
-                    <m:sSub>
-                      <m:e>
-                        <m:r>
-                          <m:t>x</m:t>
-                        </m:r>
-                      </m:e>
-                      <m:sub>
-                        <m:r>
-                          <m:t>i</m:t>
-                        </m:r>
-                      </m:sub>
-                    </m:sSub>
-                  </m:e>
-                </m:nary>
-                <m:r>
-                  <m:rPr>
-                    <m:sty m:val="p"/>
-                  </m:rPr>
-                  <m:t>=</m:t>
-                </m:r>
-                <m:r>
-                  <m:t>23.7</m:t>
-                </m:r>
+                <m:m>
+                  <m:mPr>
+                    <m:baseJc m:val="center"/>
+                    <m:plcHide m:val="on"/>
+                    <m:mcs>
+                      <m:mc>
+                        <m:mcPr>
+                          <m:mcJc m:val="right"/>
+                          <m:count m:val="1"/>
+                        </m:mcPr>
+                      </m:mc>
+                      <m:mc>
+                        <m:mcPr>
+                          <m:mcJc m:val="left"/>
+                          <m:count m:val="1"/>
+                        </m:mcPr>
+                      </m:mc>
+                    </m:mcs>
+                  </m:mPr>
+                  <m:mr>
+                    <m:e>
+                      <m:acc>
+                        <m:accPr>
+                          <m:chr m:val="‾"/>
+                        </m:accPr>
+                        <m:e>
+                          <m:r>
+                            <m:t>x</m:t>
+                          </m:r>
+                        </m:e>
+                      </m:acc>
+                    </m:e>
+                    <m:e>
+                      <m:r>
+                        <m:rPr>
+                          <m:sty m:val="p"/>
+                        </m:rPr>
+                        <m:t>=</m:t>
+                      </m:r>
+                      <m:f>
+                        <m:fPr>
+                          <m:type m:val="bar"/>
+                        </m:fPr>
+                        <m:num>
+                          <m:r>
+                            <m:t>1</m:t>
+                          </m:r>
+                        </m:num>
+                        <m:den>
+                          <m:r>
+                            <m:t>n</m:t>
+                          </m:r>
+                        </m:den>
+                      </m:f>
+                      <m:nary>
+                        <m:naryPr>
+                          <m:chr m:val="∑"/>
+                          <m:limLoc m:val="undOvr"/>
+                          <m:subHide m:val="off"/>
+                          <m:supHide m:val="off"/>
+                        </m:naryPr>
+                        <m:sub>
+                          <m:r>
+                            <m:t>i</m:t>
+                          </m:r>
+                          <m:r>
+                            <m:rPr>
+                              <m:sty m:val="p"/>
+                            </m:rPr>
+                            <m:t>=</m:t>
+                          </m:r>
+                          <m:r>
+                            <m:t>1</m:t>
+                          </m:r>
+                        </m:sub>
+                        <m:sup>
+                          <m:r>
+                            <m:t>n</m:t>
+                          </m:r>
+                        </m:sup>
+                        <m:e>
+                          <m:sSub>
+                            <m:e>
+                              <m:r>
+                                <m:t>x</m:t>
+                              </m:r>
+                            </m:e>
+                            <m:sub>
+                              <m:r>
+                                <m:t>i</m:t>
+                              </m:r>
+                            </m:sub>
+                          </m:sSub>
+                        </m:e>
+                      </m:nary>
+                      <m:r>
+                        <m:rPr>
+                          <m:sty m:val="p"/>
+                        </m:rPr>
+                        <m:t>=</m:t>
+                      </m:r>
+                      <m:f>
+                        <m:fPr>
+                          <m:type m:val="bar"/>
+                        </m:fPr>
+                        <m:num>
+                          <m:r>
+                            <m:t>1</m:t>
+                          </m:r>
+                        </m:num>
+                        <m:den>
+                          <m:r>
+                            <m:t>10</m:t>
+                          </m:r>
+                        </m:den>
+                      </m:f>
+                      <m:nary>
+                        <m:naryPr>
+                          <m:chr m:val="∑"/>
+                          <m:limLoc m:val="undOvr"/>
+                          <m:subHide m:val="off"/>
+                          <m:supHide m:val="off"/>
+                        </m:naryPr>
+                        <m:sub>
+                          <m:r>
+                            <m:t>i</m:t>
+                          </m:r>
+                          <m:r>
+                            <m:rPr>
+                              <m:sty m:val="p"/>
+                            </m:rPr>
+                            <m:t>=</m:t>
+                          </m:r>
+                          <m:r>
+                            <m:t>1</m:t>
+                          </m:r>
+                        </m:sub>
+                        <m:sup>
+                          <m:r>
+                            <m:t>10</m:t>
+                          </m:r>
+                        </m:sup>
+                        <m:e>
+                          <m:sSub>
+                            <m:e>
+                              <m:r>
+                                <m:t>x</m:t>
+                              </m:r>
+                            </m:e>
+                            <m:sub>
+                              <m:r>
+                                <m:t>i</m:t>
+                              </m:r>
+                            </m:sub>
+                          </m:sSub>
+                        </m:e>
+                      </m:nary>
+                      <m:r>
+                        <m:rPr>
+                          <m:sty m:val="p"/>
+                        </m:rPr>
+                        <m:t>=</m:t>
+                      </m:r>
+                      <m:r>
+                        <m:t>23.7</m:t>
+                      </m:r>
+                    </m:e>
+                  </m:mr>
+                  <m:mr>
+                    <m:e>
+                      <m:acc>
+                        <m:accPr>
+                          <m:chr m:val="‾"/>
+                        </m:accPr>
+                        <m:e>
+                          <m:r>
+                            <m:t>y</m:t>
+                          </m:r>
+                        </m:e>
+                      </m:acc>
+                    </m:e>
+                    <m:e>
+                      <m:r>
+                        <m:rPr>
+                          <m:sty m:val="p"/>
+                        </m:rPr>
+                        <m:t>=</m:t>
+                      </m:r>
+                      <m:f>
+                        <m:fPr>
+                          <m:type m:val="bar"/>
+                        </m:fPr>
+                        <m:num>
+                          <m:r>
+                            <m:t>1</m:t>
+                          </m:r>
+                        </m:num>
+                        <m:den>
+                          <m:r>
+                            <m:t>n</m:t>
+                          </m:r>
+                        </m:den>
+                      </m:f>
+                      <m:nary>
+                        <m:naryPr>
+                          <m:chr m:val="∑"/>
+                          <m:limLoc m:val="undOvr"/>
+                          <m:subHide m:val="off"/>
+                          <m:supHide m:val="off"/>
+                        </m:naryPr>
+                        <m:sub>
+                          <m:r>
+                            <m:t>i</m:t>
+                          </m:r>
+                          <m:r>
+                            <m:rPr>
+                              <m:sty m:val="p"/>
+                            </m:rPr>
+                            <m:t>=</m:t>
+                          </m:r>
+                          <m:r>
+                            <m:t>1</m:t>
+                          </m:r>
+                        </m:sub>
+                        <m:sup>
+                          <m:r>
+                            <m:t>n</m:t>
+                          </m:r>
+                        </m:sup>
+                        <m:e>
+                          <m:sSub>
+                            <m:e>
+                              <m:r>
+                                <m:t>y</m:t>
+                              </m:r>
+                            </m:e>
+                            <m:sub>
+                              <m:r>
+                                <m:t>i</m:t>
+                              </m:r>
+                            </m:sub>
+                          </m:sSub>
+                        </m:e>
+                      </m:nary>
+                      <m:r>
+                        <m:rPr>
+                          <m:sty m:val="p"/>
+                        </m:rPr>
+                        <m:t>=</m:t>
+                      </m:r>
+                      <m:f>
+                        <m:fPr>
+                          <m:type m:val="bar"/>
+                        </m:fPr>
+                        <m:num>
+                          <m:r>
+                            <m:t>1</m:t>
+                          </m:r>
+                        </m:num>
+                        <m:den>
+                          <m:r>
+                            <m:t>10</m:t>
+                          </m:r>
+                        </m:den>
+                      </m:f>
+                      <m:nary>
+                        <m:naryPr>
+                          <m:chr m:val="∑"/>
+                          <m:limLoc m:val="undOvr"/>
+                          <m:subHide m:val="off"/>
+                          <m:supHide m:val="off"/>
+                        </m:naryPr>
+                        <m:sub>
+                          <m:r>
+                            <m:t>i</m:t>
+                          </m:r>
+                          <m:r>
+                            <m:rPr>
+                              <m:sty m:val="p"/>
+                            </m:rPr>
+                            <m:t>=</m:t>
+                          </m:r>
+                          <m:r>
+                            <m:t>1</m:t>
+                          </m:r>
+                        </m:sub>
+                        <m:sup>
+                          <m:r>
+                            <m:t>10</m:t>
+                          </m:r>
+                        </m:sup>
+                        <m:e>
+                          <m:sSub>
+                            <m:e>
+                              <m:r>
+                                <m:t>y</m:t>
+                              </m:r>
+                            </m:e>
+                            <m:sub>
+                              <m:r>
+                                <m:t>i</m:t>
+                              </m:r>
+                            </m:sub>
+                          </m:sSub>
+                        </m:e>
+                      </m:nary>
+                      <m:r>
+                        <m:rPr>
+                          <m:sty m:val="p"/>
+                        </m:rPr>
+                        <m:t>=</m:t>
+                      </m:r>
+                      <m:r>
+                        <m:t>240</m:t>
+                      </m:r>
+                    </m:e>
+                  </m:mr>
+                </m:m>
               </m:oMath>
             </m:oMathPara>
           </w:p>
+        </w:tc>
+      </w:tr>
+    </w:tbl>
+    <w:p>
+      <w:pPr>
+        <w:pStyle w:val="FirstParagraph"/>
+      </w:pPr>
+      <w:r>
+        <w:t xml:space="preserve"> </w:t>
+      </w:r>
+    </w:p>
+    <w:tbl>
+      <w:tblPr>
+        <w:tblStyle w:val="Table"/>
+        <w:tblInd w:w="164" w:type="dxa"/>
+        <w:tblBorders>
+          <w:left w:val="single" w:sz="24" w:space="0" w:color="0758E5"/>
+        </w:tblBorders>
+        <w:tblCellMar>
+          <w:left w:w="0" w:type="dxa"/>
+          <w:right w:w="0" w:type="dxa"/>
+        </w:tblCellMar>
+        <w:tblLook w:firstRow="0" w:lastRow="0" w:firstColumn="0" w:lastColumn="0" w:noHBand="0" w:noVBand="0" w:val="0000"/>
+      </w:tblPr>
+      <w:tblGrid>
+        <w:gridCol w:w="7920"/>
+      </w:tblGrid>
+      <w:tr>
+        <w:trPr>
+          <w:cantSplit/>
+        </w:trPr>
+        <w:tc>
+          <w:tcPr>
+            <w:tcMar>
+              <w:left w:w="144" w:type="dxa"/>
+              <w:right w:w="144" w:type="dxa"/>
+            </w:tcMar>
+          </w:tcPr>
           <w:p>
             <w:pPr>
-              <w:pStyle w:val="FirstParagraph"/>
+              <w:pStyle w:val="BodyText"/>
             </w:pPr>
-            <m:oMathPara>
-              <m:oMathParaPr>
-                <m:jc m:val="center"/>
-              </m:oMathParaPr>
-              <m:oMath>
-                <m:acc>
-                  <m:accPr>
-                    <m:chr m:val="‾"/>
-                  </m:accPr>
-                  <m:e>
-                    <m:r>
-                      <m:t>y</m:t>
-                    </m:r>
-                  </m:e>
-                </m:acc>
-                <m:r>
-                  <m:rPr>
-                    <m:sty m:val="p"/>
-                  </m:rPr>
-                  <m:t>=</m:t>
-                </m:r>
-                <m:f>
-                  <m:fPr>
-                    <m:type m:val="bar"/>
-                  </m:fPr>
-                  <m:num>
-                    <m:r>
-                      <m:t>1</m:t>
-                    </m:r>
-                  </m:num>
-                  <m:den>
-                    <m:r>
-                      <m:t>n</m:t>
-                    </m:r>
-                  </m:den>
-                </m:f>
-                <m:nary>
-                  <m:naryPr>
-                    <m:chr m:val="∑"/>
-                    <m:limLoc m:val="undOvr"/>
-                    <m:subHide m:val="off"/>
-                    <m:supHide m:val="off"/>
-                  </m:naryPr>
-                  <m:sub>
-                    <m:r>
-                      <m:t>i</m:t>
-                    </m:r>
-                    <m:r>
-                      <m:rPr>
-                        <m:sty m:val="p"/>
-                      </m:rPr>
-                      <m:t>=</m:t>
-                    </m:r>
-                    <m:r>
-                      <m:t>1</m:t>
-                    </m:r>
-                  </m:sub>
-                  <m:sup>
-                    <m:r>
-                      <m:t>n</m:t>
-                    </m:r>
-                  </m:sup>
-                  <m:e>
-                    <m:sSub>
-                      <m:e>
-                        <m:r>
-                          <m:t>y</m:t>
-                        </m:r>
-                      </m:e>
-                      <m:sub>
-                        <m:r>
-                          <m:t>i</m:t>
-                        </m:r>
-                      </m:sub>
-                    </m:sSub>
-                  </m:e>
-                </m:nary>
-                <m:r>
-                  <m:rPr>
-                    <m:sty m:val="p"/>
-                  </m:rPr>
-                  <m:t>=</m:t>
-                </m:r>
-                <m:f>
-                  <m:fPr>
-                    <m:type m:val="bar"/>
-                  </m:fPr>
-                  <m:num>
-                    <m:r>
-                      <m:t>1</m:t>
-                    </m:r>
-                  </m:num>
-                  <m:den>
-                    <m:r>
-                      <m:t>10</m:t>
-                    </m:r>
-                  </m:den>
-                </m:f>
-                <m:nary>
-                  <m:naryPr>
-                    <m:chr m:val="∑"/>
-                    <m:limLoc m:val="undOvr"/>
-                    <m:subHide m:val="off"/>
-                    <m:supHide m:val="off"/>
-                  </m:naryPr>
-                  <m:sub>
-                    <m:r>
-                      <m:t>i</m:t>
-                    </m:r>
-                    <m:r>
-                      <m:rPr>
-                        <m:sty m:val="p"/>
-                      </m:rPr>
-                      <m:t>=</m:t>
-                    </m:r>
-                    <m:r>
-                      <m:t>1</m:t>
-                    </m:r>
-                  </m:sub>
-                  <m:sup>
-                    <m:r>
-                      <m:t>n</m:t>
-                    </m:r>
-                  </m:sup>
-                  <m:e>
-                    <m:sSub>
-                      <m:e>
-                        <m:r>
-                          <m:t>y</m:t>
-                        </m:r>
-                      </m:e>
-                      <m:sub>
-                        <m:r>
-                          <m:t>i</m:t>
-                        </m:r>
-                      </m:sub>
-                    </m:sSub>
-                  </m:e>
-                </m:nary>
-                <m:r>
-                  <m:rPr>
-                    <m:sty m:val="p"/>
-                  </m:rPr>
-                  <m:t>=</m:t>
-                </m:r>
-                <m:r>
-                  <m:t>240</m:t>
-                </m:r>
-              </m:oMath>
-            </m:oMathPara>
+            <w:pPr>
+              <w:spacing w:before="0" w:after="8"/>
+              <w:jc w:val="center"/>
+            </w:pPr>
+            <w:r>
+              <w:drawing>
+                <wp:inline>
+                  <wp:extent cx="152400" cy="152400"/>
+                  <wp:effectExtent b="0" l="0" r="0" t="0"/>
+                  <wp:docPr descr="" title="" id="67" name="Picture"/>
+                  <a:graphic>
+                    <a:graphicData uri="http://schemas.openxmlformats.org/drawingml/2006/picture">
+                      <pic:pic>
+                        <pic:nvPicPr>
+                          <pic:cNvPr descr="/Applications/quarto/share/formats/docx/note.png" id="68" name="Picture"/>
+                          <pic:cNvPicPr>
+                            <a:picLocks noChangeArrowheads="1" noChangeAspect="1"/>
+                          </pic:cNvPicPr>
+                        </pic:nvPicPr>
+                        <pic:blipFill>
+                          <a:blip r:embed="rId22"/>
+                          <a:stretch>
+                            <a:fillRect/>
+                          </a:stretch>
+                        </pic:blipFill>
+                        <pic:spPr bwMode="auto">
+                          <a:xfrm>
+                            <a:off x="0" y="0"/>
+                            <a:ext cx="152400" cy="152400"/>
+                          </a:xfrm>
+                          <a:prstGeom prst="rect">
+                            <a:avLst/>
+                          </a:prstGeom>
+                          <a:noFill/>
+                          <a:ln w="9525">
+                            <a:noFill/>
+                            <a:headEnd/>
+                            <a:tailEnd/>
+                          </a:ln>
+                        </pic:spPr>
+                      </pic:pic>
+                    </a:graphicData>
+                  </a:graphic>
+                </wp:inline>
+              </w:drawing>
+            </w:r>
+          </w:p>
+        </w:tc>
+        <w:tc>
+          <w:p>
+            <w:pPr>
+              <w:pStyle w:val="BodyText"/>
+            </w:pPr>
+            <w:pPr>
+              <w:spacing w:before="16" w:after="64"/>
+            </w:pPr>
+            <w:r>
+              <w:rPr>
+                <w:b/>
+                <w:bCs/>
+              </w:rPr>
+              <w:t xml:space="preserve">Example 3 (continued)</w:t>
+            </w:r>
           </w:p>
           <w:p>
             <w:pPr>
-              <w:pStyle w:val="FirstParagraph"/>
+              <w:pStyle w:val="BodyText"/>
             </w:pPr>
-            <w:r>
-              <w:t xml:space="preserve">Use these sample means to calculate</w:t>
+            <w:pPr>
+              <w:spacing w:before="16"/>
+            </w:pPr>
+            <w:r>
+              <w:rPr>
+                <w:b/>
+                <w:bCs/>
+              </w:rPr>
+              <w:t xml:space="preserve">Step 2:</w:t>
+            </w:r>
+            <w:r>
+              <w:t xml:space="preserve"> </w:t>
+            </w:r>
+            <w:r>
+              <w:t xml:space="preserve">Now, you can use these sample means to calculate</w:t>
             </w:r>
             <w:r>
               <w:t xml:space="preserve"> </w:t>
@@ -6578,144 +7123,285 @@
                 <m:jc m:val="center"/>
               </m:oMathParaPr>
               <m:oMath>
-                <m:r>
-                  <m:t>S</m:t>
-                </m:r>
-                <m:sSub>
-                  <m:e>
-                    <m:r>
-                      <m:t>S</m:t>
-                    </m:r>
-                  </m:e>
-                  <m:sub>
-                    <m:r>
-                      <m:t>X</m:t>
-                    </m:r>
-                    <m:r>
-                      <m:t>Y</m:t>
-                    </m:r>
-                  </m:sub>
-                </m:sSub>
-                <m:r>
-                  <m:rPr>
-                    <m:sty m:val="p"/>
-                  </m:rPr>
-                  <m:t>=</m:t>
-                </m:r>
-                <m:nary>
-                  <m:naryPr>
-                    <m:chr m:val="∑"/>
-                    <m:limLoc m:val="undOvr"/>
-                    <m:subHide m:val="off"/>
-                    <m:supHide m:val="off"/>
-                  </m:naryPr>
-                  <m:sub>
-                    <m:r>
-                      <m:t>i</m:t>
-                    </m:r>
-                    <m:r>
-                      <m:rPr>
-                        <m:sty m:val="p"/>
-                      </m:rPr>
-                      <m:t>=</m:t>
-                    </m:r>
-                    <m:r>
-                      <m:t>1</m:t>
-                    </m:r>
-                  </m:sub>
-                  <m:sup>
-                    <m:r>
-                      <m:t>n</m:t>
-                    </m:r>
-                  </m:sup>
-                  <m:e>
-                    <m:d>
-                      <m:dPr>
-                        <m:begChr m:val="("/>
-                        <m:sepChr m:val=""/>
-                        <m:endChr m:val=")"/>
-                        <m:grow/>
-                      </m:dPr>
-                      <m:e>
-                        <m:sSub>
-                          <m:e>
-                            <m:r>
-                              <m:t>x</m:t>
-                            </m:r>
-                          </m:e>
-                          <m:sub>
-                            <m:r>
-                              <m:t>i</m:t>
-                            </m:r>
-                          </m:sub>
-                        </m:sSub>
-                        <m:r>
-                          <m:rPr>
-                            <m:sty m:val="p"/>
-                          </m:rPr>
-                          <m:t>−</m:t>
-                        </m:r>
-                        <m:acc>
-                          <m:accPr>
-                            <m:chr m:val="‾"/>
-                          </m:accPr>
-                          <m:e>
-                            <m:r>
-                              <m:t>x</m:t>
-                            </m:r>
-                          </m:e>
-                        </m:acc>
-                      </m:e>
-                    </m:d>
-                  </m:e>
-                </m:nary>
-                <m:d>
-                  <m:dPr>
-                    <m:begChr m:val="("/>
-                    <m:sepChr m:val=""/>
-                    <m:endChr m:val=")"/>
-                    <m:grow/>
-                  </m:dPr>
-                  <m:e>
-                    <m:sSub>
-                      <m:e>
-                        <m:r>
-                          <m:t>y</m:t>
-                        </m:r>
-                      </m:e>
-                      <m:sub>
-                        <m:r>
-                          <m:t>i</m:t>
-                        </m:r>
-                      </m:sub>
-                    </m:sSub>
-                    <m:r>
-                      <m:rPr>
-                        <m:sty m:val="p"/>
-                      </m:rPr>
-                      <m:t>−</m:t>
-                    </m:r>
-                    <m:acc>
-                      <m:accPr>
-                        <m:chr m:val="‾"/>
-                      </m:accPr>
-                      <m:e>
-                        <m:r>
-                          <m:t>y</m:t>
-                        </m:r>
-                      </m:e>
-                    </m:acc>
-                  </m:e>
-                </m:d>
-                <m:r>
-                  <m:rPr>
-                    <m:sty m:val="p"/>
-                  </m:rPr>
-                  <m:t>=</m:t>
-                </m:r>
-                <m:r>
-                  <m:t>2460</m:t>
-                </m:r>
+                <m:m>
+                  <m:mPr>
+                    <m:baseJc m:val="center"/>
+                    <m:plcHide m:val="on"/>
+                    <m:mcs>
+                      <m:mc>
+                        <m:mcPr>
+                          <m:mcJc m:val="right"/>
+                          <m:count m:val="1"/>
+                        </m:mcPr>
+                      </m:mc>
+                      <m:mc>
+                        <m:mcPr>
+                          <m:mcJc m:val="left"/>
+                          <m:count m:val="1"/>
+                        </m:mcPr>
+                      </m:mc>
+                    </m:mcs>
+                  </m:mPr>
+                  <m:mr>
+                    <m:e>
+                      <m:r>
+                        <m:t>S</m:t>
+                      </m:r>
+                      <m:sSub>
+                        <m:e>
+                          <m:r>
+                            <m:t>S</m:t>
+                          </m:r>
+                        </m:e>
+                        <m:sub>
+                          <m:r>
+                            <m:t>X</m:t>
+                          </m:r>
+                          <m:r>
+                            <m:t>Y</m:t>
+                          </m:r>
+                        </m:sub>
+                      </m:sSub>
+                    </m:e>
+                    <m:e>
+                      <m:r>
+                        <m:rPr>
+                          <m:sty m:val="p"/>
+                        </m:rPr>
+                        <m:t>=</m:t>
+                      </m:r>
+                      <m:nary>
+                        <m:naryPr>
+                          <m:chr m:val="∑"/>
+                          <m:limLoc m:val="undOvr"/>
+                          <m:subHide m:val="off"/>
+                          <m:supHide m:val="off"/>
+                        </m:naryPr>
+                        <m:sub>
+                          <m:r>
+                            <m:t>i</m:t>
+                          </m:r>
+                          <m:r>
+                            <m:rPr>
+                              <m:sty m:val="p"/>
+                            </m:rPr>
+                            <m:t>=</m:t>
+                          </m:r>
+                          <m:r>
+                            <m:t>1</m:t>
+                          </m:r>
+                        </m:sub>
+                        <m:sup>
+                          <m:r>
+                            <m:t>10</m:t>
+                          </m:r>
+                        </m:sup>
+                        <m:e>
+                          <m:d>
+                            <m:dPr>
+                              <m:begChr m:val="("/>
+                              <m:sepChr m:val=""/>
+                              <m:endChr m:val=")"/>
+                              <m:grow/>
+                            </m:dPr>
+                            <m:e>
+                              <m:sSub>
+                                <m:e>
+                                  <m:r>
+                                    <m:t>x</m:t>
+                                  </m:r>
+                                </m:e>
+                                <m:sub>
+                                  <m:r>
+                                    <m:t>i</m:t>
+                                  </m:r>
+                                </m:sub>
+                              </m:sSub>
+                              <m:r>
+                                <m:rPr>
+                                  <m:sty m:val="p"/>
+                                </m:rPr>
+                                <m:t>−</m:t>
+                              </m:r>
+                              <m:acc>
+                                <m:accPr>
+                                  <m:chr m:val="‾"/>
+                                </m:accPr>
+                                <m:e>
+                                  <m:r>
+                                    <m:t>x</m:t>
+                                  </m:r>
+                                </m:e>
+                              </m:acc>
+                            </m:e>
+                          </m:d>
+                        </m:e>
+                      </m:nary>
+                      <m:d>
+                        <m:dPr>
+                          <m:begChr m:val="("/>
+                          <m:sepChr m:val=""/>
+                          <m:endChr m:val=")"/>
+                          <m:grow/>
+                        </m:dPr>
+                        <m:e>
+                          <m:sSub>
+                            <m:e>
+                              <m:r>
+                                <m:t>y</m:t>
+                              </m:r>
+                            </m:e>
+                            <m:sub>
+                              <m:r>
+                                <m:t>i</m:t>
+                              </m:r>
+                            </m:sub>
+                          </m:sSub>
+                          <m:r>
+                            <m:rPr>
+                              <m:sty m:val="p"/>
+                            </m:rPr>
+                            <m:t>−</m:t>
+                          </m:r>
+                          <m:acc>
+                            <m:accPr>
+                              <m:chr m:val="‾"/>
+                            </m:accPr>
+                            <m:e>
+                              <m:r>
+                                <m:t>y</m:t>
+                              </m:r>
+                            </m:e>
+                          </m:acc>
+                        </m:e>
+                      </m:d>
+                      <m:r>
+                        <m:rPr>
+                          <m:sty m:val="p"/>
+                        </m:rPr>
+                        <m:t>=</m:t>
+                      </m:r>
+                      <m:r>
+                        <m:t>2460</m:t>
+                      </m:r>
+                    </m:e>
+                  </m:mr>
+                  <m:mr>
+                    <m:e>
+                      <m:r>
+                        <m:t>S</m:t>
+                      </m:r>
+                      <m:sSub>
+                        <m:e>
+                          <m:r>
+                            <m:t>S</m:t>
+                          </m:r>
+                        </m:e>
+                        <m:sub>
+                          <m:r>
+                            <m:t>X</m:t>
+                          </m:r>
+                          <m:r>
+                            <m:t>X</m:t>
+                          </m:r>
+                        </m:sub>
+                      </m:sSub>
+                    </m:e>
+                    <m:e>
+                      <m:r>
+                        <m:rPr>
+                          <m:sty m:val="p"/>
+                        </m:rPr>
+                        <m:t>=</m:t>
+                      </m:r>
+                      <m:nary>
+                        <m:naryPr>
+                          <m:chr m:val="∑"/>
+                          <m:limLoc m:val="undOvr"/>
+                          <m:subHide m:val="off"/>
+                          <m:supHide m:val="off"/>
+                        </m:naryPr>
+                        <m:sub>
+                          <m:r>
+                            <m:t>i</m:t>
+                          </m:r>
+                          <m:r>
+                            <m:rPr>
+                              <m:sty m:val="p"/>
+                            </m:rPr>
+                            <m:t>=</m:t>
+                          </m:r>
+                          <m:r>
+                            <m:t>1</m:t>
+                          </m:r>
+                        </m:sub>
+                        <m:sup>
+                          <m:r>
+                            <m:t>10</m:t>
+                          </m:r>
+                        </m:sup>
+                        <m:e>
+                          <m:sSup>
+                            <m:e>
+                              <m:d>
+                                <m:dPr>
+                                  <m:begChr m:val="("/>
+                                  <m:sepChr m:val=""/>
+                                  <m:endChr m:val=")"/>
+                                  <m:grow/>
+                                </m:dPr>
+                                <m:e>
+                                  <m:sSub>
+                                    <m:e>
+                                      <m:r>
+                                        <m:t>x</m:t>
+                                      </m:r>
+                                    </m:e>
+                                    <m:sub>
+                                      <m:r>
+                                        <m:t>i</m:t>
+                                      </m:r>
+                                    </m:sub>
+                                  </m:sSub>
+                                  <m:r>
+                                    <m:rPr>
+                                      <m:sty m:val="p"/>
+                                    </m:rPr>
+                                    <m:t>−</m:t>
+                                  </m:r>
+                                  <m:acc>
+                                    <m:accPr>
+                                      <m:chr m:val="‾"/>
+                                    </m:accPr>
+                                    <m:e>
+                                      <m:r>
+                                        <m:t>x</m:t>
+                                      </m:r>
+                                    </m:e>
+                                  </m:acc>
+                                </m:e>
+                              </m:d>
+                            </m:e>
+                            <m:sup>
+                              <m:r>
+                                <m:t>2</m:t>
+                              </m:r>
+                            </m:sup>
+                          </m:sSup>
+                        </m:e>
+                      </m:nary>
+                      <m:r>
+                        <m:rPr>
+                          <m:sty m:val="p"/>
+                        </m:rPr>
+                        <m:t>=</m:t>
+                      </m:r>
+                      <m:r>
+                        <m:t>84.1</m:t>
+                      </m:r>
+                    </m:e>
+                  </m:mr>
+                </m:m>
               </m:oMath>
             </m:oMathPara>
           </w:p>
@@ -6723,129 +7409,18 @@
             <w:pPr>
               <w:pStyle w:val="FirstParagraph"/>
             </w:pPr>
-            <m:oMathPara>
-              <m:oMathParaPr>
-                <m:jc m:val="center"/>
-              </m:oMathParaPr>
-              <m:oMath>
-                <m:r>
-                  <m:t>S</m:t>
-                </m:r>
-                <m:sSub>
-                  <m:e>
-                    <m:r>
-                      <m:t>S</m:t>
-                    </m:r>
-                  </m:e>
-                  <m:sub>
-                    <m:r>
-                      <m:t>X</m:t>
-                    </m:r>
-                    <m:r>
-                      <m:t>X</m:t>
-                    </m:r>
-                  </m:sub>
-                </m:sSub>
-                <m:r>
-                  <m:rPr>
-                    <m:sty m:val="p"/>
-                  </m:rPr>
-                  <m:t>=</m:t>
-                </m:r>
-                <m:nary>
-                  <m:naryPr>
-                    <m:chr m:val="∑"/>
-                    <m:limLoc m:val="undOvr"/>
-                    <m:subHide m:val="off"/>
-                    <m:supHide m:val="off"/>
-                  </m:naryPr>
-                  <m:sub>
-                    <m:r>
-                      <m:t>i</m:t>
-                    </m:r>
-                    <m:r>
-                      <m:rPr>
-                        <m:sty m:val="p"/>
-                      </m:rPr>
-                      <m:t>=</m:t>
-                    </m:r>
-                    <m:r>
-                      <m:t>1</m:t>
-                    </m:r>
-                  </m:sub>
-                  <m:sup>
-                    <m:r>
-                      <m:t>n</m:t>
-                    </m:r>
-                  </m:sup>
-                  <m:e>
-                    <m:sSup>
-                      <m:e>
-                        <m:d>
-                          <m:dPr>
-                            <m:begChr m:val="("/>
-                            <m:sepChr m:val=""/>
-                            <m:endChr m:val=")"/>
-                            <m:grow/>
-                          </m:dPr>
-                          <m:e>
-                            <m:sSub>
-                              <m:e>
-                                <m:r>
-                                  <m:t>x</m:t>
-                                </m:r>
-                              </m:e>
-                              <m:sub>
-                                <m:r>
-                                  <m:t>i</m:t>
-                                </m:r>
-                              </m:sub>
-                            </m:sSub>
-                            <m:r>
-                              <m:rPr>
-                                <m:sty m:val="p"/>
-                              </m:rPr>
-                              <m:t>−</m:t>
-                            </m:r>
-                            <m:acc>
-                              <m:accPr>
-                                <m:chr m:val="‾"/>
-                              </m:accPr>
-                              <m:e>
-                                <m:r>
-                                  <m:t>x</m:t>
-                                </m:r>
-                              </m:e>
-                            </m:acc>
-                          </m:e>
-                        </m:d>
-                      </m:e>
-                      <m:sup>
-                        <m:r>
-                          <m:t>2</m:t>
-                        </m:r>
-                      </m:sup>
-                    </m:sSup>
-                  </m:e>
-                </m:nary>
-                <m:r>
-                  <m:rPr>
-                    <m:sty m:val="p"/>
-                  </m:rPr>
-                  <m:t>=</m:t>
-                </m:r>
-                <m:r>
-                  <m:t>84.1</m:t>
-                </m:r>
-              </m:oMath>
-            </m:oMathPara>
-          </w:p>
-          <w:p>
-            <w:pPr>
-              <w:pStyle w:val="FirstParagraph"/>
-            </w:pPr>
-            <w:r>
-              <w:t xml:space="preserve">Using these results, you can find estimates for the regression parameters.</w:t>
+            <w:r>
+              <w:rPr>
+                <w:b/>
+                <w:bCs/>
+              </w:rPr>
+              <w:t xml:space="preserve">Step 3:</w:t>
+            </w:r>
+            <w:r>
+              <w:t xml:space="preserve"> </w:t>
+            </w:r>
+            <w:r>
+              <w:t xml:space="preserve">Finally, using these results, you can find estimates for the regression parameters.</w:t>
             </w:r>
           </w:p>
           <w:p>
@@ -6946,7 +7521,18 @@
                   <m:t>=</m:t>
                 </m:r>
                 <m:r>
-                  <m:t>29.25089</m:t>
+                  <m:t>29.2509</m:t>
+                </m:r>
+                <m:r>
+                  <m:t> </m:t>
+                </m:r>
+                <m:r>
+                  <m:rPr>
+                    <m:nor/>
+                    <m:sty m:val="p"/>
+                    <m:scr m:val="sans-serif"/>
+                  </m:rPr>
+                  <m:t> to 4dp</m:t>
                 </m:r>
               </m:oMath>
             </m:oMathPara>
@@ -6968,112 +7554,421 @@
                 <m:jc m:val="center"/>
               </m:oMathParaPr>
               <m:oMath>
-                <m:acc>
-                  <m:accPr>
-                    <m:chr m:val="̂"/>
-                  </m:accPr>
-                  <m:e>
-                    <m:r>
-                      <m:t>α</m:t>
-                    </m:r>
-                  </m:e>
-                </m:acc>
-                <m:r>
-                  <m:rPr>
-                    <m:sty m:val="p"/>
-                  </m:rPr>
-                  <m:t>=</m:t>
-                </m:r>
-                <m:acc>
-                  <m:accPr>
-                    <m:chr m:val="‾"/>
-                  </m:accPr>
-                  <m:e>
-                    <m:r>
-                      <m:t>y</m:t>
-                    </m:r>
-                  </m:e>
-                </m:acc>
-                <m:r>
-                  <m:rPr>
-                    <m:sty m:val="p"/>
-                  </m:rPr>
-                  <m:t>−</m:t>
-                </m:r>
-                <m:acc>
-                  <m:accPr>
-                    <m:chr m:val="̂"/>
-                  </m:accPr>
-                  <m:e>
-                    <m:r>
-                      <m:t>β</m:t>
-                    </m:r>
-                  </m:e>
-                </m:acc>
-                <m:acc>
-                  <m:accPr>
-                    <m:chr m:val="‾"/>
-                  </m:accPr>
-                  <m:e>
-                    <m:r>
-                      <m:t>x</m:t>
-                    </m:r>
-                  </m:e>
-                </m:acc>
-                <m:r>
-                  <m:rPr>
-                    <m:sty m:val="p"/>
-                  </m:rPr>
-                  <m:t>=</m:t>
-                </m:r>
-                <m:r>
-                  <m:t>240</m:t>
-                </m:r>
-                <m:r>
-                  <m:rPr>
-                    <m:sty m:val="p"/>
-                  </m:rPr>
-                  <m:t>−</m:t>
-                </m:r>
-                <m:r>
-                  <m:t>29.25</m:t>
-                </m:r>
-                <m:r>
-                  <m:rPr>
-                    <m:sty m:val="p"/>
-                  </m:rPr>
-                  <m:t>⋅</m:t>
-                </m:r>
-                <m:r>
-                  <m:t>23.7</m:t>
-                </m:r>
-                <m:r>
-                  <m:rPr>
-                    <m:sty m:val="p"/>
-                  </m:rPr>
-                  <m:t>=</m:t>
-                </m:r>
-                <m:r>
-                  <m:rPr>
-                    <m:sty m:val="p"/>
-                  </m:rPr>
-                  <m:t>−</m:t>
-                </m:r>
-                <m:r>
-                  <m:t>453.2461</m:t>
-                </m:r>
+                <m:m>
+                  <m:mPr>
+                    <m:baseJc m:val="center"/>
+                    <m:plcHide m:val="on"/>
+                    <m:mcs>
+                      <m:mc>
+                        <m:mcPr>
+                          <m:mcJc m:val="right"/>
+                          <m:count m:val="1"/>
+                        </m:mcPr>
+                      </m:mc>
+                      <m:mc>
+                        <m:mcPr>
+                          <m:mcJc m:val="left"/>
+                          <m:count m:val="1"/>
+                        </m:mcPr>
+                      </m:mc>
+                    </m:mcs>
+                  </m:mPr>
+                  <m:mr>
+                    <m:e>
+                      <m:acc>
+                        <m:accPr>
+                          <m:chr m:val="̂"/>
+                        </m:accPr>
+                        <m:e>
+                          <m:r>
+                            <m:t>α</m:t>
+                          </m:r>
+                        </m:e>
+                      </m:acc>
+                    </m:e>
+                    <m:e>
+                      <m:r>
+                        <m:rPr>
+                          <m:sty m:val="p"/>
+                        </m:rPr>
+                        <m:t>=</m:t>
+                      </m:r>
+                      <m:acc>
+                        <m:accPr>
+                          <m:chr m:val="‾"/>
+                        </m:accPr>
+                        <m:e>
+                          <m:r>
+                            <m:t>y</m:t>
+                          </m:r>
+                        </m:e>
+                      </m:acc>
+                      <m:r>
+                        <m:rPr>
+                          <m:sty m:val="p"/>
+                        </m:rPr>
+                        <m:t>−</m:t>
+                      </m:r>
+                      <m:acc>
+                        <m:accPr>
+                          <m:chr m:val="̂"/>
+                        </m:accPr>
+                        <m:e>
+                          <m:r>
+                            <m:t>β</m:t>
+                          </m:r>
+                        </m:e>
+                      </m:acc>
+                      <m:acc>
+                        <m:accPr>
+                          <m:chr m:val="‾"/>
+                        </m:accPr>
+                        <m:e>
+                          <m:r>
+                            <m:t>x</m:t>
+                          </m:r>
+                        </m:e>
+                      </m:acc>
+                    </m:e>
+                  </m:mr>
+                  <m:mr>
+                    <m:e/>
+                    <m:e>
+                      <m:r>
+                        <m:rPr>
+                          <m:sty m:val="p"/>
+                        </m:rPr>
+                        <m:t>=</m:t>
+                      </m:r>
+                      <m:r>
+                        <m:t>240</m:t>
+                      </m:r>
+                      <m:r>
+                        <m:rPr>
+                          <m:sty m:val="p"/>
+                        </m:rPr>
+                        <m:t>−</m:t>
+                      </m:r>
+                      <m:r>
+                        <m:t>29.2509</m:t>
+                      </m:r>
+                      <m:r>
+                        <m:rPr>
+                          <m:sty m:val="p"/>
+                        </m:rPr>
+                        <m:t>⋅</m:t>
+                      </m:r>
+                      <m:r>
+                        <m:t>23.7</m:t>
+                      </m:r>
+                    </m:e>
+                  </m:mr>
+                  <m:mr>
+                    <m:e/>
+                    <m:e>
+                      <m:r>
+                        <m:rPr>
+                          <m:sty m:val="p"/>
+                        </m:rPr>
+                        <m:t>=</m:t>
+                      </m:r>
+                      <m:r>
+                        <m:rPr>
+                          <m:sty m:val="p"/>
+                        </m:rPr>
+                        <m:t>−</m:t>
+                      </m:r>
+                      <m:r>
+                        <m:t>453.2461</m:t>
+                      </m:r>
+                      <m:r>
+                        <m:t> </m:t>
+                      </m:r>
+                      <m:r>
+                        <m:rPr>
+                          <m:nor/>
+                          <m:sty m:val="p"/>
+                          <m:scr m:val="sans-serif"/>
+                        </m:rPr>
+                        <m:t> to 4dp</m:t>
+                      </m:r>
+                    </m:e>
+                  </m:mr>
+                </m:m>
               </m:oMath>
             </m:oMathPara>
           </w:p>
         </w:tc>
       </w:tr>
     </w:tbl>
+    <w:bookmarkEnd w:id="69"/>
+    <w:bookmarkEnd w:id="70"/>
+    <w:bookmarkEnd w:id="71"/>
+    <w:bookmarkStart w:id="85" w:name="where-to-from-here"/>
     <w:p>
       <w:pPr>
+        <w:pStyle w:val="Heading2"/>
+      </w:pPr>
+      <w:r>
+        <w:t xml:space="preserve">Where to from here?</w:t>
+      </w:r>
+    </w:p>
+    <w:p>
+      <w:pPr>
         <w:pStyle w:val="FirstParagraph"/>
       </w:pPr>
       <w:r>
+        <w:t xml:space="preserve">First things first, it was mentioned that you really don’t want to do this method by hand. Luckily, the STARMAST team has provided the following:</w:t>
+      </w:r>
+    </w:p>
+    <w:tbl>
+      <w:tblPr>
+        <w:tblStyle w:val="Table"/>
+        <w:tblLook w:firstRow="0" w:lastRow="0" w:firstColumn="0" w:lastColumn="0" w:noHBand="0" w:noVBand="0" w:val="0000"/>
+        <w:tblBorders>
+          <w:top w:val="single" w:sz="4" w:space="0" w:color="00A047"/>
+          <w:left w:val="single" w:sz="24" w:space="0" w:color="00A047"/>
+          <w:bottom w:val="single" w:sz="4" w:space="0" w:color="00A047"/>
+          <w:right w:val="single" w:sz="4" w:space="0" w:color="00A047"/>
+        </w:tblBorders>
+        <w:tblCellMar>
+          <w:left w:w="144" w:type="dxa"/>
+          <w:right w:w="144" w:type="dxa"/>
+        </w:tblCellMar>
+        <w:tblLook w:firstRow="0" w:lastRow="0" w:firstColumn="0" w:lastColumn="0" w:noHBand="0" w:noVBand="0" w:val="0000"/>
+      </w:tblPr>
+      <w:tr>
+        <w:trPr>
+          <w:cantSplit/>
+        </w:trPr>
+        <w:tc>
+          <w:tcPr>
+            <w:shd w:color="auto" w:fill="ccf1e3" w:val="clear"/>
+            <w:tcMar>
+              <w:top w:w="92" w:type="dxa"/>
+              <w:bottom w:w="92" w:type="dxa"/>
+            </w:tcMar>
+          </w:tcPr>
+          <w:p>
+            <w:pPr>
+              <w:pStyle w:val="BodyText"/>
+            </w:pPr>
+            <w:pPr>
+              <w:spacing w:before="0" w:after="0"/>
+              <w:textAlignment w:val="center"/>
+            </w:pPr>
+            <w:r>
+              <w:drawing>
+                <wp:inline>
+                  <wp:extent cx="152400" cy="152400"/>
+                  <wp:effectExtent b="0" l="0" r="0" t="0"/>
+                  <wp:docPr descr="" title="" id="72" name="Picture"/>
+                  <a:graphic>
+                    <a:graphicData uri="http://schemas.openxmlformats.org/drawingml/2006/picture">
+                      <pic:pic>
+                        <pic:nvPicPr>
+                          <pic:cNvPr descr="/Applications/quarto/share/formats/docx/tip.png" id="73" name="Picture"/>
+                          <pic:cNvPicPr>
+                            <a:picLocks noChangeArrowheads="1" noChangeAspect="1"/>
+                          </pic:cNvPicPr>
+                        </pic:nvPicPr>
+                        <pic:blipFill>
+                          <a:blip r:embed="rId27"/>
+                          <a:stretch>
+                            <a:fillRect/>
+                          </a:stretch>
+                        </pic:blipFill>
+                        <pic:spPr bwMode="auto">
+                          <a:xfrm>
+                            <a:off x="0" y="0"/>
+                            <a:ext cx="152400" cy="152400"/>
+                          </a:xfrm>
+                          <a:prstGeom prst="rect">
+                            <a:avLst/>
+                          </a:prstGeom>
+                          <a:noFill/>
+                          <a:ln w="9525">
+                            <a:noFill/>
+                            <a:headEnd/>
+                            <a:tailEnd/>
+                          </a:ln>
+                        </pic:spPr>
+                      </pic:pic>
+                    </a:graphicData>
+                  </a:graphic>
+                </wp:inline>
+              </w:drawing>
+            </w:r>
+            <w:r>
+              <w:t xml:space="preserve"> </w:t>
+            </w:r>
+            <w:r>
+              <w:t xml:space="preserve"> </w:t>
+            </w:r>
+            <w:r>
+              <w:t xml:space="preserve">Tip</w:t>
+            </w:r>
+          </w:p>
+        </w:tc>
+      </w:tr>
+      <w:tr>
+        <w:trPr>
+          <w:cantSplit/>
+        </w:trPr>
+        <w:tc>
+          <w:tcPr>
+            <w:tcMar>
+              <w:top w:w="108" w:type="dxa"/>
+              <w:bottom w:w="108" w:type="dxa"/>
+            </w:tcMar>
+          </w:tcPr>
+          <w:p>
+            <w:pPr>
+              <w:pStyle w:val="BodyText"/>
+            </w:pPr>
+            <w:pPr>
+              <w:spacing w:before="16" w:after="16"/>
+            </w:pPr>
+            <w:r>
+              <w:t xml:space="preserve">You can use</w:t>
+            </w:r>
+            <w:r>
+              <w:t xml:space="preserve"> </w:t>
+            </w:r>
+            <w:hyperlink r:id="rId74">
+              <w:r>
+                <w:rPr>
+                  <w:rStyle w:val="Hyperlink"/>
+                </w:rPr>
+                <w:t xml:space="preserve">Calculator: Simple linear regression</w:t>
+              </w:r>
+            </w:hyperlink>
+            <w:r>
+              <w:t xml:space="preserve"> </w:t>
+            </w:r>
+            <w:r>
+              <w:t xml:space="preserve">to calculate</w:t>
+            </w:r>
+            <w:r>
+              <w:t xml:space="preserve"> </w:t>
+            </w:r>
+            <m:oMath>
+              <m:acc>
+                <m:accPr>
+                  <m:chr m:val="̂"/>
+                </m:accPr>
+                <m:e>
+                  <m:r>
+                    <m:t>α</m:t>
+                  </m:r>
+                </m:e>
+              </m:acc>
+            </m:oMath>
+            <w:r>
+              <w:t xml:space="preserve"> </w:t>
+            </w:r>
+            <w:r>
+              <w:t xml:space="preserve">and</w:t>
+            </w:r>
+            <w:r>
+              <w:t xml:space="preserve"> </w:t>
+            </w:r>
+            <m:oMath>
+              <m:acc>
+                <m:accPr>
+                  <m:chr m:val="̂"/>
+                </m:accPr>
+                <m:e>
+                  <m:r>
+                    <m:t>β</m:t>
+                  </m:r>
+                </m:e>
+              </m:acc>
+            </m:oMath>
+            <w:r>
+              <w:t xml:space="preserve">.</w:t>
+            </w:r>
+          </w:p>
+          <w:p/>
+        </w:tc>
+      </w:tr>
+    </w:tbl>
+    <w:p>
+      <w:pPr>
+        <w:pStyle w:val="BodyText"/>
+      </w:pPr>
+      <w:r>
+        <w:t xml:space="preserve">Now, what else is there?</w:t>
+      </w:r>
+    </w:p>
+    <w:bookmarkStart w:id="75" w:name="likelihood-estimation"/>
+    <w:p>
+      <w:pPr>
+        <w:pStyle w:val="Heading3"/>
+      </w:pPr>
+      <w:r>
+        <w:t xml:space="preserve">Likelihood estimation</w:t>
+      </w:r>
+    </w:p>
+    <w:p>
+      <w:pPr>
+        <w:pStyle w:val="FirstParagraph"/>
+      </w:pPr>
+      <w:r>
         <w:t xml:space="preserve">As you saw earlier, the observations</w:t>
+      </w:r>
+      <w:r>
+        <w:t xml:space="preserve"> </w:t>
+      </w:r>
+      <m:oMath>
+        <m:sSub>
+          <m:e>
+            <m:r>
+              <m:t>y</m:t>
+            </m:r>
+          </m:e>
+          <m:sub>
+            <m:r>
+              <m:t>1</m:t>
+            </m:r>
+          </m:sub>
+        </m:sSub>
+        <m:r>
+          <m:rPr>
+            <m:sty m:val="p"/>
+          </m:rPr>
+          <m:t>,</m:t>
+        </m:r>
+        <m:r>
+          <m:rPr>
+            <m:sty m:val="p"/>
+          </m:rPr>
+          <m:t>…</m:t>
+        </m:r>
+        <m:r>
+          <m:rPr>
+            <m:sty m:val="p"/>
+          </m:rPr>
+          <m:t>,</m:t>
+        </m:r>
+        <m:sSub>
+          <m:e>
+            <m:r>
+              <m:t>y</m:t>
+            </m:r>
+          </m:e>
+          <m:sub>
+            <m:r>
+              <m:t>n</m:t>
+            </m:r>
+          </m:sub>
+        </m:sSub>
+      </m:oMath>
+      <w:r>
+        <w:t xml:space="preserve"> </w:t>
+      </w:r>
+      <w:r>
+        <w:t xml:space="preserve">are representatives of random variables</w:t>
       </w:r>
       <w:r>
         <w:t xml:space="preserve"> </w:t>
@@ -7101,19 +7996,7 @@
           <m:rPr>
             <m:sty m:val="p"/>
           </m:rPr>
-          <m:t>.</m:t>
-        </m:r>
-        <m:r>
-          <m:rPr>
-            <m:sty m:val="p"/>
-          </m:rPr>
-          <m:t>.</m:t>
-        </m:r>
-        <m:r>
-          <m:rPr>
-            <m:sty m:val="p"/>
-          </m:rPr>
-          <m:t>.</m:t>
+          <m:t>…</m:t>
         </m:r>
         <m:r>
           <m:rPr>
@@ -7138,49 +8021,187 @@
         <w:t xml:space="preserve"> </w:t>
       </w:r>
       <w:r>
-        <w:t xml:space="preserve">are random variables and can therefore be assumed to follow a distribution. Since the observations are functions of the</w:t>
-      </w:r>
-      <w:r>
-        <w:t xml:space="preserve"> </w:t>
-      </w:r>
-      <w:r>
-        <w:rPr>
-          <w:b/>
-          <w:bCs/>
-        </w:rPr>
-        <w:t xml:space="preserve">regression parameters</w:t>
-      </w:r>
-      <w:r>
-        <w:t xml:space="preserve">, the least squares estimates for the regression parameters are also random variables.</w:t>
+        <w:t xml:space="preserve">and these random variables therefore be assumed to follow a probability distribution. Since the observations</w:t>
+      </w:r>
+      <w:r>
+        <w:t xml:space="preserve"> </w:t>
+      </w:r>
+      <m:oMath>
+        <m:sSub>
+          <m:e>
+            <m:r>
+              <m:t>y</m:t>
+            </m:r>
+          </m:e>
+          <m:sub>
+            <m:r>
+              <m:t>1</m:t>
+            </m:r>
+          </m:sub>
+        </m:sSub>
+        <m:r>
+          <m:rPr>
+            <m:sty m:val="p"/>
+          </m:rPr>
+          <m:t>,</m:t>
+        </m:r>
+        <m:r>
+          <m:rPr>
+            <m:sty m:val="p"/>
+          </m:rPr>
+          <m:t>…</m:t>
+        </m:r>
+        <m:r>
+          <m:rPr>
+            <m:sty m:val="p"/>
+          </m:rPr>
+          <m:t>,</m:t>
+        </m:r>
+        <m:sSub>
+          <m:e>
+            <m:r>
+              <m:t>y</m:t>
+            </m:r>
+          </m:e>
+          <m:sub>
+            <m:r>
+              <m:t>n</m:t>
+            </m:r>
+          </m:sub>
+        </m:sSub>
+      </m:oMath>
+      <w:r>
+        <w:t xml:space="preserve"> </w:t>
+      </w:r>
+      <w:r>
+        <w:t xml:space="preserve">are functions of the regression parameters</w:t>
+      </w:r>
+      <w:r>
+        <w:t xml:space="preserve"> </w:t>
+      </w:r>
+      <m:oMath>
+        <m:r>
+          <m:t>α</m:t>
+        </m:r>
+        <m:r>
+          <m:rPr>
+            <m:sty m:val="p"/>
+          </m:rPr>
+          <m:t>,</m:t>
+        </m:r>
+        <m:r>
+          <m:t>β</m:t>
+        </m:r>
+      </m:oMath>
+      <w:r>
+        <w:t xml:space="preserve">, the least squares estimates for the regression parameters</w:t>
+      </w:r>
+      <w:r>
+        <w:t xml:space="preserve"> </w:t>
+      </w:r>
+      <m:oMath>
+        <m:acc>
+          <m:accPr>
+            <m:chr m:val="̂"/>
+          </m:accPr>
+          <m:e>
+            <m:r>
+              <m:t>α</m:t>
+            </m:r>
+          </m:e>
+        </m:acc>
+      </m:oMath>
+      <w:r>
+        <w:t xml:space="preserve"> </w:t>
+      </w:r>
+      <w:r>
+        <w:t xml:space="preserve">and</w:t>
+      </w:r>
+      <w:r>
+        <w:t xml:space="preserve"> </w:t>
+      </w:r>
+      <m:oMath>
+        <m:acc>
+          <m:accPr>
+            <m:chr m:val="̂"/>
+          </m:accPr>
+          <m:e>
+            <m:r>
+              <m:t>β</m:t>
+            </m:r>
+          </m:e>
+        </m:acc>
+      </m:oMath>
+      <w:r>
+        <w:t xml:space="preserve"> </w:t>
+      </w:r>
+      <w:r>
+        <w:t xml:space="preserve">are also random variables. For more information about this, please see [Guide: Maximum likelihood estimation].</w:t>
+      </w:r>
+    </w:p>
+    <w:bookmarkEnd w:id="75"/>
+    <w:bookmarkStart w:id="80" w:name="X84daeab0dc25eca164dcdbc14696c6551f155ca"/>
+    <w:p>
+      <w:pPr>
+        <w:pStyle w:val="Heading3"/>
+      </w:pPr>
+      <w:r>
+        <w:t xml:space="preserve">Probability distributions and confidence intervals</w:t>
       </w:r>
     </w:p>
     <w:p>
       <w:pPr>
-        <w:pStyle w:val="BodyText"/>
-      </w:pPr>
-      <w:r>
-        <w:t xml:space="preserve">For more information about this, please read [Guide: Maximum likelihood estimation].</w:t>
-      </w:r>
-    </w:p>
-    <w:p>
-      <w:pPr>
-        <w:pStyle w:val="BodyText"/>
-      </w:pPr>
-      <w:r>
-        <w:t xml:space="preserve">Therefore, you can assume that the estimates follow a distribution.</w:t>
-      </w:r>
-    </w:p>
-    <w:p>
-      <w:pPr>
-        <w:pStyle w:val="BodyText"/>
-      </w:pPr>
-      <w:r>
-        <w:t xml:space="preserve">For more information about the types of probability distributions which your data could follow, please read</w:t>
-      </w:r>
-      <w:r>
-        <w:t xml:space="preserve"> </w:t>
-      </w:r>
-      <w:hyperlink r:id="rId64">
+        <w:pStyle w:val="FirstParagraph"/>
+      </w:pPr>
+      <w:r>
+        <w:t xml:space="preserve">Since the least squares estimates</w:t>
+      </w:r>
+      <w:r>
+        <w:t xml:space="preserve"> </w:t>
+      </w:r>
+      <m:oMath>
+        <m:acc>
+          <m:accPr>
+            <m:chr m:val="̂"/>
+          </m:accPr>
+          <m:e>
+            <m:r>
+              <m:t>α</m:t>
+            </m:r>
+          </m:e>
+        </m:acc>
+      </m:oMath>
+      <w:r>
+        <w:t xml:space="preserve"> </w:t>
+      </w:r>
+      <w:r>
+        <w:t xml:space="preserve">and</w:t>
+      </w:r>
+      <w:r>
+        <w:t xml:space="preserve"> </w:t>
+      </w:r>
+      <m:oMath>
+        <m:acc>
+          <m:accPr>
+            <m:chr m:val="̂"/>
+          </m:accPr>
+          <m:e>
+            <m:r>
+              <m:t>β</m:t>
+            </m:r>
+          </m:e>
+        </m:acc>
+      </m:oMath>
+      <w:r>
+        <w:t xml:space="preserve"> </w:t>
+      </w:r>
+      <w:r>
+        <w:t xml:space="preserve">are random variables, you can assume that these also follow a probability distribution. For more information about the types of probability distributions which your data could follow, please read</w:t>
+      </w:r>
+      <w:r>
+        <w:t xml:space="preserve"> </w:t>
+      </w:r>
+      <w:hyperlink r:id="rId76">
         <w:r>
           <w:rPr>
             <w:rStyle w:val="Hyperlink"/>
@@ -7233,18 +8254,18 @@
                 <wp:inline>
                   <wp:extent cx="152400" cy="152400"/>
                   <wp:effectExtent b="0" l="0" r="0" t="0"/>
-                  <wp:docPr descr="" title="" id="65" name="Picture"/>
+                  <wp:docPr descr="" title="" id="77" name="Picture"/>
                   <a:graphic>
                     <a:graphicData uri="http://schemas.openxmlformats.org/drawingml/2006/picture">
                       <pic:pic>
                         <pic:nvPicPr>
-                          <pic:cNvPr descr="/Applications/quarto/share/formats/docx/important.png" id="66" name="Picture"/>
+                          <pic:cNvPr descr="/Applications/quarto/share/formats/docx/important.png" id="78" name="Picture"/>
                           <pic:cNvPicPr>
                             <a:picLocks noChangeArrowheads="1" noChangeAspect="1"/>
                           </pic:cNvPicPr>
                         </pic:nvPicPr>
                         <pic:blipFill>
-                          <a:blip r:embed="rId47"/>
+                          <a:blip r:embed="rId59"/>
                           <a:stretch>
                             <a:fillRect/>
                           </a:stretch>
@@ -7313,7 +8334,21 @@
         <w:pStyle w:val="BodyText"/>
       </w:pPr>
       <w:r>
-        <w:t xml:space="preserve">It is useful for your regression parameters to follow probability distributions because it allows you to construct confidence intervals and test hypotheses about them.</w:t>
+        <w:t xml:space="preserve">It is useful for your regression parameters to follow probability distributions because it allows you to construct confidence intervals and test hypotheses about them. Constructing confidence intervals for the regression parameters enables you to construct a plausible range of values, within which it is likely that your estimation lies. This recognizes the uncertainty as to how closely your sample matches the real-life scenario. (On</w:t>
+      </w:r>
+      <w:r>
+        <w:t xml:space="preserve"> </w:t>
+      </w:r>
+      <w:hyperlink r:id="rId74">
+        <w:r>
+          <w:rPr>
+            <w:rStyle w:val="Hyperlink"/>
+          </w:rPr>
+          <w:t xml:space="preserve">Calculator: Simple linear regression</w:t>
+        </w:r>
+      </w:hyperlink>
+      <w:r>
+        <w:t xml:space="preserve">, this uncertainty is present in a shaded portion around the regression line.)</w:t>
       </w:r>
     </w:p>
     <w:p>
@@ -7321,20 +8356,12 @@
         <w:pStyle w:val="BodyText"/>
       </w:pPr>
       <w:r>
-        <w:t xml:space="preserve">Constructing confidence intervals for the regression parameters enables you to construct a plausible range of values, within which it is likely that your estimation lies. This recognizes the uncertainty as to how closely your sample matches the real-life scenario.</w:t>
-      </w:r>
-    </w:p>
-    <w:p>
-      <w:pPr>
-        <w:pStyle w:val="BodyText"/>
-      </w:pPr>
-      <w:r>
         <w:t xml:space="preserve">For more information about confidence intervals, please read</w:t>
       </w:r>
       <w:r>
         <w:t xml:space="preserve"> </w:t>
       </w:r>
-      <w:hyperlink r:id="rId67">
+      <w:hyperlink r:id="rId79">
         <w:r>
           <w:rPr>
             <w:rStyle w:val="Hyperlink"/>
@@ -7351,7 +8378,7 @@
         <w:pStyle w:val="BodyText"/>
       </w:pPr>
       <w:r>
-        <w:t xml:space="preserve">To learn how to apply these ideas to data which follows a</w:t>
+        <w:t xml:space="preserve">To learn how to apply these ideas to data which follow a</w:t>
       </w:r>
       <w:r>
         <w:t xml:space="preserve"> </w:t>
@@ -7364,15 +8391,90 @@
         <w:t xml:space="preserve">normal distribution</w:t>
       </w:r>
       <w:r>
-        <w:t xml:space="preserve">, please read [Guide: Normal linear regression.]</w:t>
+        <w:t xml:space="preserve">, please read [Guide: Normal linear regression].</w:t>
+      </w:r>
+    </w:p>
+    <w:bookmarkEnd w:id="80"/>
+    <w:bookmarkStart w:id="83" w:name="Xbc010d35fa2758bd0f00e13d7420f91210e961c"/>
+    <w:p>
+      <w:pPr>
+        <w:pStyle w:val="Heading3"/>
+      </w:pPr>
+      <w:r>
+        <w:t xml:space="preserve">Correlation and determination coefficients</w:t>
       </w:r>
     </w:p>
     <w:p>
       <w:pPr>
-        <w:pStyle w:val="BodyText"/>
-      </w:pPr>
-      <w:r>
-        <w:t xml:space="preserve">Testing hypotheses is particularly useful when there are multiple explanatory variables, because you can test whether some of them are equal to zero - and if so, they can be discounted. This reduces the complexity of the linear regression model, meaning it is more transferable to new data.</w:t>
+        <w:pStyle w:val="FirstParagraph"/>
+      </w:pPr>
+      <w:r>
+        <w:t xml:space="preserve">Linear regression is all about finding the regression line to try and model your data. You can measure how well your data is approximated by a line of best fit by using a</w:t>
+      </w:r>
+      <w:r>
+        <w:t xml:space="preserve"> </w:t>
+      </w:r>
+      <w:r>
+        <w:rPr>
+          <w:b/>
+          <w:bCs/>
+        </w:rPr>
+        <w:t xml:space="preserve">correlation coefficient</w:t>
+      </w:r>
+      <w:r>
+        <w:t xml:space="preserve">. Correlation coefficients tell you how much of the variability of your response variable</w:t>
+      </w:r>
+      <w:r>
+        <w:t xml:space="preserve"> </w:t>
+      </w:r>
+      <m:oMath>
+        <m:r>
+          <m:t>Y</m:t>
+        </m:r>
+      </m:oMath>
+      <w:r>
+        <w:t xml:space="preserve"> </w:t>
+      </w:r>
+      <w:r>
+        <w:t xml:space="preserve">is explained by your linear model. You can then use one or many correlation coefficients to find the</w:t>
+      </w:r>
+      <w:r>
+        <w:t xml:space="preserve"> </w:t>
+      </w:r>
+      <w:r>
+        <w:rPr>
+          <w:b/>
+          <w:bCs/>
+        </w:rPr>
+        <w:t xml:space="preserve">coefficient of determination</w:t>
+      </w:r>
+      <w:r>
+        <w:t xml:space="preserve">. This is a positive number ranging from</w:t>
+      </w:r>
+      <w:r>
+        <w:t xml:space="preserve"> </w:t>
+      </w:r>
+      <m:oMath>
+        <m:r>
+          <m:t>0</m:t>
+        </m:r>
+      </m:oMath>
+      <w:r>
+        <w:t xml:space="preserve"> </w:t>
+      </w:r>
+      <w:r>
+        <w:t xml:space="preserve">to</w:t>
+      </w:r>
+      <w:r>
+        <w:t xml:space="preserve"> </w:t>
+      </w:r>
+      <m:oMath>
+        <m:r>
+          <m:t>1</m:t>
+        </m:r>
+      </m:oMath>
+      <w:r>
+        <w:t xml:space="preserve">, and tells you how much of the variation in the response variable is due to changes in the explanatory variables.</w:t>
       </w:r>
     </w:p>
     <w:p>
@@ -7380,18 +8482,154 @@
         <w:pStyle w:val="BodyText"/>
       </w:pPr>
       <w:r>
-        <w:t xml:space="preserve">For more on this, please read [Guide: Introduction to Multiple Linear Regression].</w:t>
+        <w:t xml:space="preserve">For simple linear regression on a data set of size</w:t>
+      </w:r>
+      <w:r>
+        <w:t xml:space="preserve"> </w:t>
+      </w:r>
+      <m:oMath>
+        <m:r>
+          <m:t>n</m:t>
+        </m:r>
+      </m:oMath>
+      <w:r>
+        <w:t xml:space="preserve">, you can find the</w:t>
+      </w:r>
+      <w:r>
+        <w:t xml:space="preserve"> </w:t>
+      </w:r>
+      <m:oMath>
+        <m:sSup>
+          <m:e>
+            <m:r>
+              <m:t>R</m:t>
+            </m:r>
+          </m:e>
+          <m:sup>
+            <m:r>
+              <m:t>2</m:t>
+            </m:r>
+          </m:sup>
+        </m:sSup>
+      </m:oMath>
+      <w:r>
+        <w:t xml:space="preserve"> </w:t>
+      </w:r>
+      <w:r>
+        <w:t xml:space="preserve">coefficient of determination by using the following formula:</w:t>
       </w:r>
     </w:p>
-    <w:bookmarkEnd w:id="68"/>
-    <w:bookmarkEnd w:id="69"/>
-    <w:bookmarkStart w:id="70" w:name="quick-check-problems"/>
     <w:p>
       <w:pPr>
-        <w:pStyle w:val="Heading1"/>
-      </w:pPr>
-      <w:r>
-        <w:t xml:space="preserve">Quick check problems</w:t>
+        <w:pStyle w:val="BodyText"/>
+      </w:pPr>
+      <m:oMathPara>
+        <m:oMathParaPr>
+          <m:jc m:val="center"/>
+        </m:oMathParaPr>
+        <m:oMath>
+          <m:sSup>
+            <m:e>
+              <m:r>
+                <m:t>R</m:t>
+              </m:r>
+            </m:e>
+            <m:sup>
+              <m:r>
+                <m:t>2</m:t>
+              </m:r>
+            </m:sup>
+          </m:sSup>
+          <m:r>
+            <m:rPr>
+              <m:sty m:val="p"/>
+            </m:rPr>
+            <m:t>=</m:t>
+          </m:r>
+          <m:r>
+            <m:t>1</m:t>
+          </m:r>
+          <m:r>
+            <m:rPr>
+              <m:sty m:val="p"/>
+            </m:rPr>
+            <m:t>−</m:t>
+          </m:r>
+          <m:f>
+            <m:fPr>
+              <m:type m:val="bar"/>
+            </m:fPr>
+            <m:num>
+              <m:r>
+                <m:t>S</m:t>
+              </m:r>
+              <m:d>
+                <m:dPr>
+                  <m:begChr m:val="("/>
+                  <m:sepChr m:val=""/>
+                  <m:endChr m:val=")"/>
+                  <m:grow/>
+                </m:dPr>
+                <m:e>
+                  <m:acc>
+                    <m:accPr>
+                      <m:chr m:val="̂"/>
+                    </m:accPr>
+                    <m:e>
+                      <m:r>
+                        <m:t>α</m:t>
+                      </m:r>
+                    </m:e>
+                  </m:acc>
+                  <m:r>
+                    <m:rPr>
+                      <m:sty m:val="p"/>
+                    </m:rPr>
+                    <m:t>,</m:t>
+                  </m:r>
+                  <m:acc>
+                    <m:accPr>
+                      <m:chr m:val="̂"/>
+                    </m:accPr>
+                    <m:e>
+                      <m:r>
+                        <m:t>β</m:t>
+                      </m:r>
+                    </m:e>
+                  </m:acc>
+                </m:e>
+              </m:d>
+            </m:num>
+            <m:den>
+              <m:r>
+                <m:t>S</m:t>
+              </m:r>
+              <m:sSub>
+                <m:e>
+                  <m:r>
+                    <m:t>S</m:t>
+                  </m:r>
+                </m:e>
+                <m:sub>
+                  <m:r>
+                    <m:t>Y</m:t>
+                  </m:r>
+                  <m:r>
+                    <m:t>Y</m:t>
+                  </m:r>
+                </m:sub>
+              </m:sSub>
+            </m:den>
+          </m:f>
+        </m:oMath>
+      </m:oMathPara>
+    </w:p>
+    <w:p>
+      <w:pPr>
+        <w:pStyle w:val="FirstParagraph"/>
+      </w:pPr>
+      <w:r>
+        <w:t xml:space="preserve">where</w:t>
       </w:r>
     </w:p>
     <w:p>
@@ -7399,18 +8637,641 @@
         <w:pStyle w:val="Compact"/>
         <w:numPr>
           <w:ilvl w:val="0"/>
-          <w:numId w:val="1001"/>
+          <w:numId w:val="1002"/>
         </w:numPr>
       </w:pPr>
-      <w:r>
-        <w:t xml:space="preserve">Which of these is the equation of a linear regression model?</w:t>
+      <m:oMath>
+        <m:r>
+          <m:t>S</m:t>
+        </m:r>
+        <m:d>
+          <m:dPr>
+            <m:begChr m:val="("/>
+            <m:sepChr m:val=""/>
+            <m:endChr m:val=")"/>
+            <m:grow/>
+          </m:dPr>
+          <m:e>
+            <m:acc>
+              <m:accPr>
+                <m:chr m:val="̂"/>
+              </m:accPr>
+              <m:e>
+                <m:r>
+                  <m:t>α</m:t>
+                </m:r>
+              </m:e>
+            </m:acc>
+            <m:r>
+              <m:rPr>
+                <m:sty m:val="p"/>
+              </m:rPr>
+              <m:t>,</m:t>
+            </m:r>
+            <m:acc>
+              <m:accPr>
+                <m:chr m:val="̂"/>
+              </m:accPr>
+              <m:e>
+                <m:r>
+                  <m:t>β</m:t>
+                </m:r>
+              </m:e>
+            </m:acc>
+          </m:e>
+        </m:d>
+      </m:oMath>
+      <w:r>
+        <w:t xml:space="preserve">, the minimum value of the sum of squares of residuals, with</w:t>
+      </w:r>
+      <w:r>
+        <w:t xml:space="preserve"> </w:t>
+      </w:r>
+      <m:oMath>
+        <m:acc>
+          <m:accPr>
+            <m:chr m:val="̂"/>
+          </m:accPr>
+          <m:e>
+            <m:r>
+              <m:t>α</m:t>
+            </m:r>
+          </m:e>
+        </m:acc>
+        <m:r>
+          <m:rPr>
+            <m:sty m:val="p"/>
+          </m:rPr>
+          <m:t>,</m:t>
+        </m:r>
+        <m:acc>
+          <m:accPr>
+            <m:chr m:val="̂"/>
+          </m:accPr>
+          <m:e>
+            <m:r>
+              <m:t>β</m:t>
+            </m:r>
+          </m:e>
+        </m:acc>
+      </m:oMath>
+      <w:r>
+        <w:t xml:space="preserve"> </w:t>
+      </w:r>
+      <w:r>
+        <w:t xml:space="preserve">determined by the least squares method given above;</w:t>
       </w:r>
     </w:p>
     <w:p>
       <w:pPr>
+        <w:pStyle w:val="Compact"/>
         <w:numPr>
           <w:ilvl w:val="0"/>
           <w:numId w:val="1002"/>
+        </w:numPr>
+      </w:pPr>
+      <m:oMath>
+        <m:r>
+          <m:t>S</m:t>
+        </m:r>
+        <m:sSub>
+          <m:e>
+            <m:r>
+              <m:t>S</m:t>
+            </m:r>
+          </m:e>
+          <m:sub>
+            <m:r>
+              <m:t>Y</m:t>
+            </m:r>
+            <m:r>
+              <m:t>Y</m:t>
+            </m:r>
+          </m:sub>
+        </m:sSub>
+        <m:r>
+          <m:rPr>
+            <m:sty m:val="p"/>
+          </m:rPr>
+          <m:t>=</m:t>
+        </m:r>
+        <m:nary>
+          <m:naryPr>
+            <m:chr m:val="∑"/>
+            <m:limLoc m:val="undOvr"/>
+            <m:subHide m:val="off"/>
+            <m:supHide m:val="off"/>
+          </m:naryPr>
+          <m:sub>
+            <m:r>
+              <m:t>i</m:t>
+            </m:r>
+            <m:r>
+              <m:rPr>
+                <m:sty m:val="p"/>
+              </m:rPr>
+              <m:t>=</m:t>
+            </m:r>
+            <m:r>
+              <m:t>1</m:t>
+            </m:r>
+          </m:sub>
+          <m:sup>
+            <m:r>
+              <m:t>n</m:t>
+            </m:r>
+          </m:sup>
+          <m:e>
+            <m:sSup>
+              <m:e>
+                <m:d>
+                  <m:dPr>
+                    <m:begChr m:val="("/>
+                    <m:sepChr m:val=""/>
+                    <m:endChr m:val=")"/>
+                    <m:grow/>
+                  </m:dPr>
+                  <m:e>
+                    <m:sSub>
+                      <m:e>
+                        <m:r>
+                          <m:t>y</m:t>
+                        </m:r>
+                      </m:e>
+                      <m:sub>
+                        <m:r>
+                          <m:t>i</m:t>
+                        </m:r>
+                      </m:sub>
+                    </m:sSub>
+                    <m:r>
+                      <m:rPr>
+                        <m:sty m:val="p"/>
+                      </m:rPr>
+                      <m:t>−</m:t>
+                    </m:r>
+                    <m:acc>
+                      <m:accPr>
+                        <m:chr m:val="‾"/>
+                      </m:accPr>
+                      <m:e>
+                        <m:r>
+                          <m:t>y</m:t>
+                        </m:r>
+                      </m:e>
+                    </m:acc>
+                  </m:e>
+                </m:d>
+              </m:e>
+              <m:sup>
+                <m:r>
+                  <m:t>2</m:t>
+                </m:r>
+              </m:sup>
+            </m:sSup>
+          </m:e>
+        </m:nary>
+      </m:oMath>
+      <w:r>
+        <w:t xml:space="preserve">, the total sum of squares of the vertical differences (which is related to the variance of the random variable</w:t>
+      </w:r>
+      <w:r>
+        <w:t xml:space="preserve"> </w:t>
+      </w:r>
+      <m:oMath>
+        <m:r>
+          <m:t>Y</m:t>
+        </m:r>
+      </m:oMath>
+      <w:r>
+        <w:t xml:space="preserve">).</w:t>
+      </w:r>
+    </w:p>
+    <w:p>
+      <w:pPr>
+        <w:pStyle w:val="FirstParagraph"/>
+      </w:pPr>
+      <w:r>
+        <w:t xml:space="preserve">Here, you can see that if the residuals are all</w:t>
+      </w:r>
+      <w:r>
+        <w:t xml:space="preserve"> </w:t>
+      </w:r>
+      <m:oMath>
+        <m:r>
+          <m:t>0</m:t>
+        </m:r>
+      </m:oMath>
+      <w:r>
+        <w:t xml:space="preserve">, then</w:t>
+      </w:r>
+      <w:r>
+        <w:t xml:space="preserve"> </w:t>
+      </w:r>
+      <m:oMath>
+        <m:r>
+          <m:t>S</m:t>
+        </m:r>
+        <m:d>
+          <m:dPr>
+            <m:begChr m:val="("/>
+            <m:sepChr m:val=""/>
+            <m:endChr m:val=")"/>
+            <m:grow/>
+          </m:dPr>
+          <m:e>
+            <m:acc>
+              <m:accPr>
+                <m:chr m:val="̂"/>
+              </m:accPr>
+              <m:e>
+                <m:r>
+                  <m:t>α</m:t>
+                </m:r>
+              </m:e>
+            </m:acc>
+            <m:r>
+              <m:rPr>
+                <m:sty m:val="p"/>
+              </m:rPr>
+              <m:t>,</m:t>
+            </m:r>
+            <m:acc>
+              <m:accPr>
+                <m:chr m:val="̂"/>
+              </m:accPr>
+              <m:e>
+                <m:r>
+                  <m:t>β</m:t>
+                </m:r>
+              </m:e>
+            </m:acc>
+          </m:e>
+        </m:d>
+      </m:oMath>
+      <w:r>
+        <w:t xml:space="preserve"> </w:t>
+      </w:r>
+      <w:r>
+        <w:t xml:space="preserve">is exactly</w:t>
+      </w:r>
+      <w:r>
+        <w:t xml:space="preserve"> </w:t>
+      </w:r>
+      <m:oMath>
+        <m:r>
+          <m:t>0</m:t>
+        </m:r>
+      </m:oMath>
+      <w:r>
+        <w:t xml:space="preserve"> </w:t>
+      </w:r>
+      <w:r>
+        <w:t xml:space="preserve">and so</w:t>
+      </w:r>
+      <w:r>
+        <w:t xml:space="preserve"> </w:t>
+      </w:r>
+      <m:oMath>
+        <m:sSup>
+          <m:e>
+            <m:r>
+              <m:t>R</m:t>
+            </m:r>
+          </m:e>
+          <m:sup>
+            <m:r>
+              <m:t>2</m:t>
+            </m:r>
+          </m:sup>
+        </m:sSup>
+        <m:r>
+          <m:rPr>
+            <m:sty m:val="p"/>
+          </m:rPr>
+          <m:t>=</m:t>
+        </m:r>
+        <m:r>
+          <m:t>1</m:t>
+        </m:r>
+      </m:oMath>
+      <w:r>
+        <w:t xml:space="preserve">, meaning that the regression line</w:t>
+      </w:r>
+      <w:r>
+        <w:t xml:space="preserve"> </w:t>
+      </w:r>
+      <m:oMath>
+        <m:r>
+          <m:rPr>
+            <m:sty m:val="p"/>
+            <m:scr m:val="double-struck"/>
+          </m:rPr>
+          <m:t>E</m:t>
+        </m:r>
+        <m:d>
+          <m:dPr>
+            <m:begChr m:val="("/>
+            <m:sepChr m:val=""/>
+            <m:endChr m:val=")"/>
+            <m:grow/>
+          </m:dPr>
+          <m:e>
+            <m:r>
+              <m:t>Y</m:t>
+            </m:r>
+          </m:e>
+        </m:d>
+        <m:r>
+          <m:rPr>
+            <m:sty m:val="p"/>
+          </m:rPr>
+          <m:t>=</m:t>
+        </m:r>
+        <m:acc>
+          <m:accPr>
+            <m:chr m:val="̂"/>
+          </m:accPr>
+          <m:e>
+            <m:r>
+              <m:t>α</m:t>
+            </m:r>
+          </m:e>
+        </m:acc>
+        <m:r>
+          <m:rPr>
+            <m:sty m:val="p"/>
+          </m:rPr>
+          <m:t>+</m:t>
+        </m:r>
+        <m:acc>
+          <m:accPr>
+            <m:chr m:val="̂"/>
+          </m:accPr>
+          <m:e>
+            <m:r>
+              <m:t>β</m:t>
+            </m:r>
+          </m:e>
+        </m:acc>
+        <m:r>
+          <m:t>x</m:t>
+        </m:r>
+      </m:oMath>
+      <w:r>
+        <w:t xml:space="preserve"> </w:t>
+      </w:r>
+      <w:r>
+        <w:t xml:space="preserve">perfectly represents the data. A good rule to follow in simple linear regression is that the closer a coefficient of determination is to</w:t>
+      </w:r>
+      <w:r>
+        <w:t xml:space="preserve"> </w:t>
+      </w:r>
+      <m:oMath>
+        <m:r>
+          <m:t>1</m:t>
+        </m:r>
+      </m:oMath>
+      <w:r>
+        <w:t xml:space="preserve">, the better the data is represented by a linear model.</w:t>
+      </w:r>
+    </w:p>
+    <w:tbl>
+      <w:tblPr>
+        <w:tblStyle w:val="Table"/>
+        <w:tblLook w:firstRow="0" w:lastRow="0" w:firstColumn="0" w:lastColumn="0" w:noHBand="0" w:noVBand="0" w:val="0000"/>
+        <w:tblBorders>
+          <w:top w:val="single" w:sz="4" w:space="0" w:color="00A047"/>
+          <w:left w:val="single" w:sz="24" w:space="0" w:color="00A047"/>
+          <w:bottom w:val="single" w:sz="4" w:space="0" w:color="00A047"/>
+          <w:right w:val="single" w:sz="4" w:space="0" w:color="00A047"/>
+        </w:tblBorders>
+        <w:tblCellMar>
+          <w:left w:w="144" w:type="dxa"/>
+          <w:right w:w="144" w:type="dxa"/>
+        </w:tblCellMar>
+        <w:tblLook w:firstRow="0" w:lastRow="0" w:firstColumn="0" w:lastColumn="0" w:noHBand="0" w:noVBand="0" w:val="0000"/>
+      </w:tblPr>
+      <w:tr>
+        <w:trPr>
+          <w:cantSplit/>
+        </w:trPr>
+        <w:tc>
+          <w:tcPr>
+            <w:shd w:color="auto" w:fill="ccf1e3" w:val="clear"/>
+            <w:tcMar>
+              <w:top w:w="92" w:type="dxa"/>
+              <w:bottom w:w="92" w:type="dxa"/>
+            </w:tcMar>
+          </w:tcPr>
+          <w:p>
+            <w:pPr>
+              <w:pStyle w:val="BodyText"/>
+            </w:pPr>
+            <w:pPr>
+              <w:spacing w:before="0" w:after="0"/>
+              <w:textAlignment w:val="center"/>
+            </w:pPr>
+            <w:r>
+              <w:drawing>
+                <wp:inline>
+                  <wp:extent cx="152400" cy="152400"/>
+                  <wp:effectExtent b="0" l="0" r="0" t="0"/>
+                  <wp:docPr descr="" title="" id="81" name="Picture"/>
+                  <a:graphic>
+                    <a:graphicData uri="http://schemas.openxmlformats.org/drawingml/2006/picture">
+                      <pic:pic>
+                        <pic:nvPicPr>
+                          <pic:cNvPr descr="/Applications/quarto/share/formats/docx/tip.png" id="82" name="Picture"/>
+                          <pic:cNvPicPr>
+                            <a:picLocks noChangeArrowheads="1" noChangeAspect="1"/>
+                          </pic:cNvPicPr>
+                        </pic:nvPicPr>
+                        <pic:blipFill>
+                          <a:blip r:embed="rId27"/>
+                          <a:stretch>
+                            <a:fillRect/>
+                          </a:stretch>
+                        </pic:blipFill>
+                        <pic:spPr bwMode="auto">
+                          <a:xfrm>
+                            <a:off x="0" y="0"/>
+                            <a:ext cx="152400" cy="152400"/>
+                          </a:xfrm>
+                          <a:prstGeom prst="rect">
+                            <a:avLst/>
+                          </a:prstGeom>
+                          <a:noFill/>
+                          <a:ln w="9525">
+                            <a:noFill/>
+                            <a:headEnd/>
+                            <a:tailEnd/>
+                          </a:ln>
+                        </pic:spPr>
+                      </pic:pic>
+                    </a:graphicData>
+                  </a:graphic>
+                </wp:inline>
+              </w:drawing>
+            </w:r>
+            <w:r>
+              <w:t xml:space="preserve"> </w:t>
+            </w:r>
+            <w:r>
+              <w:t xml:space="preserve"> </w:t>
+            </w:r>
+            <w:r>
+              <w:t xml:space="preserve">Tip</w:t>
+            </w:r>
+          </w:p>
+        </w:tc>
+      </w:tr>
+      <w:tr>
+        <w:trPr>
+          <w:cantSplit/>
+        </w:trPr>
+        <w:tc>
+          <w:tcPr>
+            <w:tcMar>
+              <w:top w:w="108" w:type="dxa"/>
+              <w:bottom w:w="108" w:type="dxa"/>
+            </w:tcMar>
+          </w:tcPr>
+          <w:p>
+            <w:pPr>
+              <w:pStyle w:val="BodyText"/>
+            </w:pPr>
+            <w:pPr>
+              <w:spacing w:before="16" w:after="16"/>
+            </w:pPr>
+            <w:hyperlink r:id="rId74">
+              <w:r>
+                <w:rPr>
+                  <w:rStyle w:val="Hyperlink"/>
+                </w:rPr>
+                <w:t xml:space="preserve">Calculator: Simple linear regression</w:t>
+              </w:r>
+            </w:hyperlink>
+            <w:r>
+              <w:t xml:space="preserve"> </w:t>
+            </w:r>
+            <w:r>
+              <w:t xml:space="preserve">calculates the</w:t>
+            </w:r>
+            <w:r>
+              <w:t xml:space="preserve"> </w:t>
+            </w:r>
+            <m:oMath>
+              <m:sSup>
+                <m:e>
+                  <m:r>
+                    <m:t>R</m:t>
+                  </m:r>
+                </m:e>
+                <m:sup>
+                  <m:r>
+                    <m:t>2</m:t>
+                  </m:r>
+                </m:sup>
+              </m:sSup>
+            </m:oMath>
+            <w:r>
+              <w:t xml:space="preserve"> </w:t>
+            </w:r>
+            <w:r>
+              <w:t xml:space="preserve">coefficient of determination for you.</w:t>
+            </w:r>
+          </w:p>
+          <w:p/>
+        </w:tc>
+      </w:tr>
+    </w:tbl>
+    <w:p>
+      <w:pPr>
+        <w:pStyle w:val="BodyText"/>
+      </w:pPr>
+      <w:r>
+        <w:t xml:space="preserve">For more about correlation coefficients and the</w:t>
+      </w:r>
+      <w:r>
+        <w:t xml:space="preserve"> </w:t>
+      </w:r>
+      <m:oMath>
+        <m:sSup>
+          <m:e>
+            <m:r>
+              <m:t>R</m:t>
+            </m:r>
+          </m:e>
+          <m:sup>
+            <m:r>
+              <m:t>2</m:t>
+            </m:r>
+          </m:sup>
+        </m:sSup>
+      </m:oMath>
+      <w:r>
+        <w:t xml:space="preserve"> </w:t>
+      </w:r>
+      <w:r>
+        <w:t xml:space="preserve">coefficient of determination, please see [Guide: Correlation coefficients] and [Guide: Coefficient of determination].</w:t>
+      </w:r>
+    </w:p>
+    <w:bookmarkEnd w:id="83"/>
+    <w:bookmarkStart w:id="84" w:name="multiple-linear-regression"/>
+    <w:p>
+      <w:pPr>
+        <w:pStyle w:val="Heading3"/>
+      </w:pPr>
+      <w:r>
+        <w:t xml:space="preserve">Multiple linear regression</w:t>
+      </w:r>
+    </w:p>
+    <w:p>
+      <w:pPr>
+        <w:pStyle w:val="FirstParagraph"/>
+      </w:pPr>
+      <w:r>
+        <w:t xml:space="preserve">The idea of testing hypotheses is particularly useful when there are multiple explanatory variables, because you can test whether some of them are equal to zero - and if so, they can be discounted. This reduces the complexity of the linear regression model, meaning it is more transferable to new data.</w:t>
+      </w:r>
+    </w:p>
+    <w:p>
+      <w:pPr>
+        <w:pStyle w:val="BodyText"/>
+      </w:pPr>
+      <w:r>
+        <w:t xml:space="preserve">For more on this, please read [Guide: Introduction to multiple linear regression].</w:t>
+      </w:r>
+    </w:p>
+    <w:bookmarkEnd w:id="84"/>
+    <w:bookmarkEnd w:id="85"/>
+    <w:bookmarkEnd w:id="86"/>
+    <w:bookmarkStart w:id="87" w:name="quick-check-problems"/>
+    <w:p>
+      <w:pPr>
+        <w:pStyle w:val="Heading1"/>
+      </w:pPr>
+      <w:r>
+        <w:t xml:space="preserve">Quick check problems</w:t>
+      </w:r>
+    </w:p>
+    <w:p>
+      <w:pPr>
+        <w:pStyle w:val="Compact"/>
+        <w:numPr>
+          <w:ilvl w:val="0"/>
+          <w:numId w:val="1003"/>
+        </w:numPr>
+      </w:pPr>
+      <w:r>
+        <w:t xml:space="preserve">Which of these is the equation of a linear regression model?</w:t>
+      </w:r>
+    </w:p>
+    <w:p>
+      <w:pPr>
+        <w:numPr>
+          <w:ilvl w:val="0"/>
+          <w:numId w:val="1004"/>
         </w:numPr>
       </w:pPr>
       <m:oMath>
@@ -7470,7 +9331,7 @@
       <w:pPr>
         <w:numPr>
           <w:ilvl w:val="0"/>
-          <w:numId w:val="1002"/>
+          <w:numId w:val="1004"/>
         </w:numPr>
       </w:pPr>
       <m:oMath>
@@ -7532,7 +9393,7 @@
       <w:pPr>
         <w:numPr>
           <w:ilvl w:val="0"/>
-          <w:numId w:val="1002"/>
+          <w:numId w:val="1004"/>
         </w:numPr>
       </w:pPr>
       <m:oMath>
@@ -7603,7 +9464,7 @@
       <w:pPr>
         <w:numPr>
           <w:ilvl w:val="0"/>
-          <w:numId w:val="1003"/>
+          <w:numId w:val="1005"/>
         </w:numPr>
       </w:pPr>
       <w:r>
@@ -7614,7 +9475,7 @@
       <w:pPr>
         <w:numPr>
           <w:ilvl w:val="0"/>
-          <w:numId w:val="1003"/>
+          <w:numId w:val="1005"/>
         </w:numPr>
       </w:pPr>
       <w:r>
@@ -7625,7 +9486,7 @@
       <w:pPr>
         <w:numPr>
           <w:ilvl w:val="0"/>
-          <w:numId w:val="1004"/>
+          <w:numId w:val="1006"/>
         </w:numPr>
       </w:pPr>
       <m:oMath>
@@ -7653,7 +9514,7 @@
       <w:pPr>
         <w:numPr>
           <w:ilvl w:val="0"/>
-          <w:numId w:val="1004"/>
+          <w:numId w:val="1006"/>
         </w:numPr>
       </w:pPr>
       <w:r>
@@ -7664,7 +9525,7 @@
       <w:pPr>
         <w:numPr>
           <w:ilvl w:val="0"/>
-          <w:numId w:val="1004"/>
+          <w:numId w:val="1006"/>
         </w:numPr>
       </w:pPr>
       <w:r>
@@ -7685,8 +9546,53 @@
         <w:t xml:space="preserve">can be equal to zero.</w:t>
       </w:r>
     </w:p>
-    <w:bookmarkEnd w:id="70"/>
-    <w:bookmarkStart w:id="74" w:name="further-reading"/>
+    <w:p>
+      <w:pPr>
+        <w:numPr>
+          <w:ilvl w:val="0"/>
+          <w:numId w:val="1006"/>
+        </w:numPr>
+      </w:pPr>
+      <w:r>
+        <w:t xml:space="preserve">If the</w:t>
+      </w:r>
+      <w:r>
+        <w:t xml:space="preserve"> </w:t>
+      </w:r>
+      <m:oMath>
+        <m:sSup>
+          <m:e>
+            <m:r>
+              <m:t>R</m:t>
+            </m:r>
+          </m:e>
+          <m:sup>
+            <m:r>
+              <m:t>2</m:t>
+            </m:r>
+          </m:sup>
+        </m:sSup>
+      </m:oMath>
+      <w:r>
+        <w:t xml:space="preserve"> </w:t>
+      </w:r>
+      <w:r>
+        <w:t xml:space="preserve">coefficient of determination is equal to</w:t>
+      </w:r>
+      <w:r>
+        <w:t xml:space="preserve"> </w:t>
+      </w:r>
+      <m:oMath>
+        <m:r>
+          <m:t>0</m:t>
+        </m:r>
+      </m:oMath>
+      <w:r>
+        <w:t xml:space="preserve">, the data is perfectly represented by a simple linear regression model.</w:t>
+      </w:r>
+    </w:p>
+    <w:bookmarkEnd w:id="87"/>
+    <w:bookmarkStart w:id="91" w:name="further-reading"/>
     <w:p>
       <w:pPr>
         <w:pStyle w:val="Heading1"/>
@@ -7705,7 +9611,7 @@
       <w:r>
         <w:t xml:space="preserve"> </w:t>
       </w:r>
-      <w:hyperlink r:id="rId71">
+      <w:hyperlink r:id="rId88">
         <w:r>
           <w:rPr>
             <w:rStyle w:val="Hyperlink"/>
@@ -7722,7 +9628,21 @@
         <w:pStyle w:val="BodyText"/>
       </w:pPr>
       <w:r>
-        <w:t xml:space="preserve">To learn about normal linear regression, please read [Guide: Normal linear regression].</w:t>
+        <w:t xml:space="preserve">You can work out a simple linear regression model for a data set by using</w:t>
+      </w:r>
+      <w:r>
+        <w:t xml:space="preserve"> </w:t>
+      </w:r>
+      <w:hyperlink r:id="rId74">
+        <w:r>
+          <w:rPr>
+            <w:rStyle w:val="Hyperlink"/>
+          </w:rPr>
+          <w:t xml:space="preserve">Calculator: Simple linear regression</w:t>
+        </w:r>
+      </w:hyperlink>
+      <w:r>
+        <w:t xml:space="preserve">.</w:t>
       </w:r>
     </w:p>
     <w:p>
@@ -7730,31 +9650,47 @@
         <w:pStyle w:val="BodyText"/>
       </w:pPr>
       <w:r>
-        <w:t xml:space="preserve">To extend linear regression to encompass multiple explanatory variables, please read [Guide: Multiple linear regression].</w:t>
-      </w:r>
-    </w:p>
-    <w:bookmarkStart w:id="73" w:name="version-history"/>
-    <w:p>
-      <w:pPr>
-        <w:pStyle w:val="Heading2"/>
-      </w:pPr>
-      <w:r>
-        <w:t xml:space="preserve">Version history</w:t>
+        <w:t xml:space="preserve">For more about why the formulas in this sheet are true, please see [Proof: Simple linear regression].</w:t>
       </w:r>
     </w:p>
     <w:p>
       <w:pPr>
-        <w:pStyle w:val="FirstParagraph"/>
-      </w:pPr>
-      <w:r>
-        <w:t xml:space="preserve">v1.0: initial version created 12/25 by Flora Green as part of a University of St Andrews VIP project.</w:t>
+        <w:pStyle w:val="BodyText"/>
+      </w:pPr>
+      <w:r>
+        <w:t xml:space="preserve">To learn about normal linear regression, please read [Guide: Normal linear regression].</w:t>
       </w:r>
     </w:p>
     <w:p>
       <w:pPr>
         <w:pStyle w:val="BodyText"/>
       </w:pPr>
-      <w:hyperlink r:id="rId72">
+      <w:r>
+        <w:t xml:space="preserve">To extend linear regression to encompass multiple explanatory variables, please read [Guide: Introduction to multiple linear regression].</w:t>
+      </w:r>
+    </w:p>
+    <w:bookmarkStart w:id="90" w:name="version-history"/>
+    <w:p>
+      <w:pPr>
+        <w:pStyle w:val="Heading2"/>
+      </w:pPr>
+      <w:r>
+        <w:t xml:space="preserve">Version history</w:t>
+      </w:r>
+    </w:p>
+    <w:p>
+      <w:pPr>
+        <w:pStyle w:val="FirstParagraph"/>
+      </w:pPr>
+      <w:r>
+        <w:t xml:space="preserve">v1.0: initial version created 12/25 by Flora Green as part of a University of St Andrews VIP project.</w:t>
+      </w:r>
+    </w:p>
+    <w:p>
+      <w:pPr>
+        <w:pStyle w:val="BodyText"/>
+      </w:pPr>
+      <w:hyperlink r:id="rId89">
         <w:r>
           <w:rPr>
             <w:rStyle w:val="Hyperlink"/>
@@ -7763,8 +9699,8 @@
         </w:r>
       </w:hyperlink>
     </w:p>
-    <w:bookmarkEnd w:id="73"/>
-    <w:bookmarkEnd w:id="74"/>
+    <w:bookmarkEnd w:id="90"/>
+    <w:bookmarkEnd w:id="91"/>
     <w:sectPr>
       <w:pgSz w:h="15840" w:w="12240"/>
       <w:pgMar w:bottom="1440" w:footer="720" w:gutter="0" w:header="720" w:left="1440" w:right="1440" w:top="1440"/>
@@ -8162,6 +10098,109 @@
       <w:pPr>
         <w:ind w:left="6480" w:hanging="360"/>
       </w:pPr>
+    </w:lvl>
+  </w:abstractNum>
+  <w:abstractNum w:abstractNumId="991">
+    <w:nsid w:val="0000A991"/>
+    <w:multiLevelType w:val="multilevel"/>
+    <w:lvl w:ilvl="0">
+      <w:numFmt w:val="bullet"/>
+      <w:lvlText w:val=""/>
+      <w:lvlJc w:val="left"/>
+      <w:pPr>
+        <w:ind w:left="720" w:hanging="360"/>
+      </w:pPr>
+      <w:rPr>
+        <w:rFonts w:ascii="Symbol" w:hAnsi="Symbol" w:cs="Symbol" w:hint="default"/>
+      </w:rPr>
+    </w:lvl>
+    <w:lvl w:ilvl="1">
+      <w:numFmt w:val="bullet"/>
+      <w:lvlText w:val="o"/>
+      <w:lvlJc w:val="left"/>
+      <w:pPr>
+        <w:ind w:left="1440" w:hanging="360"/>
+      </w:pPr>
+      <w:rPr>
+        <w:rFonts w:ascii="Courier New" w:hAnsi="Courier New" w:cs="Courier New" w:hint="default"/>
+      </w:rPr>
+    </w:lvl>
+    <w:lvl w:ilvl="2">
+      <w:numFmt w:val="bullet"/>
+      <w:lvlText w:val=""/>
+      <w:lvlJc w:val="left"/>
+      <w:pPr>
+        <w:ind w:left="2160" w:hanging="360"/>
+      </w:pPr>
+      <w:rPr>
+        <w:rFonts w:ascii="Wingdings" w:hAnsi="Wingdings" w:cs="Wingdings" w:hint="default"/>
+      </w:rPr>
+    </w:lvl>
+    <w:lvl w:ilvl="3">
+      <w:numFmt w:val="bullet"/>
+      <w:lvlText w:val=""/>
+      <w:lvlJc w:val="left"/>
+      <w:pPr>
+        <w:ind w:left="2880" w:hanging="360"/>
+      </w:pPr>
+      <w:rPr>
+        <w:rFonts w:ascii="Symbol" w:hAnsi="Symbol" w:cs="Symbol" w:hint="default"/>
+      </w:rPr>
+    </w:lvl>
+    <w:lvl w:ilvl="4">
+      <w:numFmt w:val="bullet"/>
+      <w:lvlText w:val="o"/>
+      <w:lvlJc w:val="left"/>
+      <w:pPr>
+        <w:ind w:left="3600" w:hanging="360"/>
+      </w:pPr>
+      <w:rPr>
+        <w:rFonts w:ascii="Courier New" w:hAnsi="Courier New" w:cs="Courier New" w:hint="default"/>
+      </w:rPr>
+    </w:lvl>
+    <w:lvl w:ilvl="5">
+      <w:numFmt w:val="bullet"/>
+      <w:lvlText w:val=""/>
+      <w:lvlJc w:val="left"/>
+      <w:pPr>
+        <w:ind w:left="4320" w:hanging="360"/>
+      </w:pPr>
+      <w:rPr>
+        <w:rFonts w:ascii="Wingdings" w:hAnsi="Wingdings" w:cs="Wingdings" w:hint="default"/>
+      </w:rPr>
+    </w:lvl>
+    <w:lvl w:ilvl="6">
+      <w:numFmt w:val="bullet"/>
+      <w:lvlText w:val=""/>
+      <w:lvlJc w:val="left"/>
+      <w:pPr>
+        <w:ind w:left="5040" w:hanging="360"/>
+      </w:pPr>
+      <w:rPr>
+        <w:rFonts w:ascii="Symbol" w:hAnsi="Symbol" w:cs="Symbol" w:hint="default"/>
+      </w:rPr>
+    </w:lvl>
+    <w:lvl w:ilvl="7">
+      <w:numFmt w:val="bullet"/>
+      <w:lvlText w:val="o"/>
+      <w:lvlJc w:val="left"/>
+      <w:pPr>
+        <w:ind w:left="5760" w:hanging="360"/>
+      </w:pPr>
+      <w:rPr>
+        <w:rFonts w:ascii="Courier New" w:hAnsi="Courier New" w:cs="Courier New" w:hint="default"/>
+      </w:rPr>
+    </w:lvl>
+    <w:lvl w:ilvl="8">
+      <w:numFmt w:val="bullet"/>
+      <w:lvlText w:val=""/>
+      <w:lvlJc w:val="left"/>
+      <w:pPr>
+        <w:ind w:left="6480" w:hanging="360"/>
+      </w:pPr>
+      <w:rPr>
+        <w:rFonts w:ascii="Wingdings" w:hAnsi="Wingdings" w:cs="Wingdings" w:hint="default"/>
+      </w:rPr>
     </w:lvl>
   </w:abstractNum>
   <w:abstractNum w:abstractNumId="99411">
@@ -8729,6 +10768,12 @@
     <w:abstractNumId w:val="990"/>
   </w:num>
   <w:num w:numId="1001">
+    <w:abstractNumId w:val="991"/>
+  </w:num>
+  <w:num w:numId="1002">
+    <w:abstractNumId w:val="991"/>
+  </w:num>
+  <w:num w:numId="1003">
     <w:abstractNumId w:val="99411"/>
     <w:lvlOverride w:ilvl="0">
       <w:startOverride w:val="1"/>
@@ -8758,7 +10803,7 @@
       <w:startOverride w:val="1"/>
     </w:lvlOverride>
   </w:num>
-  <w:num w:numId="1002">
+  <w:num w:numId="1004">
     <w:abstractNumId w:val="99731"/>
     <w:lvlOverride w:ilvl="0">
       <w:startOverride w:val="1"/>
@@ -8788,7 +10833,7 @@
       <w:startOverride w:val="1"/>
     </w:lvlOverride>
   </w:num>
-  <w:num w:numId="1003">
+  <w:num w:numId="1005">
     <w:abstractNumId w:val="99412"/>
     <w:lvlOverride w:ilvl="0">
       <w:startOverride w:val="2"/>
@@ -8818,7 +10863,7 @@
       <w:startOverride w:val="2"/>
     </w:lvlOverride>
   </w:num>
-  <w:num w:numId="1004">
+  <w:num w:numId="1006">
     <w:abstractNumId w:val="99731"/>
     <w:lvlOverride w:ilvl="0">
       <w:startOverride w:val="1"/>

--- a/docs/studyguides/linearregression.docx
+++ b/docs/studyguides/linearregression.docx
@@ -52,7 +52,7 @@
         </w:rPr>
         <w:t xml:space="preserve"> </w:t>
       </w:r>
-      <w:hyperlink r:id="rId20">
+      <w:hyperlink r:id="rId9">
         <w:r>
           <w:rPr>
             <w:rStyle w:val="Hyperlink"/>
@@ -70,7 +70,7 @@
         <w:t xml:space="preserve">.</w:t>
       </w:r>
     </w:p>
-    <w:bookmarkStart w:id="21" w:name="what-is-linear-regression"/>
+    <w:bookmarkStart w:id="10" w:name="what-is-linear-regression"/>
     <w:p>
       <w:pPr>
         <w:pStyle w:val="Heading1"/>
@@ -234,8 +234,8 @@
         <w:t xml:space="preserve">This guide will introduce you to linear regression. It will explain how to apply a simple linear regression model to a sample of data by finding the regression line, by using the least squares method. The guide will also explore further practical applications of linear regression, including in the construction of confidence intervals which explains the uncertainty about how closely your sample matches the real-world scenario, and in testing hypotheses about whether some factors impact the overall outcome.</w:t>
       </w:r>
     </w:p>
-    <w:bookmarkEnd w:id="21"/>
-    <w:bookmarkStart w:id="86" w:name="simple-linear-regression"/>
+    <w:bookmarkEnd w:id="10"/>
+    <w:bookmarkStart w:id="75" w:name="simple-linear-regression"/>
     <w:p>
       <w:pPr>
         <w:pStyle w:val="Heading1"/>
@@ -357,18 +357,18 @@
                 <wp:inline>
                   <wp:extent cx="152400" cy="152400"/>
                   <wp:effectExtent b="0" l="0" r="0" t="0"/>
-                  <wp:docPr descr="" title="" id="23" name="Picture"/>
+                  <wp:docPr descr="" title="" id="12" name="Picture"/>
                   <a:graphic>
                     <a:graphicData uri="http://schemas.openxmlformats.org/drawingml/2006/picture">
                       <pic:pic>
                         <pic:nvPicPr>
-                          <pic:cNvPr descr="/Applications/quarto/share/formats/docx/note.png" id="24" name="Picture"/>
+                          <pic:cNvPr descr="/Applications/quarto/share/formats/docx/note.png" id="13" name="Picture"/>
                           <pic:cNvPicPr>
                             <a:picLocks noChangeArrowheads="1" noChangeAspect="1"/>
                           </pic:cNvPicPr>
                         </pic:nvPicPr>
                         <pic:blipFill>
-                          <a:blip r:embed="rId22"/>
+                          <a:blip r:embed="rId11"/>
                           <a:stretch>
                             <a:fillRect/>
                           </a:stretch>
@@ -550,18 +550,18 @@
                 <wp:inline>
                   <wp:extent cx="152400" cy="152400"/>
                   <wp:effectExtent b="0" l="0" r="0" t="0"/>
-                  <wp:docPr descr="" title="" id="25" name="Picture"/>
+                  <wp:docPr descr="" title="" id="14" name="Picture"/>
                   <a:graphic>
                     <a:graphicData uri="http://schemas.openxmlformats.org/drawingml/2006/picture">
                       <pic:pic>
                         <pic:nvPicPr>
-                          <pic:cNvPr descr="/Applications/quarto/share/formats/docx/note.png" id="26" name="Picture"/>
+                          <pic:cNvPr descr="/Applications/quarto/share/formats/docx/note.png" id="15" name="Picture"/>
                           <pic:cNvPicPr>
                             <a:picLocks noChangeArrowheads="1" noChangeAspect="1"/>
                           </pic:cNvPicPr>
                         </pic:nvPicPr>
                         <pic:blipFill>
-                          <a:blip r:embed="rId22"/>
+                          <a:blip r:embed="rId11"/>
                           <a:stretch>
                             <a:fillRect/>
                           </a:stretch>
@@ -722,24 +722,26 @@
             <m:oMath>
               <m:r>
                 <m:rPr>
+                  <m:scr m:val="double-struck"/>
                   <m:sty m:val="p"/>
-                  <m:scr m:val="double-struck"/>
                 </m:rPr>
                 <m:t>E</m:t>
               </m:r>
-              <m:d>
-                <m:dPr>
-                  <m:begChr m:val="("/>
-                  <m:sepChr m:val=""/>
-                  <m:endChr m:val=")"/>
-                  <m:grow/>
-                </m:dPr>
-                <m:e>
-                  <m:r>
-                    <m:t>Y</m:t>
-                  </m:r>
-                </m:e>
-              </m:d>
+              <m:r>
+                <m:rPr>
+                  <m:sty m:val="p"/>
+                </m:rPr>
+                <m:t>(</m:t>
+              </m:r>
+              <m:r>
+                <m:t>Y</m:t>
+              </m:r>
+              <m:r>
+                <m:rPr>
+                  <m:sty m:val="p"/>
+                </m:rPr>
+                <m:t>)</m:t>
+              </m:r>
             </m:oMath>
             <w:r>
               <w:t xml:space="preserve">.</w:t>
@@ -798,18 +800,18 @@
                 <wp:inline>
                   <wp:extent cx="152400" cy="152400"/>
                   <wp:effectExtent b="0" l="0" r="0" t="0"/>
-                  <wp:docPr descr="" title="" id="28" name="Picture"/>
+                  <wp:docPr descr="" title="" id="17" name="Picture"/>
                   <a:graphic>
                     <a:graphicData uri="http://schemas.openxmlformats.org/drawingml/2006/picture">
                       <pic:pic>
                         <pic:nvPicPr>
-                          <pic:cNvPr descr="/Applications/quarto/share/formats/docx/tip.png" id="29" name="Picture"/>
+                          <pic:cNvPr descr="/Applications/quarto/share/formats/docx/tip.png" id="18" name="Picture"/>
                           <pic:cNvPicPr>
                             <a:picLocks noChangeArrowheads="1" noChangeAspect="1"/>
                           </pic:cNvPicPr>
                         </pic:nvPicPr>
                         <pic:blipFill>
-                          <a:blip r:embed="rId27"/>
+                          <a:blip r:embed="rId16"/>
                           <a:stretch>
                             <a:fillRect/>
                           </a:stretch>
@@ -871,7 +873,7 @@
             <w:r>
               <w:t xml:space="preserve"> </w:t>
             </w:r>
-            <w:hyperlink r:id="rId20">
+            <w:hyperlink r:id="rId9">
               <w:r>
                 <w:rPr>
                   <w:rStyle w:val="Hyperlink"/>
@@ -885,7 +887,7 @@
             <w:r>
               <w:t xml:space="preserve"> </w:t>
             </w:r>
-            <w:hyperlink r:id="rId30">
+            <w:hyperlink r:id="rId19">
               <w:r>
                 <w:rPr>
                   <w:rStyle w:val="Hyperlink"/>
@@ -961,24 +963,26 @@
         <m:oMath>
           <m:r>
             <m:rPr>
+              <m:scr m:val="double-struck"/>
               <m:sty m:val="p"/>
-              <m:scr m:val="double-struck"/>
             </m:rPr>
             <m:t>E</m:t>
           </m:r>
-          <m:d>
-            <m:dPr>
-              <m:begChr m:val="("/>
-              <m:sepChr m:val=""/>
-              <m:endChr m:val=")"/>
-              <m:grow/>
-            </m:dPr>
-            <m:e>
-              <m:r>
-                <m:t>Y</m:t>
-              </m:r>
-            </m:e>
-          </m:d>
+          <m:r>
+            <m:rPr>
+              <m:sty m:val="p"/>
+            </m:rPr>
+            <m:t>(</m:t>
+          </m:r>
+          <m:r>
+            <m:t>Y</m:t>
+          </m:r>
+          <m:r>
+            <m:rPr>
+              <m:sty m:val="p"/>
+            </m:rPr>
+            <m:t>)</m:t>
+          </m:r>
           <m:r>
             <m:rPr>
               <m:sty m:val="p"/>
@@ -1151,18 +1155,18 @@
                 <wp:inline>
                   <wp:extent cx="152400" cy="152400"/>
                   <wp:effectExtent b="0" l="0" r="0" t="0"/>
-                  <wp:docPr descr="" title="" id="31" name="Picture"/>
+                  <wp:docPr descr="" title="" id="20" name="Picture"/>
                   <a:graphic>
                     <a:graphicData uri="http://schemas.openxmlformats.org/drawingml/2006/picture">
                       <pic:pic>
                         <pic:nvPicPr>
-                          <pic:cNvPr descr="/Applications/quarto/share/formats/docx/tip.png" id="32" name="Picture"/>
+                          <pic:cNvPr descr="/Applications/quarto/share/formats/docx/tip.png" id="21" name="Picture"/>
                           <pic:cNvPicPr>
                             <a:picLocks noChangeArrowheads="1" noChangeAspect="1"/>
                           </pic:cNvPicPr>
                         </pic:nvPicPr>
                         <pic:blipFill>
-                          <a:blip r:embed="rId27"/>
+                          <a:blip r:embed="rId16"/>
                           <a:stretch>
                             <a:fillRect/>
                           </a:stretch>
@@ -1493,18 +1497,18 @@
                 <wp:inline>
                   <wp:extent cx="152400" cy="152400"/>
                   <wp:effectExtent b="0" l="0" r="0" t="0"/>
-                  <wp:docPr descr="" title="" id="33" name="Picture"/>
+                  <wp:docPr descr="" title="" id="22" name="Picture"/>
                   <a:graphic>
                     <a:graphicData uri="http://schemas.openxmlformats.org/drawingml/2006/picture">
                       <pic:pic>
                         <pic:nvPicPr>
-                          <pic:cNvPr descr="/Applications/quarto/share/formats/docx/note.png" id="34" name="Picture"/>
+                          <pic:cNvPr descr="/Applications/quarto/share/formats/docx/note.png" id="23" name="Picture"/>
                           <pic:cNvPicPr>
                             <a:picLocks noChangeArrowheads="1" noChangeAspect="1"/>
                           </pic:cNvPicPr>
                         </pic:nvPicPr>
                         <pic:blipFill>
-                          <a:blip r:embed="rId22"/>
+                          <a:blip r:embed="rId11"/>
                           <a:stretch>
                             <a:fillRect/>
                           </a:stretch>
@@ -2077,24 +2081,26 @@
               <m:oMath>
                 <m:r>
                   <m:rPr>
+                    <m:scr m:val="double-struck"/>
                     <m:sty m:val="p"/>
-                    <m:scr m:val="double-struck"/>
                   </m:rPr>
                   <m:t>E</m:t>
                 </m:r>
-                <m:d>
-                  <m:dPr>
-                    <m:begChr m:val="("/>
-                    <m:sepChr m:val=""/>
-                    <m:endChr m:val=")"/>
-                    <m:grow/>
-                  </m:dPr>
-                  <m:e>
-                    <m:r>
-                      <m:t>Y</m:t>
-                    </m:r>
-                  </m:e>
-                </m:d>
+                <m:r>
+                  <m:rPr>
+                    <m:sty m:val="p"/>
+                  </m:rPr>
+                  <m:t>(</m:t>
+                </m:r>
+                <m:r>
+                  <m:t>Y</m:t>
+                </m:r>
+                <m:r>
+                  <m:rPr>
+                    <m:sty m:val="p"/>
+                  </m:rPr>
+                  <m:t>)</m:t>
+                </m:r>
                 <m:r>
                   <m:rPr>
                     <m:sty m:val="p"/>
@@ -2171,18 +2177,18 @@
           <wp:inline>
             <wp:extent cx="5943600" cy="3993356"/>
             <wp:effectExtent b="0" l="0" r="0" t="0"/>
-            <wp:docPr descr="A simple linear regression model for ice cream sales vs. temperature, with parameters \alpha = -500 and \beta=25" title="" id="36" name="Picture"/>
+            <wp:docPr descr="A simple linear regression model for ice cream sales vs. temperature, with parameters \alpha = -500 and \beta=25" title="" id="25" name="Picture"/>
             <a:graphic>
               <a:graphicData uri="http://schemas.openxmlformats.org/drawingml/2006/picture">
                 <pic:pic>
                   <pic:nvPicPr>
-                    <pic:cNvPr descr="./FiguresPNG/linearregression-fig4.png" id="37" name="Picture"/>
+                    <pic:cNvPr descr="./FiguresPNG/linearregression-fig4.png" id="26" name="Picture"/>
                     <pic:cNvPicPr>
                       <a:picLocks noChangeArrowheads="1" noChangeAspect="1"/>
                     </pic:cNvPicPr>
                   </pic:nvPicPr>
                   <pic:blipFill>
-                    <a:blip r:embed="rId35"/>
+                    <a:blip r:embed="rId24"/>
                     <a:stretch>
                       <a:fillRect/>
                     </a:stretch>
@@ -2272,18 +2278,18 @@
           <wp:inline>
             <wp:extent cx="4289541" cy="2949059"/>
             <wp:effectExtent b="0" l="0" r="0" t="0"/>
-            <wp:docPr descr="A simple linear regression model for ice cream sales vs. temperature, with parameters \alpha = -480 and \beta=30" title="" id="39" name="Picture"/>
+            <wp:docPr descr="A simple linear regression model for ice cream sales vs. temperature, with parameters \alpha = -480 and \beta=30" title="" id="28" name="Picture"/>
             <a:graphic>
               <a:graphicData uri="http://schemas.openxmlformats.org/drawingml/2006/picture">
                 <pic:pic>
                   <pic:nvPicPr>
-                    <pic:cNvPr descr="./FiguresPNG/linearregression-fig5.png" id="40" name="Picture"/>
+                    <pic:cNvPr descr="./FiguresPNG/linearregression-fig5.png" id="29" name="Picture"/>
                     <pic:cNvPicPr>
                       <a:picLocks noChangeArrowheads="1" noChangeAspect="1"/>
                     </pic:cNvPicPr>
                   </pic:nvPicPr>
                   <pic:blipFill>
-                    <a:blip r:embed="rId38"/>
+                    <a:blip r:embed="rId27"/>
                     <a:stretch>
                       <a:fillRect/>
                     </a:stretch>
@@ -2413,18 +2419,18 @@
                 <wp:inline>
                   <wp:extent cx="152400" cy="152400"/>
                   <wp:effectExtent b="0" l="0" r="0" t="0"/>
-                  <wp:docPr descr="" title="" id="41" name="Picture"/>
+                  <wp:docPr descr="" title="" id="30" name="Picture"/>
                   <a:graphic>
                     <a:graphicData uri="http://schemas.openxmlformats.org/drawingml/2006/picture">
                       <pic:pic>
                         <pic:nvPicPr>
-                          <pic:cNvPr descr="/Applications/quarto/share/formats/docx/tip.png" id="42" name="Picture"/>
+                          <pic:cNvPr descr="/Applications/quarto/share/formats/docx/tip.png" id="31" name="Picture"/>
                           <pic:cNvPicPr>
                             <a:picLocks noChangeArrowheads="1" noChangeAspect="1"/>
                           </pic:cNvPicPr>
                         </pic:nvPicPr>
                         <pic:blipFill>
-                          <a:blip r:embed="rId27"/>
+                          <a:blip r:embed="rId16"/>
                           <a:stretch>
                             <a:fillRect/>
                           </a:stretch>
@@ -2512,8 +2518,8 @@
               </m:r>
               <m:r>
                 <m:rPr>
+                  <m:scr m:val="double-struck"/>
                   <m:sty m:val="p"/>
-                  <m:scr m:val="double-struck"/>
                 </m:rPr>
                 <m:t>N</m:t>
               </m:r>
@@ -2593,46 +2599,48 @@
               <w:t xml:space="preserve"> </w:t>
             </w:r>
             <m:oMath>
-              <m:d>
-                <m:dPr>
-                  <m:begChr m:val="("/>
-                  <m:sepChr m:val=""/>
-                  <m:endChr m:val=")"/>
-                  <m:grow/>
-                </m:dPr>
+              <m:r>
+                <m:rPr>
+                  <m:sty m:val="p"/>
+                </m:rPr>
+                <m:t>(</m:t>
+              </m:r>
+              <m:sSub>
                 <m:e>
-                  <m:sSub>
-                    <m:e>
-                      <m:r>
-                        <m:t>x</m:t>
-                      </m:r>
-                    </m:e>
-                    <m:sub>
-                      <m:r>
-                        <m:t>i</m:t>
-                      </m:r>
-                    </m:sub>
-                  </m:sSub>
                   <m:r>
-                    <m:rPr>
-                      <m:sty m:val="p"/>
-                    </m:rPr>
-                    <m:t>,</m:t>
+                    <m:t>x</m:t>
                   </m:r>
-                  <m:sSub>
-                    <m:e>
-                      <m:r>
-                        <m:t>y</m:t>
-                      </m:r>
-                    </m:e>
-                    <m:sub>
-                      <m:r>
-                        <m:t>i</m:t>
-                      </m:r>
-                    </m:sub>
-                  </m:sSub>
                 </m:e>
-              </m:d>
+                <m:sub>
+                  <m:r>
+                    <m:t>i</m:t>
+                  </m:r>
+                </m:sub>
+              </m:sSub>
+              <m:r>
+                <m:rPr>
+                  <m:sty m:val="p"/>
+                </m:rPr>
+                <m:t>,</m:t>
+              </m:r>
+              <m:sSub>
+                <m:e>
+                  <m:r>
+                    <m:t>y</m:t>
+                  </m:r>
+                </m:e>
+                <m:sub>
+                  <m:r>
+                    <m:t>i</m:t>
+                  </m:r>
+                </m:sub>
+              </m:sSub>
+              <m:r>
+                <m:rPr>
+                  <m:sty m:val="p"/>
+                </m:rPr>
+                <m:t>)</m:t>
+              </m:r>
             </m:oMath>
             <w:r>
               <w:t xml:space="preserve"> </w:t>
@@ -2652,33 +2660,35 @@
               <m:oMath>
                 <m:r>
                   <m:rPr>
+                    <m:scr m:val="double-struck"/>
                     <m:sty m:val="p"/>
-                    <m:scr m:val="double-struck"/>
                   </m:rPr>
                   <m:t>E</m:t>
                 </m:r>
-                <m:d>
-                  <m:dPr>
-                    <m:begChr m:val="("/>
-                    <m:sepChr m:val=""/>
-                    <m:endChr m:val=")"/>
-                    <m:grow/>
-                  </m:dPr>
+                <m:r>
+                  <m:rPr>
+                    <m:sty m:val="p"/>
+                  </m:rPr>
+                  <m:t>(</m:t>
+                </m:r>
+                <m:sSub>
                   <m:e>
-                    <m:sSub>
-                      <m:e>
-                        <m:r>
-                          <m:t>Y</m:t>
-                        </m:r>
-                      </m:e>
-                      <m:sub>
-                        <m:r>
-                          <m:t>i</m:t>
-                        </m:r>
-                      </m:sub>
-                    </m:sSub>
+                    <m:r>
+                      <m:t>Y</m:t>
+                    </m:r>
                   </m:e>
-                </m:d>
+                  <m:sub>
+                    <m:r>
+                      <m:t>i</m:t>
+                    </m:r>
+                  </m:sub>
+                </m:sSub>
+                <m:r>
+                  <m:rPr>
+                    <m:sty m:val="p"/>
+                  </m:rPr>
+                  <m:t>)</m:t>
+                </m:r>
                 <m:r>
                   <m:rPr>
                     <m:sty m:val="p"/>
@@ -2716,7 +2726,7 @@
         </w:tc>
       </w:tr>
     </w:tbl>
-    <w:bookmarkStart w:id="71" w:name="least-squares-estimation"/>
+    <w:bookmarkStart w:id="60" w:name="least-squares-estimation"/>
     <w:p>
       <w:pPr>
         <w:pStyle w:val="Heading2"/>
@@ -2725,7 +2735,7 @@
         <w:t xml:space="preserve">Least squares estimation</w:t>
       </w:r>
     </w:p>
-    <w:bookmarkStart w:id="47" w:name="residuals"/>
+    <w:bookmarkStart w:id="36" w:name="residuals"/>
     <w:p>
       <w:pPr>
         <w:pStyle w:val="Heading3"/>
@@ -2847,18 +2857,18 @@
                 <wp:inline>
                   <wp:extent cx="152400" cy="152400"/>
                   <wp:effectExtent b="0" l="0" r="0" t="0"/>
-                  <wp:docPr descr="" title="" id="43" name="Picture"/>
+                  <wp:docPr descr="" title="" id="32" name="Picture"/>
                   <a:graphic>
                     <a:graphicData uri="http://schemas.openxmlformats.org/drawingml/2006/picture">
                       <pic:pic>
                         <pic:nvPicPr>
-                          <pic:cNvPr descr="/Applications/quarto/share/formats/docx/note.png" id="44" name="Picture"/>
+                          <pic:cNvPr descr="/Applications/quarto/share/formats/docx/note.png" id="33" name="Picture"/>
                           <pic:cNvPicPr>
                             <a:picLocks noChangeArrowheads="1" noChangeAspect="1"/>
                           </pic:cNvPicPr>
                         </pic:nvPicPr>
                         <pic:blipFill>
-                          <a:blip r:embed="rId22"/>
+                          <a:blip r:embed="rId11"/>
                           <a:stretch>
                             <a:fillRect/>
                           </a:stretch>
@@ -2989,33 +2999,35 @@
             <m:oMath>
               <m:r>
                 <m:rPr>
+                  <m:scr m:val="double-struck"/>
                   <m:sty m:val="p"/>
-                  <m:scr m:val="double-struck"/>
                 </m:rPr>
                 <m:t>E</m:t>
               </m:r>
-              <m:d>
-                <m:dPr>
-                  <m:begChr m:val="("/>
-                  <m:sepChr m:val=""/>
-                  <m:endChr m:val=")"/>
-                  <m:grow/>
-                </m:dPr>
+              <m:r>
+                <m:rPr>
+                  <m:sty m:val="p"/>
+                </m:rPr>
+                <m:t>(</m:t>
+              </m:r>
+              <m:sSub>
                 <m:e>
-                  <m:sSub>
-                    <m:e>
-                      <m:r>
-                        <m:t>Y</m:t>
-                      </m:r>
-                    </m:e>
-                    <m:sub>
-                      <m:r>
-                        <m:t>i</m:t>
-                      </m:r>
-                    </m:sub>
-                  </m:sSub>
+                  <m:r>
+                    <m:t>Y</m:t>
+                  </m:r>
                 </m:e>
-              </m:d>
+                <m:sub>
+                  <m:r>
+                    <m:t>i</m:t>
+                  </m:r>
+                </m:sub>
+              </m:sSub>
+              <m:r>
+                <m:rPr>
+                  <m:sty m:val="p"/>
+                </m:rPr>
+                <m:t>)</m:t>
+              </m:r>
             </m:oMath>
             <w:r>
               <w:t xml:space="preserve">.</w:t>
@@ -3135,33 +3147,35 @@
             <m:oMath>
               <m:r>
                 <m:rPr>
+                  <m:scr m:val="double-struck"/>
                   <m:sty m:val="p"/>
-                  <m:scr m:val="double-struck"/>
                 </m:rPr>
                 <m:t>E</m:t>
               </m:r>
-              <m:d>
-                <m:dPr>
-                  <m:begChr m:val="("/>
-                  <m:sepChr m:val=""/>
-                  <m:endChr m:val=")"/>
-                  <m:grow/>
-                </m:dPr>
+              <m:r>
+                <m:rPr>
+                  <m:sty m:val="p"/>
+                </m:rPr>
+                <m:t>(</m:t>
+              </m:r>
+              <m:sSub>
                 <m:e>
-                  <m:sSub>
-                    <m:e>
-                      <m:r>
-                        <m:t>Y</m:t>
-                      </m:r>
-                    </m:e>
-                    <m:sub>
-                      <m:r>
-                        <m:t>i</m:t>
-                      </m:r>
-                    </m:sub>
-                  </m:sSub>
+                  <m:r>
+                    <m:t>Y</m:t>
+                  </m:r>
                 </m:e>
-              </m:d>
+                <m:sub>
+                  <m:r>
+                    <m:t>i</m:t>
+                  </m:r>
+                </m:sub>
+              </m:sSub>
+              <m:r>
+                <m:rPr>
+                  <m:sty m:val="p"/>
+                </m:rPr>
+                <m:t>)</m:t>
+              </m:r>
             </m:oMath>
             <w:r>
               <w:t xml:space="preserve">, you can define the residuals by:</w:t>
@@ -3222,33 +3236,35 @@
                 </m:r>
                 <m:r>
                   <m:rPr>
+                    <m:scr m:val="double-struck"/>
                     <m:sty m:val="p"/>
-                    <m:scr m:val="double-struck"/>
                   </m:rPr>
                   <m:t>E</m:t>
                 </m:r>
-                <m:d>
-                  <m:dPr>
-                    <m:begChr m:val="("/>
-                    <m:sepChr m:val=""/>
-                    <m:endChr m:val=")"/>
-                    <m:grow/>
-                  </m:dPr>
+                <m:r>
+                  <m:rPr>
+                    <m:sty m:val="p"/>
+                  </m:rPr>
+                  <m:t>(</m:t>
+                </m:r>
+                <m:sSub>
                   <m:e>
-                    <m:sSub>
-                      <m:e>
-                        <m:r>
-                          <m:t>Y</m:t>
-                        </m:r>
-                      </m:e>
-                      <m:sub>
-                        <m:r>
-                          <m:t>i</m:t>
-                        </m:r>
-                      </m:sub>
-                    </m:sSub>
+                    <m:r>
+                      <m:t>Y</m:t>
+                    </m:r>
                   </m:e>
-                </m:d>
+                  <m:sub>
+                    <m:r>
+                      <m:t>i</m:t>
+                    </m:r>
+                  </m:sub>
+                </m:sSub>
+                <m:r>
+                  <m:rPr>
+                    <m:sty m:val="p"/>
+                  </m:rPr>
+                  <m:t>)</m:t>
+                </m:r>
                 <m:r>
                   <m:rPr>
                     <m:sty m:val="p"/>
@@ -3273,40 +3289,42 @@
                   </m:rPr>
                   <m:t>−</m:t>
                 </m:r>
-                <m:d>
-                  <m:dPr>
-                    <m:begChr m:val="("/>
-                    <m:sepChr m:val=""/>
-                    <m:endChr m:val=")"/>
-                    <m:grow/>
-                  </m:dPr>
+                <m:r>
+                  <m:rPr>
+                    <m:sty m:val="p"/>
+                  </m:rPr>
+                  <m:t>(</m:t>
+                </m:r>
+                <m:r>
+                  <m:t>α</m:t>
+                </m:r>
+                <m:r>
+                  <m:rPr>
+                    <m:sty m:val="p"/>
+                  </m:rPr>
+                  <m:t>+</m:t>
+                </m:r>
+                <m:r>
+                  <m:t>β</m:t>
+                </m:r>
+                <m:sSub>
                   <m:e>
                     <m:r>
-                      <m:t>α</m:t>
+                      <m:t>x</m:t>
                     </m:r>
+                  </m:e>
+                  <m:sub>
                     <m:r>
-                      <m:rPr>
-                        <m:sty m:val="p"/>
-                      </m:rPr>
-                      <m:t>+</m:t>
+                      <m:t>i</m:t>
                     </m:r>
-                    <m:r>
-                      <m:t>β</m:t>
-                    </m:r>
-                    <m:sSub>
-                      <m:e>
-                        <m:r>
-                          <m:t>x</m:t>
-                        </m:r>
-                      </m:e>
-                      <m:sub>
-                        <m:r>
-                          <m:t>i</m:t>
-                        </m:r>
-                      </m:sub>
-                    </m:sSub>
-                  </m:e>
-                </m:d>
+                  </m:sub>
+                </m:sSub>
+                <m:r>
+                  <m:rPr>
+                    <m:sty m:val="p"/>
+                  </m:rPr>
+                  <m:t>)</m:t>
+                </m:r>
               </m:oMath>
             </m:oMathPara>
           </w:p>
@@ -3362,18 +3380,18 @@
                 <wp:inline>
                   <wp:extent cx="152400" cy="152400"/>
                   <wp:effectExtent b="0" l="0" r="0" t="0"/>
-                  <wp:docPr descr="" title="" id="45" name="Picture"/>
+                  <wp:docPr descr="" title="" id="34" name="Picture"/>
                   <a:graphic>
                     <a:graphicData uri="http://schemas.openxmlformats.org/drawingml/2006/picture">
                       <pic:pic>
                         <pic:nvPicPr>
-                          <pic:cNvPr descr="/Applications/quarto/share/formats/docx/tip.png" id="46" name="Picture"/>
+                          <pic:cNvPr descr="/Applications/quarto/share/formats/docx/tip.png" id="35" name="Picture"/>
                           <pic:cNvPicPr>
                             <a:picLocks noChangeArrowheads="1" noChangeAspect="1"/>
                           </pic:cNvPicPr>
                         </pic:nvPicPr>
                         <pic:blipFill>
-                          <a:blip r:embed="rId27"/>
+                          <a:blip r:embed="rId16"/>
                           <a:stretch>
                             <a:fillRect/>
                           </a:stretch>
@@ -3437,8 +3455,8 @@
         </w:tc>
       </w:tr>
     </w:tbl>
-    <w:bookmarkEnd w:id="47"/>
-    <w:bookmarkStart w:id="55" w:name="method-of-least-squares"/>
+    <w:bookmarkEnd w:id="36"/>
+    <w:bookmarkStart w:id="44" w:name="method-of-least-squares"/>
     <w:p>
       <w:pPr>
         <w:pStyle w:val="Heading3"/>
@@ -3460,33 +3478,35 @@
       <m:oMath>
         <m:r>
           <m:rPr>
+            <m:scr m:val="double-struck"/>
             <m:sty m:val="p"/>
-            <m:scr m:val="double-struck"/>
           </m:rPr>
           <m:t>E</m:t>
         </m:r>
-        <m:d>
-          <m:dPr>
-            <m:begChr m:val="("/>
-            <m:sepChr m:val=""/>
-            <m:endChr m:val=")"/>
-            <m:grow/>
-          </m:dPr>
+        <m:r>
+          <m:rPr>
+            <m:sty m:val="p"/>
+          </m:rPr>
+          <m:t>(</m:t>
+        </m:r>
+        <m:sSub>
           <m:e>
-            <m:sSub>
-              <m:e>
-                <m:r>
-                  <m:t>Y</m:t>
-                </m:r>
-              </m:e>
-              <m:sub>
-                <m:r>
-                  <m:t>i</m:t>
-                </m:r>
-              </m:sub>
-            </m:sSub>
+            <m:r>
+              <m:t>Y</m:t>
+            </m:r>
           </m:e>
-        </m:d>
+          <m:sub>
+            <m:r>
+              <m:t>i</m:t>
+            </m:r>
+          </m:sub>
+        </m:sSub>
+        <m:r>
+          <m:rPr>
+            <m:sty m:val="p"/>
+          </m:rPr>
+          <m:t>)</m:t>
+        </m:r>
       </m:oMath>
       <w:r>
         <w:t xml:space="preserve"> </w:t>
@@ -3620,18 +3640,18 @@
                 <wp:inline>
                   <wp:extent cx="152400" cy="152400"/>
                   <wp:effectExtent b="0" l="0" r="0" t="0"/>
-                  <wp:docPr descr="" title="" id="48" name="Picture"/>
+                  <wp:docPr descr="" title="" id="37" name="Picture"/>
                   <a:graphic>
                     <a:graphicData uri="http://schemas.openxmlformats.org/drawingml/2006/picture">
                       <pic:pic>
                         <pic:nvPicPr>
-                          <pic:cNvPr descr="/Applications/quarto/share/formats/docx/note.png" id="49" name="Picture"/>
+                          <pic:cNvPr descr="/Applications/quarto/share/formats/docx/note.png" id="38" name="Picture"/>
                           <pic:cNvPicPr>
                             <a:picLocks noChangeArrowheads="1" noChangeAspect="1"/>
                           </pic:cNvPicPr>
                         </pic:nvPicPr>
                         <pic:blipFill>
-                          <a:blip r:embed="rId22"/>
+                          <a:blip r:embed="rId11"/>
                           <a:stretch>
                             <a:fillRect/>
                           </a:stretch>
@@ -3723,28 +3743,30 @@
                 <m:r>
                   <m:t>S</m:t>
                 </m:r>
-                <m:d>
-                  <m:dPr>
-                    <m:begChr m:val="("/>
-                    <m:sepChr m:val=""/>
-                    <m:endChr m:val=")"/>
-                    <m:grow/>
-                  </m:dPr>
-                  <m:e>
-                    <m:r>
-                      <m:t>α</m:t>
-                    </m:r>
-                    <m:r>
-                      <m:rPr>
-                        <m:sty m:val="p"/>
-                      </m:rPr>
-                      <m:t>,</m:t>
-                    </m:r>
-                    <m:r>
-                      <m:t>β</m:t>
-                    </m:r>
-                  </m:e>
-                </m:d>
+                <m:r>
+                  <m:rPr>
+                    <m:sty m:val="p"/>
+                  </m:rPr>
+                  <m:t>(</m:t>
+                </m:r>
+                <m:r>
+                  <m:t>α</m:t>
+                </m:r>
+                <m:r>
+                  <m:rPr>
+                    <m:sty m:val="p"/>
+                  </m:rPr>
+                  <m:t>,</m:t>
+                </m:r>
+                <m:r>
+                  <m:t>β</m:t>
+                </m:r>
+                <m:r>
+                  <m:rPr>
+                    <m:sty m:val="p"/>
+                  </m:rPr>
+                  <m:t>)</m:t>
+                </m:r>
                 <m:r>
                   <m:rPr>
                     <m:sty m:val="p"/>
@@ -3830,79 +3852,83 @@
                     </m:r>
                   </m:sup>
                   <m:e>
-                    <m:sSup>
-                      <m:e>
-                        <m:d>
-                          <m:dPr>
-                            <m:begChr m:val="("/>
-                            <m:sepChr m:val=""/>
-                            <m:endChr m:val=")"/>
-                            <m:grow/>
-                          </m:dPr>
-                          <m:e>
-                            <m:sSub>
-                              <m:e>
-                                <m:r>
-                                  <m:t>y</m:t>
-                                </m:r>
-                              </m:e>
-                              <m:sub>
-                                <m:r>
-                                  <m:t>i</m:t>
-                                </m:r>
-                              </m:sub>
-                            </m:sSub>
-                            <m:r>
-                              <m:rPr>
-                                <m:sty m:val="p"/>
-                              </m:rPr>
-                              <m:t>−</m:t>
-                            </m:r>
-                            <m:d>
-                              <m:dPr>
-                                <m:begChr m:val="("/>
-                                <m:sepChr m:val=""/>
-                                <m:endChr m:val=")"/>
-                                <m:grow/>
-                              </m:dPr>
-                              <m:e>
-                                <m:r>
-                                  <m:t>α</m:t>
-                                </m:r>
-                                <m:r>
-                                  <m:rPr>
-                                    <m:sty m:val="p"/>
-                                  </m:rPr>
-                                  <m:t>+</m:t>
-                                </m:r>
-                                <m:r>
-                                  <m:t>β</m:t>
-                                </m:r>
-                                <m:sSub>
-                                  <m:e>
-                                    <m:r>
-                                      <m:t>x</m:t>
-                                    </m:r>
-                                  </m:e>
-                                  <m:sub>
-                                    <m:r>
-                                      <m:t>i</m:t>
-                                    </m:r>
-                                  </m:sub>
-                                </m:sSub>
-                              </m:e>
-                            </m:d>
-                          </m:e>
-                        </m:d>
-                      </m:e>
-                      <m:sup>
-                        <m:r>
-                          <m:t>2</m:t>
-                        </m:r>
-                      </m:sup>
-                    </m:sSup>
+                    <m:r>
+                      <m:rPr>
+                        <m:sty m:val="p"/>
+                      </m:rPr>
+                      <m:t>(</m:t>
+                    </m:r>
                   </m:e>
                 </m:nary>
+                <m:sSub>
+                  <m:e>
+                    <m:r>
+                      <m:t>y</m:t>
+                    </m:r>
+                  </m:e>
+                  <m:sub>
+                    <m:r>
+                      <m:t>i</m:t>
+                    </m:r>
+                  </m:sub>
+                </m:sSub>
+                <m:r>
+                  <m:rPr>
+                    <m:sty m:val="p"/>
+                  </m:rPr>
+                  <m:t>−</m:t>
+                </m:r>
+                <m:r>
+                  <m:rPr>
+                    <m:sty m:val="p"/>
+                  </m:rPr>
+                  <m:t>(</m:t>
+                </m:r>
+                <m:r>
+                  <m:t>α</m:t>
+                </m:r>
+                <m:r>
+                  <m:rPr>
+                    <m:sty m:val="p"/>
+                  </m:rPr>
+                  <m:t>+</m:t>
+                </m:r>
+                <m:r>
+                  <m:t>β</m:t>
+                </m:r>
+                <m:sSub>
+                  <m:e>
+                    <m:r>
+                      <m:t>x</m:t>
+                    </m:r>
+                  </m:e>
+                  <m:sub>
+                    <m:r>
+                      <m:t>i</m:t>
+                    </m:r>
+                  </m:sub>
+                </m:sSub>
+                <m:r>
+                  <m:rPr>
+                    <m:sty m:val="p"/>
+                  </m:rPr>
+                  <m:t>)</m:t>
+                </m:r>
+                <m:sSup>
+                  <m:e>
+                    <m:r>
+                      <m:rPr>
+                        <m:sty m:val="p"/>
+                      </m:rPr>
+                      <m:t>)</m:t>
+                    </m:r>
+                  </m:e>
+                  <m:sup>
+                    <m:r>
+                      <m:t>2</m:t>
+                    </m:r>
+                  </m:sup>
+                </m:sSup>
               </m:oMath>
             </m:oMathPara>
           </w:p>
@@ -3936,28 +3962,30 @@
               <m:r>
                 <m:t>S</m:t>
               </m:r>
-              <m:d>
-                <m:dPr>
-                  <m:begChr m:val="("/>
-                  <m:sepChr m:val=""/>
-                  <m:endChr m:val=")"/>
-                  <m:grow/>
-                </m:dPr>
-                <m:e>
-                  <m:r>
-                    <m:t>α</m:t>
-                  </m:r>
-                  <m:r>
-                    <m:rPr>
-                      <m:sty m:val="p"/>
-                    </m:rPr>
-                    <m:t>,</m:t>
-                  </m:r>
-                  <m:r>
-                    <m:t>β</m:t>
-                  </m:r>
-                </m:e>
-              </m:d>
+              <m:r>
+                <m:rPr>
+                  <m:sty m:val="p"/>
+                </m:rPr>
+                <m:t>(</m:t>
+              </m:r>
+              <m:r>
+                <m:t>α</m:t>
+              </m:r>
+              <m:r>
+                <m:rPr>
+                  <m:sty m:val="p"/>
+                </m:rPr>
+                <m:t>,</m:t>
+              </m:r>
+              <m:r>
+                <m:t>β</m:t>
+              </m:r>
+              <m:r>
+                <m:rPr>
+                  <m:sty m:val="p"/>
+                </m:rPr>
+                <m:t>)</m:t>
+              </m:r>
             </m:oMath>
             <w:r>
               <w:t xml:space="preserve"> </w:t>
@@ -4122,18 +4150,18 @@
                 <wp:inline>
                   <wp:extent cx="152400" cy="152400"/>
                   <wp:effectExtent b="0" l="0" r="0" t="0"/>
-                  <wp:docPr descr="" title="" id="50" name="Picture"/>
+                  <wp:docPr descr="" title="" id="39" name="Picture"/>
                   <a:graphic>
                     <a:graphicData uri="http://schemas.openxmlformats.org/drawingml/2006/picture">
                       <pic:pic>
                         <pic:nvPicPr>
-                          <pic:cNvPr descr="/Applications/quarto/share/formats/docx/note.png" id="51" name="Picture"/>
+                          <pic:cNvPr descr="/Applications/quarto/share/formats/docx/note.png" id="40" name="Picture"/>
                           <pic:cNvPicPr>
                             <a:picLocks noChangeArrowheads="1" noChangeAspect="1"/>
                           </pic:cNvPicPr>
                         </pic:nvPicPr>
                         <pic:blipFill>
-                          <a:blip r:embed="rId22"/>
+                          <a:blip r:embed="rId11"/>
                           <a:stretch>
                             <a:fillRect/>
                           </a:stretch>
@@ -4209,33 +4237,35 @@
             <m:oMath>
               <m:r>
                 <m:rPr>
+                  <m:scr m:val="double-struck"/>
                   <m:sty m:val="p"/>
-                  <m:scr m:val="double-struck"/>
                 </m:rPr>
                 <m:t>E</m:t>
               </m:r>
-              <m:d>
-                <m:dPr>
-                  <m:begChr m:val="("/>
-                  <m:sepChr m:val=""/>
-                  <m:endChr m:val=")"/>
-                  <m:grow/>
-                </m:dPr>
+              <m:r>
+                <m:rPr>
+                  <m:sty m:val="p"/>
+                </m:rPr>
+                <m:t>(</m:t>
+              </m:r>
+              <m:sSub>
                 <m:e>
-                  <m:sSub>
-                    <m:e>
-                      <m:r>
-                        <m:t>Y</m:t>
-                      </m:r>
-                    </m:e>
-                    <m:sub>
-                      <m:r>
-                        <m:t>i</m:t>
-                      </m:r>
-                    </m:sub>
-                  </m:sSub>
+                  <m:r>
+                    <m:t>Y</m:t>
+                  </m:r>
                 </m:e>
-              </m:d>
+                <m:sub>
+                  <m:r>
+                    <m:t>i</m:t>
+                  </m:r>
+                </m:sub>
+              </m:sSub>
+              <m:r>
+                <m:rPr>
+                  <m:sty m:val="p"/>
+                </m:rPr>
+                <m:t>)</m:t>
+              </m:r>
             </m:oMath>
             <w:r>
               <w:t xml:space="preserve"> </w:t>
@@ -4276,18 +4306,18 @@
           <wp:inline>
             <wp:extent cx="5943600" cy="4613935"/>
             <wp:effectExtent b="0" l="0" r="0" t="0"/>
-            <wp:docPr descr="A regression line with parameters \alpha = 2 and \beta=1.5 plotted alongside the regression line with parameters \hat{\alpha} and \hat{\beta}." title="" id="53" name="Picture"/>
+            <wp:docPr descr="A regression line with parameters \alpha = 2 and \beta=1.5 plotted alongside the regression line with parameters \hat{\alpha} and \hat{\beta}." title="" id="42" name="Picture"/>
             <a:graphic>
               <a:graphicData uri="http://schemas.openxmlformats.org/drawingml/2006/picture">
                 <pic:pic>
                   <pic:nvPicPr>
-                    <pic:cNvPr descr="./FiguresPNG/linearregression-fig6.png" id="54" name="Picture"/>
+                    <pic:cNvPr descr="./FiguresPNG/linearregression-fig6.png" id="43" name="Picture"/>
                     <pic:cNvPicPr>
                       <a:picLocks noChangeArrowheads="1" noChangeAspect="1"/>
                     </pic:cNvPicPr>
                   </pic:nvPicPr>
                   <pic:blipFill>
-                    <a:blip r:embed="rId52"/>
+                    <a:blip r:embed="rId41"/>
                     <a:stretch>
                       <a:fillRect/>
                     </a:stretch>
@@ -4415,8 +4445,8 @@
         <w:t xml:space="preserve">You can see that the regression line which uses the least squares estimates fits the data the closest.</w:t>
       </w:r>
     </w:p>
-    <w:bookmarkEnd w:id="55"/>
-    <w:bookmarkStart w:id="70" w:name="Xe4a508018e2c1fcc2460a48a3b158da4831fd5f"/>
+    <w:bookmarkEnd w:id="44"/>
+    <w:bookmarkStart w:id="59" w:name="Xe4a508018e2c1fcc2460a48a3b158da4831fd5f"/>
     <w:p>
       <w:pPr>
         <w:pStyle w:val="Heading3"/>
@@ -4433,7 +4463,7 @@
         <w:t xml:space="preserve">Example 2 gave values for the estimates of the regression parameters. So, how can you find estimates for the regression parameters? To do this, you could use the following steps:</w:t>
       </w:r>
     </w:p>
-    <w:bookmarkStart w:id="56" w:name="step-1-find-the-sample-means"/>
+    <w:bookmarkStart w:id="45" w:name="step-1-find-the-sample-means"/>
     <w:p>
       <w:pPr>
         <w:pStyle w:val="Heading4"/>
@@ -4543,8 +4573,8 @@
         <w:t xml:space="preserve">.</w:t>
       </w:r>
     </w:p>
-    <w:bookmarkEnd w:id="56"/>
-    <w:bookmarkStart w:id="58" w:name="X079e5989a47546f8941ba35c7846191f3c876ce"/>
+    <w:bookmarkEnd w:id="45"/>
+    <w:bookmarkStart w:id="47" w:name="X079e5989a47546f8941ba35c7846191f3c876ce"/>
     <w:p>
       <w:pPr>
         <w:pStyle w:val="Heading4"/>
@@ -4665,55 +4695,57 @@
               </m:r>
             </m:sup>
             <m:e>
-              <m:sSup>
-                <m:e>
-                  <m:d>
-                    <m:dPr>
-                      <m:begChr m:val="("/>
-                      <m:sepChr m:val=""/>
-                      <m:endChr m:val=")"/>
-                      <m:grow/>
-                    </m:dPr>
-                    <m:e>
-                      <m:sSub>
-                        <m:e>
-                          <m:r>
-                            <m:t>x</m:t>
-                          </m:r>
-                        </m:e>
-                        <m:sub>
-                          <m:r>
-                            <m:t>i</m:t>
-                          </m:r>
-                        </m:sub>
-                      </m:sSub>
-                      <m:r>
-                        <m:rPr>
-                          <m:sty m:val="p"/>
-                        </m:rPr>
-                        <m:t>−</m:t>
-                      </m:r>
-                      <m:acc>
-                        <m:accPr>
-                          <m:chr m:val="‾"/>
-                        </m:accPr>
-                        <m:e>
-                          <m:r>
-                            <m:t>x</m:t>
-                          </m:r>
-                        </m:e>
-                      </m:acc>
-                    </m:e>
-                  </m:d>
-                </m:e>
-                <m:sup>
-                  <m:r>
-                    <m:t>2</m:t>
-                  </m:r>
-                </m:sup>
-              </m:sSup>
+              <m:r>
+                <m:rPr>
+                  <m:sty m:val="p"/>
+                </m:rPr>
+                <m:t>(</m:t>
+              </m:r>
             </m:e>
           </m:nary>
+          <m:sSub>
+            <m:e>
+              <m:r>
+                <m:t>x</m:t>
+              </m:r>
+            </m:e>
+            <m:sub>
+              <m:r>
+                <m:t>i</m:t>
+              </m:r>
+            </m:sub>
+          </m:sSub>
+          <m:r>
+            <m:rPr>
+              <m:sty m:val="p"/>
+            </m:rPr>
+            <m:t>−</m:t>
+          </m:r>
+          <m:acc>
+            <m:accPr>
+              <m:chr m:val="‾"/>
+            </m:accPr>
+            <m:e>
+              <m:r>
+                <m:t>x</m:t>
+              </m:r>
+            </m:e>
+          </m:acc>
+          <m:sSup>
+            <m:e>
+              <m:r>
+                <m:rPr>
+                  <m:sty m:val="p"/>
+                </m:rPr>
+                <m:t>)</m:t>
+              </m:r>
+            </m:e>
+            <m:sup>
+              <m:r>
+                <m:t>2</m:t>
+              </m:r>
+            </m:sup>
+          </m:sSup>
         </m:oMath>
       </m:oMathPara>
     </w:p>
@@ -4870,84 +4902,88 @@
               </m:r>
             </m:sup>
             <m:e>
-              <m:d>
-                <m:dPr>
-                  <m:begChr m:val="("/>
-                  <m:sepChr m:val=""/>
-                  <m:endChr m:val=")"/>
-                  <m:grow/>
-                </m:dPr>
-                <m:e>
-                  <m:sSub>
-                    <m:e>
-                      <m:r>
-                        <m:t>x</m:t>
-                      </m:r>
-                    </m:e>
-                    <m:sub>
-                      <m:r>
-                        <m:t>i</m:t>
-                      </m:r>
-                    </m:sub>
-                  </m:sSub>
-                  <m:r>
-                    <m:rPr>
-                      <m:sty m:val="p"/>
-                    </m:rPr>
-                    <m:t>−</m:t>
-                  </m:r>
-                  <m:acc>
-                    <m:accPr>
-                      <m:chr m:val="‾"/>
-                    </m:accPr>
-                    <m:e>
-                      <m:r>
-                        <m:t>x</m:t>
-                      </m:r>
-                    </m:e>
-                  </m:acc>
-                </m:e>
-              </m:d>
-            </m:e>
-          </m:nary>
-          <m:d>
-            <m:dPr>
-              <m:begChr m:val="("/>
-              <m:sepChr m:val=""/>
-              <m:endChr m:val=")"/>
-              <m:grow/>
-            </m:dPr>
-            <m:e>
-              <m:sSub>
-                <m:e>
-                  <m:r>
-                    <m:t>y</m:t>
-                  </m:r>
-                </m:e>
-                <m:sub>
-                  <m:r>
-                    <m:t>i</m:t>
-                  </m:r>
-                </m:sub>
-              </m:sSub>
               <m:r>
                 <m:rPr>
                   <m:sty m:val="p"/>
                 </m:rPr>
-                <m:t>−</m:t>
+                <m:t>(</m:t>
               </m:r>
-              <m:acc>
-                <m:accPr>
-                  <m:chr m:val="‾"/>
-                </m:accPr>
-                <m:e>
-                  <m:r>
-                    <m:t>y</m:t>
-                  </m:r>
-                </m:e>
-              </m:acc>
             </m:e>
-          </m:d>
+          </m:nary>
+          <m:sSub>
+            <m:e>
+              <m:r>
+                <m:t>x</m:t>
+              </m:r>
+            </m:e>
+            <m:sub>
+              <m:r>
+                <m:t>i</m:t>
+              </m:r>
+            </m:sub>
+          </m:sSub>
+          <m:r>
+            <m:rPr>
+              <m:sty m:val="p"/>
+            </m:rPr>
+            <m:t>−</m:t>
+          </m:r>
+          <m:acc>
+            <m:accPr>
+              <m:chr m:val="‾"/>
+            </m:accPr>
+            <m:e>
+              <m:r>
+                <m:t>x</m:t>
+              </m:r>
+            </m:e>
+          </m:acc>
+          <m:r>
+            <m:rPr>
+              <m:sty m:val="p"/>
+            </m:rPr>
+            <m:t>)</m:t>
+          </m:r>
+          <m:r>
+            <m:rPr>
+              <m:sty m:val="p"/>
+            </m:rPr>
+            <m:t>(</m:t>
+          </m:r>
+          <m:sSub>
+            <m:e>
+              <m:r>
+                <m:t>y</m:t>
+              </m:r>
+            </m:e>
+            <m:sub>
+              <m:r>
+                <m:t>i</m:t>
+              </m:r>
+            </m:sub>
+          </m:sSub>
+          <m:r>
+            <m:rPr>
+              <m:sty m:val="p"/>
+            </m:rPr>
+            <m:t>−</m:t>
+          </m:r>
+          <m:acc>
+            <m:accPr>
+              <m:chr m:val="‾"/>
+            </m:accPr>
+            <m:e>
+              <m:r>
+                <m:t>y</m:t>
+              </m:r>
+            </m:e>
+          </m:acc>
+          <m:r>
+            <m:rPr>
+              <m:sty m:val="p"/>
+            </m:rPr>
+            <m:t>)</m:t>
+          </m:r>
         </m:oMath>
       </m:oMathPara>
     </w:p>
@@ -4961,7 +4997,7 @@
       <w:r>
         <w:t xml:space="preserve"> </w:t>
       </w:r>
-      <w:hyperlink r:id="rId57">
+      <w:hyperlink r:id="rId46">
         <w:r>
           <w:rPr>
             <w:rStyle w:val="Hyperlink"/>
@@ -4973,8 +5009,8 @@
         <w:t xml:space="preserve">.)</w:t>
       </w:r>
     </w:p>
-    <w:bookmarkEnd w:id="58"/>
-    <w:bookmarkStart w:id="69" w:name="step-3-find-the-least-squares-estimates"/>
+    <w:bookmarkEnd w:id="47"/>
+    <w:bookmarkStart w:id="58" w:name="step-3-find-the-least-squares-estimates"/>
     <w:p>
       <w:pPr>
         <w:pStyle w:val="Heading4"/>
@@ -5129,84 +5165,88 @@
                   </m:r>
                 </m:sup>
                 <m:e>
-                  <m:d>
-                    <m:dPr>
-                      <m:begChr m:val="("/>
-                      <m:sepChr m:val=""/>
-                      <m:endChr m:val=")"/>
-                      <m:grow/>
-                    </m:dPr>
-                    <m:e>
-                      <m:sSub>
-                        <m:e>
-                          <m:r>
-                            <m:t>x</m:t>
-                          </m:r>
-                        </m:e>
-                        <m:sub>
-                          <m:r>
-                            <m:t>i</m:t>
-                          </m:r>
-                        </m:sub>
-                      </m:sSub>
-                      <m:r>
-                        <m:rPr>
-                          <m:sty m:val="p"/>
-                        </m:rPr>
-                        <m:t>−</m:t>
-                      </m:r>
-                      <m:acc>
-                        <m:accPr>
-                          <m:chr m:val="‾"/>
-                        </m:accPr>
-                        <m:e>
-                          <m:r>
-                            <m:t>x</m:t>
-                          </m:r>
-                        </m:e>
-                      </m:acc>
-                    </m:e>
-                  </m:d>
-                </m:e>
-              </m:nary>
-              <m:d>
-                <m:dPr>
-                  <m:begChr m:val="("/>
-                  <m:sepChr m:val=""/>
-                  <m:endChr m:val=")"/>
-                  <m:grow/>
-                </m:dPr>
-                <m:e>
-                  <m:sSub>
-                    <m:e>
-                      <m:r>
-                        <m:t>y</m:t>
-                      </m:r>
-                    </m:e>
-                    <m:sub>
-                      <m:r>
-                        <m:t>i</m:t>
-                      </m:r>
-                    </m:sub>
-                  </m:sSub>
                   <m:r>
                     <m:rPr>
                       <m:sty m:val="p"/>
                     </m:rPr>
-                    <m:t>−</m:t>
+                    <m:t>(</m:t>
                   </m:r>
-                  <m:acc>
-                    <m:accPr>
-                      <m:chr m:val="‾"/>
-                    </m:accPr>
-                    <m:e>
-                      <m:r>
-                        <m:t>y</m:t>
-                      </m:r>
-                    </m:e>
-                  </m:acc>
                 </m:e>
-              </m:d>
+              </m:nary>
+              <m:sSub>
+                <m:e>
+                  <m:r>
+                    <m:t>x</m:t>
+                  </m:r>
+                </m:e>
+                <m:sub>
+                  <m:r>
+                    <m:t>i</m:t>
+                  </m:r>
+                </m:sub>
+              </m:sSub>
+              <m:r>
+                <m:rPr>
+                  <m:sty m:val="p"/>
+                </m:rPr>
+                <m:t>−</m:t>
+              </m:r>
+              <m:acc>
+                <m:accPr>
+                  <m:chr m:val="‾"/>
+                </m:accPr>
+                <m:e>
+                  <m:r>
+                    <m:t>x</m:t>
+                  </m:r>
+                </m:e>
+              </m:acc>
+              <m:r>
+                <m:rPr>
+                  <m:sty m:val="p"/>
+                </m:rPr>
+                <m:t>)</m:t>
+              </m:r>
+              <m:r>
+                <m:rPr>
+                  <m:sty m:val="p"/>
+                </m:rPr>
+                <m:t>(</m:t>
+              </m:r>
+              <m:sSub>
+                <m:e>
+                  <m:r>
+                    <m:t>y</m:t>
+                  </m:r>
+                </m:e>
+                <m:sub>
+                  <m:r>
+                    <m:t>i</m:t>
+                  </m:r>
+                </m:sub>
+              </m:sSub>
+              <m:r>
+                <m:rPr>
+                  <m:sty m:val="p"/>
+                </m:rPr>
+                <m:t>−</m:t>
+              </m:r>
+              <m:acc>
+                <m:accPr>
+                  <m:chr m:val="‾"/>
+                </m:accPr>
+                <m:e>
+                  <m:r>
+                    <m:t>y</m:t>
+                  </m:r>
+                </m:e>
+              </m:acc>
+              <m:r>
+                <m:rPr>
+                  <m:sty m:val="p"/>
+                </m:rPr>
+                <m:t>)</m:t>
+              </m:r>
             </m:num>
             <m:den>
               <m:nary>
@@ -5236,55 +5276,57 @@
                   </m:r>
                 </m:sup>
                 <m:e>
-                  <m:sSup>
-                    <m:e>
-                      <m:d>
-                        <m:dPr>
-                          <m:begChr m:val="("/>
-                          <m:sepChr m:val=""/>
-                          <m:endChr m:val=")"/>
-                          <m:grow/>
-                        </m:dPr>
-                        <m:e>
-                          <m:sSub>
-                            <m:e>
-                              <m:r>
-                                <m:t>x</m:t>
-                              </m:r>
-                            </m:e>
-                            <m:sub>
-                              <m:r>
-                                <m:t>i</m:t>
-                              </m:r>
-                            </m:sub>
-                          </m:sSub>
-                          <m:r>
-                            <m:rPr>
-                              <m:sty m:val="p"/>
-                            </m:rPr>
-                            <m:t>−</m:t>
-                          </m:r>
-                          <m:acc>
-                            <m:accPr>
-                              <m:chr m:val="‾"/>
-                            </m:accPr>
-                            <m:e>
-                              <m:r>
-                                <m:t>x</m:t>
-                              </m:r>
-                            </m:e>
-                          </m:acc>
-                        </m:e>
-                      </m:d>
-                    </m:e>
-                    <m:sup>
-                      <m:r>
-                        <m:t>2</m:t>
-                      </m:r>
-                    </m:sup>
-                  </m:sSup>
+                  <m:r>
+                    <m:rPr>
+                      <m:sty m:val="p"/>
+                    </m:rPr>
+                    <m:t>(</m:t>
+                  </m:r>
                 </m:e>
               </m:nary>
+              <m:sSub>
+                <m:e>
+                  <m:r>
+                    <m:t>x</m:t>
+                  </m:r>
+                </m:e>
+                <m:sub>
+                  <m:r>
+                    <m:t>i</m:t>
+                  </m:r>
+                </m:sub>
+              </m:sSub>
+              <m:r>
+                <m:rPr>
+                  <m:sty m:val="p"/>
+                </m:rPr>
+                <m:t>−</m:t>
+              </m:r>
+              <m:acc>
+                <m:accPr>
+                  <m:chr m:val="‾"/>
+                </m:accPr>
+                <m:e>
+                  <m:r>
+                    <m:t>x</m:t>
+                  </m:r>
+                </m:e>
+              </m:acc>
+              <m:sSup>
+                <m:e>
+                  <m:r>
+                    <m:rPr>
+                      <m:sty m:val="p"/>
+                    </m:rPr>
+                    <m:t>)</m:t>
+                  </m:r>
+                </m:e>
+                <m:sup>
+                  <m:r>
+                    <m:t>2</m:t>
+                  </m:r>
+                </m:sup>
+              </m:sSup>
             </m:den>
           </m:f>
         </m:oMath>
@@ -5433,18 +5475,18 @@
                 <wp:inline>
                   <wp:extent cx="152400" cy="152400"/>
                   <wp:effectExtent b="0" l="0" r="0" t="0"/>
-                  <wp:docPr descr="" title="" id="60" name="Picture"/>
+                  <wp:docPr descr="" title="" id="49" name="Picture"/>
                   <a:graphic>
                     <a:graphicData uri="http://schemas.openxmlformats.org/drawingml/2006/picture">
                       <pic:pic>
                         <pic:nvPicPr>
-                          <pic:cNvPr descr="/Applications/quarto/share/formats/docx/important.png" id="61" name="Picture"/>
+                          <pic:cNvPr descr="/Applications/quarto/share/formats/docx/important.png" id="50" name="Picture"/>
                           <pic:cNvPicPr>
                             <a:picLocks noChangeArrowheads="1" noChangeAspect="1"/>
                           </pic:cNvPicPr>
                         </pic:nvPicPr>
                         <pic:blipFill>
-                          <a:blip r:embed="rId59"/>
+                          <a:blip r:embed="rId48"/>
                           <a:stretch>
                             <a:fillRect/>
                           </a:stretch>
@@ -5557,18 +5599,18 @@
                 <wp:inline>
                   <wp:extent cx="152400" cy="152400"/>
                   <wp:effectExtent b="0" l="0" r="0" t="0"/>
-                  <wp:docPr descr="" title="" id="62" name="Picture"/>
+                  <wp:docPr descr="" title="" id="51" name="Picture"/>
                   <a:graphic>
                     <a:graphicData uri="http://schemas.openxmlformats.org/drawingml/2006/picture">
                       <pic:pic>
                         <pic:nvPicPr>
-                          <pic:cNvPr descr="/Applications/quarto/share/formats/docx/tip.png" id="63" name="Picture"/>
+                          <pic:cNvPr descr="/Applications/quarto/share/formats/docx/tip.png" id="52" name="Picture"/>
                           <pic:cNvPicPr>
                             <a:picLocks noChangeArrowheads="1" noChangeAspect="1"/>
                           </pic:cNvPicPr>
                         </pic:nvPicPr>
                         <pic:blipFill>
-                          <a:blip r:embed="rId27"/>
+                          <a:blip r:embed="rId16"/>
                           <a:stretch>
                             <a:fillRect/>
                           </a:stretch>
@@ -5634,28 +5676,30 @@
               <m:r>
                 <m:t>S</m:t>
               </m:r>
-              <m:d>
-                <m:dPr>
-                  <m:begChr m:val="("/>
-                  <m:sepChr m:val=""/>
-                  <m:endChr m:val=")"/>
-                  <m:grow/>
-                </m:dPr>
-                <m:e>
-                  <m:r>
-                    <m:t>α</m:t>
-                  </m:r>
-                  <m:r>
-                    <m:rPr>
-                      <m:sty m:val="p"/>
-                    </m:rPr>
-                    <m:t>,</m:t>
-                  </m:r>
-                  <m:r>
-                    <m:t>β</m:t>
-                  </m:r>
-                </m:e>
-              </m:d>
+              <m:r>
+                <m:rPr>
+                  <m:sty m:val="p"/>
+                </m:rPr>
+                <m:t>(</m:t>
+              </m:r>
+              <m:r>
+                <m:t>α</m:t>
+              </m:r>
+              <m:r>
+                <m:rPr>
+                  <m:sty m:val="p"/>
+                </m:rPr>
+                <m:t>,</m:t>
+              </m:r>
+              <m:r>
+                <m:t>β</m:t>
+              </m:r>
+              <m:r>
+                <m:rPr>
+                  <m:sty m:val="p"/>
+                </m:rPr>
+                <m:t>)</m:t>
+              </m:r>
             </m:oMath>
             <w:r>
               <w:t xml:space="preserve"> </w:t>
@@ -5719,7 +5763,7 @@
             <w:r>
               <w:t xml:space="preserve"> </w:t>
             </w:r>
-            <w:hyperlink r:id="rId64">
+            <w:hyperlink r:id="rId53">
               <w:r>
                 <w:rPr>
                   <w:rStyle w:val="Hyperlink"/>
@@ -5822,18 +5866,18 @@
                 <wp:inline>
                   <wp:extent cx="152400" cy="152400"/>
                   <wp:effectExtent b="0" l="0" r="0" t="0"/>
-                  <wp:docPr descr="" title="" id="65" name="Picture"/>
+                  <wp:docPr descr="" title="" id="54" name="Picture"/>
                   <a:graphic>
                     <a:graphicData uri="http://schemas.openxmlformats.org/drawingml/2006/picture">
                       <pic:pic>
                         <pic:nvPicPr>
-                          <pic:cNvPr descr="/Applications/quarto/share/formats/docx/note.png" id="66" name="Picture"/>
+                          <pic:cNvPr descr="/Applications/quarto/share/formats/docx/note.png" id="55" name="Picture"/>
                           <pic:cNvPicPr>
                             <a:picLocks noChangeArrowheads="1" noChangeAspect="1"/>
                           </pic:cNvPicPr>
                         </pic:nvPicPr>
                         <pic:blipFill>
-                          <a:blip r:embed="rId22"/>
+                          <a:blip r:embed="rId11"/>
                           <a:stretch>
                             <a:fillRect/>
                           </a:stretch>
@@ -6387,24 +6431,26 @@
             <m:oMath>
               <m:r>
                 <m:rPr>
+                  <m:scr m:val="double-struck"/>
                   <m:sty m:val="p"/>
-                  <m:scr m:val="double-struck"/>
                 </m:rPr>
                 <m:t>E</m:t>
               </m:r>
-              <m:d>
-                <m:dPr>
-                  <m:begChr m:val="("/>
-                  <m:sepChr m:val=""/>
-                  <m:endChr m:val=")"/>
-                  <m:grow/>
-                </m:dPr>
-                <m:e>
-                  <m:r>
-                    <m:t>Y</m:t>
-                  </m:r>
-                </m:e>
-              </m:d>
+              <m:r>
+                <m:rPr>
+                  <m:sty m:val="p"/>
+                </m:rPr>
+                <m:t>(</m:t>
+              </m:r>
+              <m:r>
+                <m:t>Y</m:t>
+              </m:r>
+              <m:r>
+                <m:rPr>
+                  <m:sty m:val="p"/>
+                </m:rPr>
+                <m:t>)</m:t>
+              </m:r>
               <m:r>
                 <m:rPr>
                   <m:sty m:val="p"/>
@@ -6543,7 +6589,7 @@
             <w:r>
               <w:t xml:space="preserve"> </w:t>
             </w:r>
-            <w:hyperlink r:id="rId57">
+            <w:hyperlink r:id="rId46">
               <w:r>
                 <w:rPr>
                   <w:rStyle w:val="Hyperlink"/>
@@ -6611,324 +6657,304 @@
                 <m:jc m:val="center"/>
               </m:oMathParaPr>
               <m:oMath>
-                <m:m>
-                  <m:mPr>
-                    <m:baseJc m:val="center"/>
-                    <m:plcHide m:val="on"/>
-                    <m:mcs>
-                      <m:mc>
-                        <m:mcPr>
-                          <m:mcJc m:val="right"/>
-                          <m:count m:val="1"/>
-                        </m:mcPr>
-                      </m:mc>
-                      <m:mc>
-                        <m:mcPr>
-                          <m:mcJc m:val="left"/>
-                          <m:count m:val="1"/>
-                        </m:mcPr>
-                      </m:mc>
-                    </m:mcs>
-                  </m:mPr>
-                  <m:mr>
-                    <m:e>
-                      <m:acc>
-                        <m:accPr>
-                          <m:chr m:val="‾"/>
-                        </m:accPr>
-                        <m:e>
-                          <m:r>
-                            <m:t>x</m:t>
-                          </m:r>
-                        </m:e>
-                      </m:acc>
-                    </m:e>
-                    <m:e>
-                      <m:r>
-                        <m:rPr>
-                          <m:sty m:val="p"/>
-                        </m:rPr>
-                        <m:t>=</m:t>
-                      </m:r>
-                      <m:f>
-                        <m:fPr>
-                          <m:type m:val="bar"/>
-                        </m:fPr>
-                        <m:num>
-                          <m:r>
-                            <m:t>1</m:t>
-                          </m:r>
-                        </m:num>
-                        <m:den>
-                          <m:r>
-                            <m:t>n</m:t>
-                          </m:r>
-                        </m:den>
-                      </m:f>
-                      <m:nary>
-                        <m:naryPr>
-                          <m:chr m:val="∑"/>
-                          <m:limLoc m:val="undOvr"/>
-                          <m:subHide m:val="off"/>
-                          <m:supHide m:val="off"/>
-                        </m:naryPr>
-                        <m:sub>
-                          <m:r>
-                            <m:t>i</m:t>
-                          </m:r>
-                          <m:r>
-                            <m:rPr>
-                              <m:sty m:val="p"/>
-                            </m:rPr>
-                            <m:t>=</m:t>
-                          </m:r>
-                          <m:r>
-                            <m:t>1</m:t>
-                          </m:r>
-                        </m:sub>
-                        <m:sup>
-                          <m:r>
-                            <m:t>n</m:t>
-                          </m:r>
-                        </m:sup>
-                        <m:e>
-                          <m:sSub>
-                            <m:e>
-                              <m:r>
-                                <m:t>x</m:t>
-                              </m:r>
-                            </m:e>
-                            <m:sub>
-                              <m:r>
-                                <m:t>i</m:t>
-                              </m:r>
-                            </m:sub>
-                          </m:sSub>
-                        </m:e>
-                      </m:nary>
-                      <m:r>
-                        <m:rPr>
-                          <m:sty m:val="p"/>
-                        </m:rPr>
-                        <m:t>=</m:t>
-                      </m:r>
-                      <m:f>
-                        <m:fPr>
-                          <m:type m:val="bar"/>
-                        </m:fPr>
-                        <m:num>
-                          <m:r>
-                            <m:t>1</m:t>
-                          </m:r>
-                        </m:num>
-                        <m:den>
-                          <m:r>
-                            <m:t>10</m:t>
-                          </m:r>
-                        </m:den>
-                      </m:f>
-                      <m:nary>
-                        <m:naryPr>
-                          <m:chr m:val="∑"/>
-                          <m:limLoc m:val="undOvr"/>
-                          <m:subHide m:val="off"/>
-                          <m:supHide m:val="off"/>
-                        </m:naryPr>
-                        <m:sub>
-                          <m:r>
-                            <m:t>i</m:t>
-                          </m:r>
-                          <m:r>
-                            <m:rPr>
-                              <m:sty m:val="p"/>
-                            </m:rPr>
-                            <m:t>=</m:t>
-                          </m:r>
-                          <m:r>
-                            <m:t>1</m:t>
-                          </m:r>
-                        </m:sub>
-                        <m:sup>
-                          <m:r>
-                            <m:t>10</m:t>
-                          </m:r>
-                        </m:sup>
-                        <m:e>
-                          <m:sSub>
-                            <m:e>
-                              <m:r>
-                                <m:t>x</m:t>
-                              </m:r>
-                            </m:e>
-                            <m:sub>
-                              <m:r>
-                                <m:t>i</m:t>
-                              </m:r>
-                            </m:sub>
-                          </m:sSub>
-                        </m:e>
-                      </m:nary>
-                      <m:r>
-                        <m:rPr>
-                          <m:sty m:val="p"/>
-                        </m:rPr>
-                        <m:t>=</m:t>
-                      </m:r>
-                      <m:r>
-                        <m:t>23.7</m:t>
-                      </m:r>
-                    </m:e>
-                  </m:mr>
-                  <m:mr>
-                    <m:e>
-                      <m:acc>
-                        <m:accPr>
-                          <m:chr m:val="‾"/>
-                        </m:accPr>
-                        <m:e>
-                          <m:r>
-                            <m:t>y</m:t>
-                          </m:r>
-                        </m:e>
-                      </m:acc>
-                    </m:e>
-                    <m:e>
-                      <m:r>
-                        <m:rPr>
-                          <m:sty m:val="p"/>
-                        </m:rPr>
-                        <m:t>=</m:t>
-                      </m:r>
-                      <m:f>
-                        <m:fPr>
-                          <m:type m:val="bar"/>
-                        </m:fPr>
-                        <m:num>
-                          <m:r>
-                            <m:t>1</m:t>
-                          </m:r>
-                        </m:num>
-                        <m:den>
-                          <m:r>
-                            <m:t>n</m:t>
-                          </m:r>
-                        </m:den>
-                      </m:f>
-                      <m:nary>
-                        <m:naryPr>
-                          <m:chr m:val="∑"/>
-                          <m:limLoc m:val="undOvr"/>
-                          <m:subHide m:val="off"/>
-                          <m:supHide m:val="off"/>
-                        </m:naryPr>
-                        <m:sub>
-                          <m:r>
-                            <m:t>i</m:t>
-                          </m:r>
-                          <m:r>
-                            <m:rPr>
-                              <m:sty m:val="p"/>
-                            </m:rPr>
-                            <m:t>=</m:t>
-                          </m:r>
-                          <m:r>
-                            <m:t>1</m:t>
-                          </m:r>
-                        </m:sub>
-                        <m:sup>
-                          <m:r>
-                            <m:t>n</m:t>
-                          </m:r>
-                        </m:sup>
-                        <m:e>
-                          <m:sSub>
-                            <m:e>
-                              <m:r>
-                                <m:t>y</m:t>
-                              </m:r>
-                            </m:e>
-                            <m:sub>
-                              <m:r>
-                                <m:t>i</m:t>
-                              </m:r>
-                            </m:sub>
-                          </m:sSub>
-                        </m:e>
-                      </m:nary>
-                      <m:r>
-                        <m:rPr>
-                          <m:sty m:val="p"/>
-                        </m:rPr>
-                        <m:t>=</m:t>
-                      </m:r>
-                      <m:f>
-                        <m:fPr>
-                          <m:type m:val="bar"/>
-                        </m:fPr>
-                        <m:num>
-                          <m:r>
-                            <m:t>1</m:t>
-                          </m:r>
-                        </m:num>
-                        <m:den>
-                          <m:r>
-                            <m:t>10</m:t>
-                          </m:r>
-                        </m:den>
-                      </m:f>
-                      <m:nary>
-                        <m:naryPr>
-                          <m:chr m:val="∑"/>
-                          <m:limLoc m:val="undOvr"/>
-                          <m:subHide m:val="off"/>
-                          <m:supHide m:val="off"/>
-                        </m:naryPr>
-                        <m:sub>
-                          <m:r>
-                            <m:t>i</m:t>
-                          </m:r>
-                          <m:r>
-                            <m:rPr>
-                              <m:sty m:val="p"/>
-                            </m:rPr>
-                            <m:t>=</m:t>
-                          </m:r>
-                          <m:r>
-                            <m:t>1</m:t>
-                          </m:r>
-                        </m:sub>
-                        <m:sup>
-                          <m:r>
-                            <m:t>10</m:t>
-                          </m:r>
-                        </m:sup>
-                        <m:e>
-                          <m:sSub>
-                            <m:e>
-                              <m:r>
-                                <m:t>y</m:t>
-                              </m:r>
-                            </m:e>
-                            <m:sub>
-                              <m:r>
-                                <m:t>i</m:t>
-                              </m:r>
-                            </m:sub>
-                          </m:sSub>
-                        </m:e>
-                      </m:nary>
-                      <m:r>
-                        <m:rPr>
-                          <m:sty m:val="p"/>
-                        </m:rPr>
-                        <m:t>=</m:t>
-                      </m:r>
-                      <m:r>
-                        <m:t>240</m:t>
-                      </m:r>
-                    </m:e>
-                  </m:mr>
-                </m:m>
+                <m:eqArr>
+                  <m:e>
+                    <m:acc>
+                      <m:accPr>
+                        <m:chr m:val="‾"/>
+                      </m:accPr>
+                      <m:e>
+                        <m:r>
+                          <m:t>x</m:t>
+                        </m:r>
+                      </m:e>
+                    </m:acc>
+                    <m:r>
+                      <m:t>&amp;</m:t>
+                    </m:r>
+                    <m:r>
+                      <m:rPr>
+                        <m:sty m:val="p"/>
+                      </m:rPr>
+                      <m:t>=</m:t>
+                    </m:r>
+                    <m:f>
+                      <m:fPr>
+                        <m:type m:val="bar"/>
+                      </m:fPr>
+                      <m:num>
+                        <m:r>
+                          <m:t>1</m:t>
+                        </m:r>
+                      </m:num>
+                      <m:den>
+                        <m:r>
+                          <m:t>n</m:t>
+                        </m:r>
+                      </m:den>
+                    </m:f>
+                    <m:nary>
+                      <m:naryPr>
+                        <m:chr m:val="∑"/>
+                        <m:limLoc m:val="undOvr"/>
+                        <m:subHide m:val="off"/>
+                        <m:supHide m:val="off"/>
+                      </m:naryPr>
+                      <m:sub>
+                        <m:r>
+                          <m:t>i</m:t>
+                        </m:r>
+                        <m:r>
+                          <m:rPr>
+                            <m:sty m:val="p"/>
+                          </m:rPr>
+                          <m:t>=</m:t>
+                        </m:r>
+                        <m:r>
+                          <m:t>1</m:t>
+                        </m:r>
+                      </m:sub>
+                      <m:sup>
+                        <m:r>
+                          <m:t>n</m:t>
+                        </m:r>
+                      </m:sup>
+                      <m:e>
+                        <m:sSub>
+                          <m:e>
+                            <m:r>
+                              <m:t>x</m:t>
+                            </m:r>
+                          </m:e>
+                          <m:sub>
+                            <m:r>
+                              <m:t>i</m:t>
+                            </m:r>
+                          </m:sub>
+                        </m:sSub>
+                      </m:e>
+                    </m:nary>
+                    <m:r>
+                      <m:rPr>
+                        <m:sty m:val="p"/>
+                      </m:rPr>
+                      <m:t>=</m:t>
+                    </m:r>
+                    <m:f>
+                      <m:fPr>
+                        <m:type m:val="bar"/>
+                      </m:fPr>
+                      <m:num>
+                        <m:r>
+                          <m:t>1</m:t>
+                        </m:r>
+                      </m:num>
+                      <m:den>
+                        <m:r>
+                          <m:t>10</m:t>
+                        </m:r>
+                      </m:den>
+                    </m:f>
+                    <m:nary>
+                      <m:naryPr>
+                        <m:chr m:val="∑"/>
+                        <m:limLoc m:val="undOvr"/>
+                        <m:subHide m:val="off"/>
+                        <m:supHide m:val="off"/>
+                      </m:naryPr>
+                      <m:sub>
+                        <m:r>
+                          <m:t>i</m:t>
+                        </m:r>
+                        <m:r>
+                          <m:rPr>
+                            <m:sty m:val="p"/>
+                          </m:rPr>
+                          <m:t>=</m:t>
+                        </m:r>
+                        <m:r>
+                          <m:t>1</m:t>
+                        </m:r>
+                      </m:sub>
+                      <m:sup>
+                        <m:r>
+                          <m:t>10</m:t>
+                        </m:r>
+                      </m:sup>
+                      <m:e>
+                        <m:sSub>
+                          <m:e>
+                            <m:r>
+                              <m:t>x</m:t>
+                            </m:r>
+                          </m:e>
+                          <m:sub>
+                            <m:r>
+                              <m:t>i</m:t>
+                            </m:r>
+                          </m:sub>
+                        </m:sSub>
+                      </m:e>
+                    </m:nary>
+                    <m:r>
+                      <m:rPr>
+                        <m:sty m:val="p"/>
+                      </m:rPr>
+                      <m:t>=</m:t>
+                    </m:r>
+                    <m:r>
+                      <m:t>23.7</m:t>
+                    </m:r>
+                  </m:e>
+                  <m:e>
+                    <m:acc>
+                      <m:accPr>
+                        <m:chr m:val="‾"/>
+                      </m:accPr>
+                      <m:e>
+                        <m:r>
+                          <m:t>y</m:t>
+                        </m:r>
+                      </m:e>
+                    </m:acc>
+                    <m:r>
+                      <m:t>&amp;</m:t>
+                    </m:r>
+                    <m:r>
+                      <m:rPr>
+                        <m:sty m:val="p"/>
+                      </m:rPr>
+                      <m:t>=</m:t>
+                    </m:r>
+                    <m:f>
+                      <m:fPr>
+                        <m:type m:val="bar"/>
+                      </m:fPr>
+                      <m:num>
+                        <m:r>
+                          <m:t>1</m:t>
+                        </m:r>
+                      </m:num>
+                      <m:den>
+                        <m:r>
+                          <m:t>n</m:t>
+                        </m:r>
+                      </m:den>
+                    </m:f>
+                    <m:nary>
+                      <m:naryPr>
+                        <m:chr m:val="∑"/>
+                        <m:limLoc m:val="undOvr"/>
+                        <m:subHide m:val="off"/>
+                        <m:supHide m:val="off"/>
+                      </m:naryPr>
+                      <m:sub>
+                        <m:r>
+                          <m:t>i</m:t>
+                        </m:r>
+                        <m:r>
+                          <m:rPr>
+                            <m:sty m:val="p"/>
+                          </m:rPr>
+                          <m:t>=</m:t>
+                        </m:r>
+                        <m:r>
+                          <m:t>1</m:t>
+                        </m:r>
+                      </m:sub>
+                      <m:sup>
+                        <m:r>
+                          <m:t>n</m:t>
+                        </m:r>
+                      </m:sup>
+                      <m:e>
+                        <m:sSub>
+                          <m:e>
+                            <m:r>
+                              <m:t>y</m:t>
+                            </m:r>
+                          </m:e>
+                          <m:sub>
+                            <m:r>
+                              <m:t>i</m:t>
+                            </m:r>
+                          </m:sub>
+                        </m:sSub>
+                      </m:e>
+                    </m:nary>
+                    <m:r>
+                      <m:rPr>
+                        <m:sty m:val="p"/>
+                      </m:rPr>
+                      <m:t>=</m:t>
+                    </m:r>
+                    <m:f>
+                      <m:fPr>
+                        <m:type m:val="bar"/>
+                      </m:fPr>
+                      <m:num>
+                        <m:r>
+                          <m:t>1</m:t>
+                        </m:r>
+                      </m:num>
+                      <m:den>
+                        <m:r>
+                          <m:t>10</m:t>
+                        </m:r>
+                      </m:den>
+                    </m:f>
+                    <m:nary>
+                      <m:naryPr>
+                        <m:chr m:val="∑"/>
+                        <m:limLoc m:val="undOvr"/>
+                        <m:subHide m:val="off"/>
+                        <m:supHide m:val="off"/>
+                      </m:naryPr>
+                      <m:sub>
+                        <m:r>
+                          <m:t>i</m:t>
+                        </m:r>
+                        <m:r>
+                          <m:rPr>
+                            <m:sty m:val="p"/>
+                          </m:rPr>
+                          <m:t>=</m:t>
+                        </m:r>
+                        <m:r>
+                          <m:t>1</m:t>
+                        </m:r>
+                      </m:sub>
+                      <m:sup>
+                        <m:r>
+                          <m:t>10</m:t>
+                        </m:r>
+                      </m:sup>
+                      <m:e>
+                        <m:sSub>
+                          <m:e>
+                            <m:r>
+                              <m:t>y</m:t>
+                            </m:r>
+                          </m:e>
+                          <m:sub>
+                            <m:r>
+                              <m:t>i</m:t>
+                            </m:r>
+                          </m:sub>
+                        </m:sSub>
+                      </m:e>
+                    </m:nary>
+                    <m:r>
+                      <m:rPr>
+                        <m:sty m:val="p"/>
+                      </m:rPr>
+                      <m:t>=</m:t>
+                    </m:r>
+                    <m:r>
+                      <m:t>240</m:t>
+                    </m:r>
+                  </m:e>
+                </m:eqArr>
               </m:oMath>
             </m:oMathPara>
           </w:p>
@@ -6983,18 +7009,18 @@
                 <wp:inline>
                   <wp:extent cx="152400" cy="152400"/>
                   <wp:effectExtent b="0" l="0" r="0" t="0"/>
-                  <wp:docPr descr="" title="" id="67" name="Picture"/>
+                  <wp:docPr descr="" title="" id="56" name="Picture"/>
                   <a:graphic>
                     <a:graphicData uri="http://schemas.openxmlformats.org/drawingml/2006/picture">
                       <pic:pic>
                         <pic:nvPicPr>
-                          <pic:cNvPr descr="/Applications/quarto/share/formats/docx/note.png" id="68" name="Picture"/>
+                          <pic:cNvPr descr="/Applications/quarto/share/formats/docx/note.png" id="57" name="Picture"/>
                           <pic:cNvPicPr>
                             <a:picLocks noChangeArrowheads="1" noChangeAspect="1"/>
                           </pic:cNvPicPr>
                         </pic:nvPicPr>
                         <pic:blipFill>
-                          <a:blip r:embed="rId22"/>
+                          <a:blip r:embed="rId11"/>
                           <a:stretch>
                             <a:fillRect/>
                           </a:stretch>
@@ -7123,285 +7149,271 @@
                 <m:jc m:val="center"/>
               </m:oMathParaPr>
               <m:oMath>
-                <m:m>
-                  <m:mPr>
-                    <m:baseJc m:val="center"/>
-                    <m:plcHide m:val="on"/>
-                    <m:mcs>
-                      <m:mc>
-                        <m:mcPr>
-                          <m:mcJc m:val="right"/>
-                          <m:count m:val="1"/>
-                        </m:mcPr>
-                      </m:mc>
-                      <m:mc>
-                        <m:mcPr>
-                          <m:mcJc m:val="left"/>
-                          <m:count m:val="1"/>
-                        </m:mcPr>
-                      </m:mc>
-                    </m:mcs>
-                  </m:mPr>
-                  <m:mr>
-                    <m:e>
-                      <m:r>
-                        <m:t>S</m:t>
-                      </m:r>
-                      <m:sSub>
-                        <m:e>
-                          <m:r>
-                            <m:t>S</m:t>
-                          </m:r>
-                        </m:e>
-                        <m:sub>
-                          <m:r>
-                            <m:t>X</m:t>
-                          </m:r>
-                          <m:r>
-                            <m:t>Y</m:t>
-                          </m:r>
-                        </m:sub>
-                      </m:sSub>
-                    </m:e>
-                    <m:e>
-                      <m:r>
-                        <m:rPr>
-                          <m:sty m:val="p"/>
-                        </m:rPr>
-                        <m:t>=</m:t>
-                      </m:r>
-                      <m:nary>
-                        <m:naryPr>
-                          <m:chr m:val="∑"/>
-                          <m:limLoc m:val="undOvr"/>
-                          <m:subHide m:val="off"/>
-                          <m:supHide m:val="off"/>
-                        </m:naryPr>
-                        <m:sub>
-                          <m:r>
-                            <m:t>i</m:t>
-                          </m:r>
-                          <m:r>
-                            <m:rPr>
-                              <m:sty m:val="p"/>
-                            </m:rPr>
-                            <m:t>=</m:t>
-                          </m:r>
-                          <m:r>
-                            <m:t>1</m:t>
-                          </m:r>
-                        </m:sub>
-                        <m:sup>
-                          <m:r>
-                            <m:t>10</m:t>
-                          </m:r>
-                        </m:sup>
-                        <m:e>
-                          <m:d>
-                            <m:dPr>
-                              <m:begChr m:val="("/>
-                              <m:sepChr m:val=""/>
-                              <m:endChr m:val=")"/>
-                              <m:grow/>
-                            </m:dPr>
-                            <m:e>
-                              <m:sSub>
-                                <m:e>
-                                  <m:r>
-                                    <m:t>x</m:t>
-                                  </m:r>
-                                </m:e>
-                                <m:sub>
-                                  <m:r>
-                                    <m:t>i</m:t>
-                                  </m:r>
-                                </m:sub>
-                              </m:sSub>
-                              <m:r>
-                                <m:rPr>
-                                  <m:sty m:val="p"/>
-                                </m:rPr>
-                                <m:t>−</m:t>
-                              </m:r>
-                              <m:acc>
-                                <m:accPr>
-                                  <m:chr m:val="‾"/>
-                                </m:accPr>
-                                <m:e>
-                                  <m:r>
-                                    <m:t>x</m:t>
-                                  </m:r>
-                                </m:e>
-                              </m:acc>
-                            </m:e>
-                          </m:d>
-                        </m:e>
-                      </m:nary>
-                      <m:d>
-                        <m:dPr>
-                          <m:begChr m:val="("/>
-                          <m:sepChr m:val=""/>
-                          <m:endChr m:val=")"/>
-                          <m:grow/>
-                        </m:dPr>
-                        <m:e>
-                          <m:sSub>
-                            <m:e>
-                              <m:r>
-                                <m:t>y</m:t>
-                              </m:r>
-                            </m:e>
-                            <m:sub>
-                              <m:r>
-                                <m:t>i</m:t>
-                              </m:r>
-                            </m:sub>
-                          </m:sSub>
-                          <m:r>
-                            <m:rPr>
-                              <m:sty m:val="p"/>
-                            </m:rPr>
-                            <m:t>−</m:t>
-                          </m:r>
-                          <m:acc>
-                            <m:accPr>
-                              <m:chr m:val="‾"/>
-                            </m:accPr>
-                            <m:e>
-                              <m:r>
-                                <m:t>y</m:t>
-                              </m:r>
-                            </m:e>
-                          </m:acc>
-                        </m:e>
-                      </m:d>
-                      <m:r>
-                        <m:rPr>
-                          <m:sty m:val="p"/>
-                        </m:rPr>
-                        <m:t>=</m:t>
-                      </m:r>
-                      <m:r>
-                        <m:t>2460</m:t>
-                      </m:r>
-                    </m:e>
-                  </m:mr>
-                  <m:mr>
-                    <m:e>
-                      <m:r>
-                        <m:t>S</m:t>
-                      </m:r>
-                      <m:sSub>
-                        <m:e>
-                          <m:r>
-                            <m:t>S</m:t>
-                          </m:r>
-                        </m:e>
-                        <m:sub>
-                          <m:r>
-                            <m:t>X</m:t>
-                          </m:r>
-                          <m:r>
-                            <m:t>X</m:t>
-                          </m:r>
-                        </m:sub>
-                      </m:sSub>
-                    </m:e>
-                    <m:e>
-                      <m:r>
-                        <m:rPr>
-                          <m:sty m:val="p"/>
-                        </m:rPr>
-                        <m:t>=</m:t>
-                      </m:r>
-                      <m:nary>
-                        <m:naryPr>
-                          <m:chr m:val="∑"/>
-                          <m:limLoc m:val="undOvr"/>
-                          <m:subHide m:val="off"/>
-                          <m:supHide m:val="off"/>
-                        </m:naryPr>
-                        <m:sub>
-                          <m:r>
-                            <m:t>i</m:t>
-                          </m:r>
-                          <m:r>
-                            <m:rPr>
-                              <m:sty m:val="p"/>
-                            </m:rPr>
-                            <m:t>=</m:t>
-                          </m:r>
-                          <m:r>
-                            <m:t>1</m:t>
-                          </m:r>
-                        </m:sub>
-                        <m:sup>
-                          <m:r>
-                            <m:t>10</m:t>
-                          </m:r>
-                        </m:sup>
-                        <m:e>
-                          <m:sSup>
-                            <m:e>
-                              <m:d>
-                                <m:dPr>
-                                  <m:begChr m:val="("/>
-                                  <m:sepChr m:val=""/>
-                                  <m:endChr m:val=")"/>
-                                  <m:grow/>
-                                </m:dPr>
-                                <m:e>
-                                  <m:sSub>
-                                    <m:e>
-                                      <m:r>
-                                        <m:t>x</m:t>
-                                      </m:r>
-                                    </m:e>
-                                    <m:sub>
-                                      <m:r>
-                                        <m:t>i</m:t>
-                                      </m:r>
-                                    </m:sub>
-                                  </m:sSub>
-                                  <m:r>
-                                    <m:rPr>
-                                      <m:sty m:val="p"/>
-                                    </m:rPr>
-                                    <m:t>−</m:t>
-                                  </m:r>
-                                  <m:acc>
-                                    <m:accPr>
-                                      <m:chr m:val="‾"/>
-                                    </m:accPr>
-                                    <m:e>
-                                      <m:r>
-                                        <m:t>x</m:t>
-                                      </m:r>
-                                    </m:e>
-                                  </m:acc>
-                                </m:e>
-                              </m:d>
-                            </m:e>
-                            <m:sup>
-                              <m:r>
-                                <m:t>2</m:t>
-                              </m:r>
-                            </m:sup>
-                          </m:sSup>
-                        </m:e>
-                      </m:nary>
-                      <m:r>
-                        <m:rPr>
-                          <m:sty m:val="p"/>
-                        </m:rPr>
-                        <m:t>=</m:t>
-                      </m:r>
-                      <m:r>
-                        <m:t>84.1</m:t>
-                      </m:r>
-                    </m:e>
-                  </m:mr>
-                </m:m>
+                <m:eqArr>
+                  <m:e>
+                    <m:r>
+                      <m:t>S</m:t>
+                    </m:r>
+                    <m:sSub>
+                      <m:e>
+                        <m:r>
+                          <m:t>S</m:t>
+                        </m:r>
+                      </m:e>
+                      <m:sub>
+                        <m:r>
+                          <m:t>X</m:t>
+                        </m:r>
+                        <m:r>
+                          <m:t>Y</m:t>
+                        </m:r>
+                      </m:sub>
+                    </m:sSub>
+                    <m:r>
+                      <m:t>&amp;</m:t>
+                    </m:r>
+                    <m:r>
+                      <m:rPr>
+                        <m:sty m:val="p"/>
+                      </m:rPr>
+                      <m:t>=</m:t>
+                    </m:r>
+                    <m:nary>
+                      <m:naryPr>
+                        <m:chr m:val="∑"/>
+                        <m:limLoc m:val="undOvr"/>
+                        <m:subHide m:val="off"/>
+                        <m:supHide m:val="off"/>
+                      </m:naryPr>
+                      <m:sub>
+                        <m:r>
+                          <m:t>i</m:t>
+                        </m:r>
+                        <m:r>
+                          <m:rPr>
+                            <m:sty m:val="p"/>
+                          </m:rPr>
+                          <m:t>=</m:t>
+                        </m:r>
+                        <m:r>
+                          <m:t>1</m:t>
+                        </m:r>
+                      </m:sub>
+                      <m:sup>
+                        <m:r>
+                          <m:t>10</m:t>
+                        </m:r>
+                      </m:sup>
+                      <m:e>
+                        <m:r>
+                          <m:rPr>
+                            <m:sty m:val="p"/>
+                          </m:rPr>
+                          <m:t>(</m:t>
+                        </m:r>
+                      </m:e>
+                    </m:nary>
+                    <m:sSub>
+                      <m:e>
+                        <m:r>
+                          <m:t>x</m:t>
+                        </m:r>
+                      </m:e>
+                      <m:sub>
+                        <m:r>
+                          <m:t>i</m:t>
+                        </m:r>
+                      </m:sub>
+                    </m:sSub>
+                    <m:r>
+                      <m:rPr>
+                        <m:sty m:val="p"/>
+                      </m:rPr>
+                      <m:t>−</m:t>
+                    </m:r>
+                    <m:acc>
+                      <m:accPr>
+                        <m:chr m:val="‾"/>
+                      </m:accPr>
+                      <m:e>
+                        <m:r>
+                          <m:t>x</m:t>
+                        </m:r>
+                      </m:e>
+                    </m:acc>
+                    <m:r>
+                      <m:rPr>
+                        <m:sty m:val="p"/>
+                      </m:rPr>
+                      <m:t>)</m:t>
+                    </m:r>
+                    <m:r>
+                      <m:rPr>
+                        <m:sty m:val="p"/>
+                      </m:rPr>
+                      <m:t>(</m:t>
+                    </m:r>
+                    <m:sSub>
+                      <m:e>
+                        <m:r>
+                          <m:t>y</m:t>
+                        </m:r>
+                      </m:e>
+                      <m:sub>
+                        <m:r>
+                          <m:t>i</m:t>
+                        </m:r>
+                      </m:sub>
+                    </m:sSub>
+                    <m:r>
+                      <m:rPr>
+                        <m:sty m:val="p"/>
+                      </m:rPr>
+                      <m:t>−</m:t>
+                    </m:r>
+                    <m:acc>
+                      <m:accPr>
+                        <m:chr m:val="‾"/>
+                      </m:accPr>
+                      <m:e>
+                        <m:r>
+                          <m:t>y</m:t>
+                        </m:r>
+                      </m:e>
+                    </m:acc>
+                    <m:r>
+                      <m:rPr>
+                        <m:sty m:val="p"/>
+                      </m:rPr>
+                      <m:t>)</m:t>
+                    </m:r>
+                    <m:r>
+                      <m:rPr>
+                        <m:sty m:val="p"/>
+                      </m:rPr>
+                      <m:t>=</m:t>
+                    </m:r>
+                    <m:r>
+                      <m:t>2460</m:t>
+                    </m:r>
+                  </m:e>
+                  <m:e>
+                    <m:r>
+                      <m:t>S</m:t>
+                    </m:r>
+                    <m:sSub>
+                      <m:e>
+                        <m:r>
+                          <m:t>S</m:t>
+                        </m:r>
+                      </m:e>
+                      <m:sub>
+                        <m:r>
+                          <m:t>X</m:t>
+                        </m:r>
+                        <m:r>
+                          <m:t>X</m:t>
+                        </m:r>
+                      </m:sub>
+                    </m:sSub>
+                    <m:r>
+                      <m:t>&amp;</m:t>
+                    </m:r>
+                    <m:r>
+                      <m:rPr>
+                        <m:sty m:val="p"/>
+                      </m:rPr>
+                      <m:t>=</m:t>
+                    </m:r>
+                    <m:nary>
+                      <m:naryPr>
+                        <m:chr m:val="∑"/>
+                        <m:limLoc m:val="undOvr"/>
+                        <m:subHide m:val="off"/>
+                        <m:supHide m:val="off"/>
+                      </m:naryPr>
+                      <m:sub>
+                        <m:r>
+                          <m:t>i</m:t>
+                        </m:r>
+                        <m:r>
+                          <m:rPr>
+                            <m:sty m:val="p"/>
+                          </m:rPr>
+                          <m:t>=</m:t>
+                        </m:r>
+                        <m:r>
+                          <m:t>1</m:t>
+                        </m:r>
+                      </m:sub>
+                      <m:sup>
+                        <m:r>
+                          <m:t>10</m:t>
+                        </m:r>
+                      </m:sup>
+                      <m:e>
+                        <m:r>
+                          <m:rPr>
+                            <m:sty m:val="p"/>
+                          </m:rPr>
+                          <m:t>(</m:t>
+                        </m:r>
+                      </m:e>
+                    </m:nary>
+                    <m:sSub>
+                      <m:e>
+                        <m:r>
+                          <m:t>x</m:t>
+                        </m:r>
+                      </m:e>
+                      <m:sub>
+                        <m:r>
+                          <m:t>i</m:t>
+                        </m:r>
+                      </m:sub>
+                    </m:sSub>
+                    <m:r>
+                      <m:rPr>
+                        <m:sty m:val="p"/>
+                      </m:rPr>
+                      <m:t>−</m:t>
+                    </m:r>
+                    <m:acc>
+                      <m:accPr>
+                        <m:chr m:val="‾"/>
+                      </m:accPr>
+                      <m:e>
+                        <m:r>
+                          <m:t>x</m:t>
+                        </m:r>
+                      </m:e>
+                    </m:acc>
+                    <m:sSup>
+                      <m:e>
+                        <m:r>
+                          <m:rPr>
+                            <m:sty m:val="p"/>
+                          </m:rPr>
+                          <m:t>)</m:t>
+                        </m:r>
+                      </m:e>
+                      <m:sup>
+                        <m:r>
+                          <m:t>2</m:t>
+                        </m:r>
+                      </m:sup>
+                    </m:sSup>
+                    <m:r>
+                      <m:rPr>
+                        <m:sty m:val="p"/>
+                      </m:rPr>
+                      <m:t>=</m:t>
+                    </m:r>
+                    <m:r>
+                      <m:t>84.1</m:t>
+                    </m:r>
+                  </m:e>
+                </m:eqArr>
               </m:oMath>
             </m:oMathPara>
           </w:p>
@@ -7529,8 +7541,8 @@
                 <m:r>
                   <m:rPr>
                     <m:nor/>
+                    <m:scr m:val="sans-serif"/>
                     <m:sty m:val="p"/>
-                    <m:scr m:val="sans-serif"/>
                   </m:rPr>
                   <m:t> to 4dp</m:t>
                 </m:r>
@@ -7554,157 +7566,138 @@
                 <m:jc m:val="center"/>
               </m:oMathParaPr>
               <m:oMath>
-                <m:m>
-                  <m:mPr>
-                    <m:baseJc m:val="center"/>
-                    <m:plcHide m:val="on"/>
-                    <m:mcs>
-                      <m:mc>
-                        <m:mcPr>
-                          <m:mcJc m:val="right"/>
-                          <m:count m:val="1"/>
-                        </m:mcPr>
-                      </m:mc>
-                      <m:mc>
-                        <m:mcPr>
-                          <m:mcJc m:val="left"/>
-                          <m:count m:val="1"/>
-                        </m:mcPr>
-                      </m:mc>
-                    </m:mcs>
-                  </m:mPr>
-                  <m:mr>
-                    <m:e>
-                      <m:acc>
-                        <m:accPr>
-                          <m:chr m:val="̂"/>
-                        </m:accPr>
-                        <m:e>
-                          <m:r>
-                            <m:t>α</m:t>
-                          </m:r>
-                        </m:e>
-                      </m:acc>
-                    </m:e>
-                    <m:e>
-                      <m:r>
-                        <m:rPr>
-                          <m:sty m:val="p"/>
-                        </m:rPr>
-                        <m:t>=</m:t>
-                      </m:r>
-                      <m:acc>
-                        <m:accPr>
-                          <m:chr m:val="‾"/>
-                        </m:accPr>
-                        <m:e>
-                          <m:r>
-                            <m:t>y</m:t>
-                          </m:r>
-                        </m:e>
-                      </m:acc>
-                      <m:r>
-                        <m:rPr>
-                          <m:sty m:val="p"/>
-                        </m:rPr>
-                        <m:t>−</m:t>
-                      </m:r>
-                      <m:acc>
-                        <m:accPr>
-                          <m:chr m:val="̂"/>
-                        </m:accPr>
-                        <m:e>
-                          <m:r>
-                            <m:t>β</m:t>
-                          </m:r>
-                        </m:e>
-                      </m:acc>
-                      <m:acc>
-                        <m:accPr>
-                          <m:chr m:val="‾"/>
-                        </m:accPr>
-                        <m:e>
-                          <m:r>
-                            <m:t>x</m:t>
-                          </m:r>
-                        </m:e>
-                      </m:acc>
-                    </m:e>
-                  </m:mr>
-                  <m:mr>
-                    <m:e/>
-                    <m:e>
-                      <m:r>
-                        <m:rPr>
-                          <m:sty m:val="p"/>
-                        </m:rPr>
-                        <m:t>=</m:t>
-                      </m:r>
-                      <m:r>
-                        <m:t>240</m:t>
-                      </m:r>
-                      <m:r>
-                        <m:rPr>
-                          <m:sty m:val="p"/>
-                        </m:rPr>
-                        <m:t>−</m:t>
-                      </m:r>
-                      <m:r>
-                        <m:t>29.2509</m:t>
-                      </m:r>
-                      <m:r>
-                        <m:rPr>
-                          <m:sty m:val="p"/>
-                        </m:rPr>
-                        <m:t>⋅</m:t>
-                      </m:r>
-                      <m:r>
-                        <m:t>23.7</m:t>
-                      </m:r>
-                    </m:e>
-                  </m:mr>
-                  <m:mr>
-                    <m:e/>
-                    <m:e>
-                      <m:r>
-                        <m:rPr>
-                          <m:sty m:val="p"/>
-                        </m:rPr>
-                        <m:t>=</m:t>
-                      </m:r>
-                      <m:r>
-                        <m:rPr>
-                          <m:sty m:val="p"/>
-                        </m:rPr>
-                        <m:t>−</m:t>
-                      </m:r>
-                      <m:r>
-                        <m:t>453.2461</m:t>
-                      </m:r>
-                      <m:r>
-                        <m:t> </m:t>
-                      </m:r>
-                      <m:r>
-                        <m:rPr>
-                          <m:nor/>
-                          <m:sty m:val="p"/>
-                          <m:scr m:val="sans-serif"/>
-                        </m:rPr>
-                        <m:t> to 4dp</m:t>
-                      </m:r>
-                    </m:e>
-                  </m:mr>
-                </m:m>
+                <m:eqArr>
+                  <m:e>
+                    <m:acc>
+                      <m:accPr>
+                        <m:chr m:val="̂"/>
+                      </m:accPr>
+                      <m:e>
+                        <m:r>
+                          <m:t>α</m:t>
+                        </m:r>
+                      </m:e>
+                    </m:acc>
+                    <m:r>
+                      <m:t>&amp;</m:t>
+                    </m:r>
+                    <m:r>
+                      <m:rPr>
+                        <m:sty m:val="p"/>
+                      </m:rPr>
+                      <m:t>=</m:t>
+                    </m:r>
+                    <m:acc>
+                      <m:accPr>
+                        <m:chr m:val="‾"/>
+                      </m:accPr>
+                      <m:e>
+                        <m:r>
+                          <m:t>y</m:t>
+                        </m:r>
+                      </m:e>
+                    </m:acc>
+                    <m:r>
+                      <m:rPr>
+                        <m:sty m:val="p"/>
+                      </m:rPr>
+                      <m:t>−</m:t>
+                    </m:r>
+                    <m:acc>
+                      <m:accPr>
+                        <m:chr m:val="̂"/>
+                      </m:accPr>
+                      <m:e>
+                        <m:r>
+                          <m:t>β</m:t>
+                        </m:r>
+                      </m:e>
+                    </m:acc>
+                    <m:acc>
+                      <m:accPr>
+                        <m:chr m:val="‾"/>
+                      </m:accPr>
+                      <m:e>
+                        <m:r>
+                          <m:t>x</m:t>
+                        </m:r>
+                      </m:e>
+                    </m:acc>
+                  </m:e>
+                  <m:e>
+                    <m:r>
+                      <m:t>&amp;</m:t>
+                    </m:r>
+                    <m:r>
+                      <m:rPr>
+                        <m:sty m:val="p"/>
+                      </m:rPr>
+                      <m:t>=</m:t>
+                    </m:r>
+                    <m:r>
+                      <m:t>240</m:t>
+                    </m:r>
+                    <m:r>
+                      <m:rPr>
+                        <m:sty m:val="p"/>
+                      </m:rPr>
+                      <m:t>−</m:t>
+                    </m:r>
+                    <m:r>
+                      <m:t>29.2509</m:t>
+                    </m:r>
+                    <m:r>
+                      <m:rPr>
+                        <m:sty m:val="p"/>
+                      </m:rPr>
+                      <m:t>⋅</m:t>
+                    </m:r>
+                    <m:r>
+                      <m:t>23.7</m:t>
+                    </m:r>
+                  </m:e>
+                  <m:e>
+                    <m:r>
+                      <m:t>&amp;</m:t>
+                    </m:r>
+                    <m:r>
+                      <m:rPr>
+                        <m:sty m:val="p"/>
+                      </m:rPr>
+                      <m:t>=</m:t>
+                    </m:r>
+                    <m:r>
+                      <m:rPr>
+                        <m:sty m:val="p"/>
+                      </m:rPr>
+                      <m:t>−</m:t>
+                    </m:r>
+                    <m:r>
+                      <m:t>453.2461</m:t>
+                    </m:r>
+                    <m:r>
+                      <m:t> </m:t>
+                    </m:r>
+                    <m:r>
+                      <m:rPr>
+                        <m:nor/>
+                        <m:scr m:val="sans-serif"/>
+                        <m:sty m:val="p"/>
+                      </m:rPr>
+                      <m:t> to 4dp</m:t>
+                    </m:r>
+                  </m:e>
+                </m:eqArr>
               </m:oMath>
             </m:oMathPara>
           </w:p>
         </w:tc>
       </w:tr>
     </w:tbl>
-    <w:bookmarkEnd w:id="69"/>
-    <w:bookmarkEnd w:id="70"/>
-    <w:bookmarkEnd w:id="71"/>
-    <w:bookmarkStart w:id="85" w:name="where-to-from-here"/>
+    <w:bookmarkEnd w:id="58"/>
+    <w:bookmarkEnd w:id="59"/>
+    <w:bookmarkEnd w:id="60"/>
+    <w:bookmarkStart w:id="74" w:name="where-to-from-here"/>
     <w:p>
       <w:pPr>
         <w:pStyle w:val="Heading2"/>
@@ -7762,18 +7755,18 @@
                 <wp:inline>
                   <wp:extent cx="152400" cy="152400"/>
                   <wp:effectExtent b="0" l="0" r="0" t="0"/>
-                  <wp:docPr descr="" title="" id="72" name="Picture"/>
+                  <wp:docPr descr="" title="" id="61" name="Picture"/>
                   <a:graphic>
                     <a:graphicData uri="http://schemas.openxmlformats.org/drawingml/2006/picture">
                       <pic:pic>
                         <pic:nvPicPr>
-                          <pic:cNvPr descr="/Applications/quarto/share/formats/docx/tip.png" id="73" name="Picture"/>
+                          <pic:cNvPr descr="/Applications/quarto/share/formats/docx/tip.png" id="62" name="Picture"/>
                           <pic:cNvPicPr>
                             <a:picLocks noChangeArrowheads="1" noChangeAspect="1"/>
                           </pic:cNvPicPr>
                         </pic:nvPicPr>
                         <pic:blipFill>
-                          <a:blip r:embed="rId27"/>
+                          <a:blip r:embed="rId16"/>
                           <a:stretch>
                             <a:fillRect/>
                           </a:stretch>
@@ -7835,7 +7828,7 @@
             <w:r>
               <w:t xml:space="preserve"> </w:t>
             </w:r>
-            <w:hyperlink r:id="rId74">
+            <w:hyperlink r:id="rId63">
               <w:r>
                 <w:rPr>
                   <w:rStyle w:val="Hyperlink"/>
@@ -7901,7 +7894,7 @@
         <w:t xml:space="preserve">Now, what else is there?</w:t>
       </w:r>
     </w:p>
-    <w:bookmarkStart w:id="75" w:name="likelihood-estimation"/>
+    <w:bookmarkStart w:id="64" w:name="likelihood-estimation"/>
     <w:p>
       <w:pPr>
         <w:pStyle w:val="Heading3"/>
@@ -8139,8 +8132,8 @@
         <w:t xml:space="preserve">are also random variables. For more information about this, please see [Guide: Maximum likelihood estimation].</w:t>
       </w:r>
     </w:p>
-    <w:bookmarkEnd w:id="75"/>
-    <w:bookmarkStart w:id="80" w:name="X84daeab0dc25eca164dcdbc14696c6551f155ca"/>
+    <w:bookmarkEnd w:id="64"/>
+    <w:bookmarkStart w:id="69" w:name="X84daeab0dc25eca164dcdbc14696c6551f155ca"/>
     <w:p>
       <w:pPr>
         <w:pStyle w:val="Heading3"/>
@@ -8201,7 +8194,7 @@
       <w:r>
         <w:t xml:space="preserve"> </w:t>
       </w:r>
-      <w:hyperlink r:id="rId76">
+      <w:hyperlink r:id="rId65">
         <w:r>
           <w:rPr>
             <w:rStyle w:val="Hyperlink"/>
@@ -8254,18 +8247,18 @@
                 <wp:inline>
                   <wp:extent cx="152400" cy="152400"/>
                   <wp:effectExtent b="0" l="0" r="0" t="0"/>
-                  <wp:docPr descr="" title="" id="77" name="Picture"/>
+                  <wp:docPr descr="" title="" id="66" name="Picture"/>
                   <a:graphic>
                     <a:graphicData uri="http://schemas.openxmlformats.org/drawingml/2006/picture">
                       <pic:pic>
                         <pic:nvPicPr>
-                          <pic:cNvPr descr="/Applications/quarto/share/formats/docx/important.png" id="78" name="Picture"/>
+                          <pic:cNvPr descr="/Applications/quarto/share/formats/docx/important.png" id="67" name="Picture"/>
                           <pic:cNvPicPr>
                             <a:picLocks noChangeArrowheads="1" noChangeAspect="1"/>
                           </pic:cNvPicPr>
                         </pic:nvPicPr>
                         <pic:blipFill>
-                          <a:blip r:embed="rId59"/>
+                          <a:blip r:embed="rId48"/>
                           <a:stretch>
                             <a:fillRect/>
                           </a:stretch>
@@ -8339,7 +8332,7 @@
       <w:r>
         <w:t xml:space="preserve"> </w:t>
       </w:r>
-      <w:hyperlink r:id="rId74">
+      <w:hyperlink r:id="rId63">
         <w:r>
           <w:rPr>
             <w:rStyle w:val="Hyperlink"/>
@@ -8361,7 +8354,7 @@
       <w:r>
         <w:t xml:space="preserve"> </w:t>
       </w:r>
-      <w:hyperlink r:id="rId79">
+      <w:hyperlink r:id="rId68">
         <w:r>
           <w:rPr>
             <w:rStyle w:val="Hyperlink"/>
@@ -8394,8 +8387,8 @@
         <w:t xml:space="preserve">, please read [Guide: Normal linear regression].</w:t>
       </w:r>
     </w:p>
-    <w:bookmarkEnd w:id="80"/>
-    <w:bookmarkStart w:id="83" w:name="Xbc010d35fa2758bd0f00e13d7420f91210e961c"/>
+    <w:bookmarkEnd w:id="69"/>
+    <w:bookmarkStart w:id="72" w:name="Xbc010d35fa2758bd0f00e13d7420f91210e961c"/>
     <w:p>
       <w:pPr>
         <w:pStyle w:val="Heading3"/>
@@ -8563,42 +8556,44 @@
               <m:r>
                 <m:t>S</m:t>
               </m:r>
-              <m:d>
-                <m:dPr>
-                  <m:begChr m:val="("/>
-                  <m:sepChr m:val=""/>
-                  <m:endChr m:val=")"/>
-                  <m:grow/>
-                </m:dPr>
+              <m:r>
+                <m:rPr>
+                  <m:sty m:val="p"/>
+                </m:rPr>
+                <m:t>(</m:t>
+              </m:r>
+              <m:acc>
+                <m:accPr>
+                  <m:chr m:val="̂"/>
+                </m:accPr>
                 <m:e>
-                  <m:acc>
-                    <m:accPr>
-                      <m:chr m:val="̂"/>
-                    </m:accPr>
-                    <m:e>
-                      <m:r>
-                        <m:t>α</m:t>
-                      </m:r>
-                    </m:e>
-                  </m:acc>
                   <m:r>
-                    <m:rPr>
-                      <m:sty m:val="p"/>
-                    </m:rPr>
-                    <m:t>,</m:t>
+                    <m:t>α</m:t>
                   </m:r>
-                  <m:acc>
-                    <m:accPr>
-                      <m:chr m:val="̂"/>
-                    </m:accPr>
-                    <m:e>
-                      <m:r>
-                        <m:t>β</m:t>
-                      </m:r>
-                    </m:e>
-                  </m:acc>
                 </m:e>
-              </m:d>
+              </m:acc>
+              <m:r>
+                <m:rPr>
+                  <m:sty m:val="p"/>
+                </m:rPr>
+                <m:t>,</m:t>
+              </m:r>
+              <m:acc>
+                <m:accPr>
+                  <m:chr m:val="̂"/>
+                </m:accPr>
+                <m:e>
+                  <m:r>
+                    <m:t>β</m:t>
+                  </m:r>
+                </m:e>
+              </m:acc>
+              <m:r>
+                <m:rPr>
+                  <m:sty m:val="p"/>
+                </m:rPr>
+                <m:t>)</m:t>
+              </m:r>
             </m:num>
             <m:den>
               <m:r>
@@ -8644,42 +8639,44 @@
         <m:r>
           <m:t>S</m:t>
         </m:r>
-        <m:d>
-          <m:dPr>
-            <m:begChr m:val="("/>
-            <m:sepChr m:val=""/>
-            <m:endChr m:val=")"/>
-            <m:grow/>
-          </m:dPr>
+        <m:r>
+          <m:rPr>
+            <m:sty m:val="p"/>
+          </m:rPr>
+          <m:t>(</m:t>
+        </m:r>
+        <m:acc>
+          <m:accPr>
+            <m:chr m:val="̂"/>
+          </m:accPr>
           <m:e>
-            <m:acc>
-              <m:accPr>
-                <m:chr m:val="̂"/>
-              </m:accPr>
-              <m:e>
-                <m:r>
-                  <m:t>α</m:t>
-                </m:r>
-              </m:e>
-            </m:acc>
             <m:r>
-              <m:rPr>
-                <m:sty m:val="p"/>
-              </m:rPr>
-              <m:t>,</m:t>
+              <m:t>α</m:t>
             </m:r>
-            <m:acc>
-              <m:accPr>
-                <m:chr m:val="̂"/>
-              </m:accPr>
-              <m:e>
-                <m:r>
-                  <m:t>β</m:t>
-                </m:r>
-              </m:e>
-            </m:acc>
           </m:e>
-        </m:d>
+        </m:acc>
+        <m:r>
+          <m:rPr>
+            <m:sty m:val="p"/>
+          </m:rPr>
+          <m:t>,</m:t>
+        </m:r>
+        <m:acc>
+          <m:accPr>
+            <m:chr m:val="̂"/>
+          </m:accPr>
+          <m:e>
+            <m:r>
+              <m:t>β</m:t>
+            </m:r>
+          </m:e>
+        </m:acc>
+        <m:r>
+          <m:rPr>
+            <m:sty m:val="p"/>
+          </m:rPr>
+          <m:t>)</m:t>
+        </m:r>
       </m:oMath>
       <w:r>
         <w:t xml:space="preserve">, the minimum value of the sum of squares of residuals, with</w:t>
@@ -8782,55 +8779,57 @@
             </m:r>
           </m:sup>
           <m:e>
-            <m:sSup>
-              <m:e>
-                <m:d>
-                  <m:dPr>
-                    <m:begChr m:val="("/>
-                    <m:sepChr m:val=""/>
-                    <m:endChr m:val=")"/>
-                    <m:grow/>
-                  </m:dPr>
-                  <m:e>
-                    <m:sSub>
-                      <m:e>
-                        <m:r>
-                          <m:t>y</m:t>
-                        </m:r>
-                      </m:e>
-                      <m:sub>
-                        <m:r>
-                          <m:t>i</m:t>
-                        </m:r>
-                      </m:sub>
-                    </m:sSub>
-                    <m:r>
-                      <m:rPr>
-                        <m:sty m:val="p"/>
-                      </m:rPr>
-                      <m:t>−</m:t>
-                    </m:r>
-                    <m:acc>
-                      <m:accPr>
-                        <m:chr m:val="‾"/>
-                      </m:accPr>
-                      <m:e>
-                        <m:r>
-                          <m:t>y</m:t>
-                        </m:r>
-                      </m:e>
-                    </m:acc>
-                  </m:e>
-                </m:d>
-              </m:e>
-              <m:sup>
-                <m:r>
-                  <m:t>2</m:t>
-                </m:r>
-              </m:sup>
-            </m:sSup>
+            <m:r>
+              <m:rPr>
+                <m:sty m:val="p"/>
+              </m:rPr>
+              <m:t>(</m:t>
+            </m:r>
           </m:e>
         </m:nary>
+        <m:sSub>
+          <m:e>
+            <m:r>
+              <m:t>y</m:t>
+            </m:r>
+          </m:e>
+          <m:sub>
+            <m:r>
+              <m:t>i</m:t>
+            </m:r>
+          </m:sub>
+        </m:sSub>
+        <m:r>
+          <m:rPr>
+            <m:sty m:val="p"/>
+          </m:rPr>
+          <m:t>−</m:t>
+        </m:r>
+        <m:acc>
+          <m:accPr>
+            <m:chr m:val="‾"/>
+          </m:accPr>
+          <m:e>
+            <m:r>
+              <m:t>y</m:t>
+            </m:r>
+          </m:e>
+        </m:acc>
+        <m:sSup>
+          <m:e>
+            <m:r>
+              <m:rPr>
+                <m:sty m:val="p"/>
+              </m:rPr>
+              <m:t>)</m:t>
+            </m:r>
+          </m:e>
+          <m:sup>
+            <m:r>
+              <m:t>2</m:t>
+            </m:r>
+          </m:sup>
+        </m:sSup>
       </m:oMath>
       <w:r>
         <w:t xml:space="preserve">, the total sum of squares of the vertical differences (which is related to the variance of the random variable</w:t>
@@ -8872,42 +8871,44 @@
         <m:r>
           <m:t>S</m:t>
         </m:r>
-        <m:d>
-          <m:dPr>
-            <m:begChr m:val="("/>
-            <m:sepChr m:val=""/>
-            <m:endChr m:val=")"/>
-            <m:grow/>
-          </m:dPr>
+        <m:r>
+          <m:rPr>
+            <m:sty m:val="p"/>
+          </m:rPr>
+          <m:t>(</m:t>
+        </m:r>
+        <m:acc>
+          <m:accPr>
+            <m:chr m:val="̂"/>
+          </m:accPr>
           <m:e>
-            <m:acc>
-              <m:accPr>
-                <m:chr m:val="̂"/>
-              </m:accPr>
-              <m:e>
-                <m:r>
-                  <m:t>α</m:t>
-                </m:r>
-              </m:e>
-            </m:acc>
             <m:r>
-              <m:rPr>
-                <m:sty m:val="p"/>
-              </m:rPr>
-              <m:t>,</m:t>
+              <m:t>α</m:t>
             </m:r>
-            <m:acc>
-              <m:accPr>
-                <m:chr m:val="̂"/>
-              </m:accPr>
-              <m:e>
-                <m:r>
-                  <m:t>β</m:t>
-                </m:r>
-              </m:e>
-            </m:acc>
           </m:e>
-        </m:d>
+        </m:acc>
+        <m:r>
+          <m:rPr>
+            <m:sty m:val="p"/>
+          </m:rPr>
+          <m:t>,</m:t>
+        </m:r>
+        <m:acc>
+          <m:accPr>
+            <m:chr m:val="̂"/>
+          </m:accPr>
+          <m:e>
+            <m:r>
+              <m:t>β</m:t>
+            </m:r>
+          </m:e>
+        </m:acc>
+        <m:r>
+          <m:rPr>
+            <m:sty m:val="p"/>
+          </m:rPr>
+          <m:t>)</m:t>
+        </m:r>
       </m:oMath>
       <w:r>
         <w:t xml:space="preserve"> </w:t>
@@ -8964,24 +8965,26 @@
       <m:oMath>
         <m:r>
           <m:rPr>
+            <m:scr m:val="double-struck"/>
             <m:sty m:val="p"/>
-            <m:scr m:val="double-struck"/>
           </m:rPr>
           <m:t>E</m:t>
         </m:r>
-        <m:d>
-          <m:dPr>
-            <m:begChr m:val="("/>
-            <m:sepChr m:val=""/>
-            <m:endChr m:val=")"/>
-            <m:grow/>
-          </m:dPr>
-          <m:e>
-            <m:r>
-              <m:t>Y</m:t>
-            </m:r>
-          </m:e>
-        </m:d>
+        <m:r>
+          <m:rPr>
+            <m:sty m:val="p"/>
+          </m:rPr>
+          <m:t>(</m:t>
+        </m:r>
+        <m:r>
+          <m:t>Y</m:t>
+        </m:r>
+        <m:r>
+          <m:rPr>
+            <m:sty m:val="p"/>
+          </m:rPr>
+          <m:t>)</m:t>
+        </m:r>
         <m:r>
           <m:rPr>
             <m:sty m:val="p"/>
@@ -9077,18 +9080,18 @@
                 <wp:inline>
                   <wp:extent cx="152400" cy="152400"/>
                   <wp:effectExtent b="0" l="0" r="0" t="0"/>
-                  <wp:docPr descr="" title="" id="81" name="Picture"/>
+                  <wp:docPr descr="" title="" id="70" name="Picture"/>
                   <a:graphic>
                     <a:graphicData uri="http://schemas.openxmlformats.org/drawingml/2006/picture">
                       <pic:pic>
                         <pic:nvPicPr>
-                          <pic:cNvPr descr="/Applications/quarto/share/formats/docx/tip.png" id="82" name="Picture"/>
+                          <pic:cNvPr descr="/Applications/quarto/share/formats/docx/tip.png" id="71" name="Picture"/>
                           <pic:cNvPicPr>
                             <a:picLocks noChangeArrowheads="1" noChangeAspect="1"/>
                           </pic:cNvPicPr>
                         </pic:nvPicPr>
                         <pic:blipFill>
-                          <a:blip r:embed="rId27"/>
+                          <a:blip r:embed="rId16"/>
                           <a:stretch>
                             <a:fillRect/>
                           </a:stretch>
@@ -9144,7 +9147,7 @@
             <w:pPr>
               <w:spacing w:before="16" w:after="16"/>
             </w:pPr>
-            <w:hyperlink r:id="rId74">
+            <w:hyperlink r:id="rId63">
               <w:r>
                 <w:rPr>
                   <w:rStyle w:val="Hyperlink"/>
@@ -9217,8 +9220,8 @@
         <w:t xml:space="preserve">coefficient of determination, please see [Guide: Correlation coefficients] and [Guide: Coefficient of determination].</w:t>
       </w:r>
     </w:p>
-    <w:bookmarkEnd w:id="83"/>
-    <w:bookmarkStart w:id="84" w:name="multiple-linear-regression"/>
+    <w:bookmarkEnd w:id="72"/>
+    <w:bookmarkStart w:id="73" w:name="multiple-linear-regression"/>
     <w:p>
       <w:pPr>
         <w:pStyle w:val="Heading3"/>
@@ -9243,10 +9246,10 @@
         <w:t xml:space="preserve">For more on this, please read [Guide: Introduction to multiple linear regression].</w:t>
       </w:r>
     </w:p>
-    <w:bookmarkEnd w:id="84"/>
-    <w:bookmarkEnd w:id="85"/>
-    <w:bookmarkEnd w:id="86"/>
-    <w:bookmarkStart w:id="87" w:name="quick-check-problems"/>
+    <w:bookmarkEnd w:id="73"/>
+    <w:bookmarkEnd w:id="74"/>
+    <w:bookmarkEnd w:id="75"/>
+    <w:bookmarkStart w:id="76" w:name="quick-check-problems"/>
     <w:p>
       <w:pPr>
         <w:pStyle w:val="Heading1"/>
@@ -9277,24 +9280,26 @@
       <m:oMath>
         <m:r>
           <m:rPr>
+            <m:scr m:val="double-struck"/>
             <m:sty m:val="p"/>
-            <m:scr m:val="double-struck"/>
           </m:rPr>
           <m:t>E</m:t>
         </m:r>
-        <m:d>
-          <m:dPr>
-            <m:begChr m:val="("/>
-            <m:sepChr m:val=""/>
-            <m:endChr m:val=")"/>
-            <m:grow/>
-          </m:dPr>
-          <m:e>
-            <m:r>
-              <m:t>Y</m:t>
-            </m:r>
-          </m:e>
-        </m:d>
+        <m:r>
+          <m:rPr>
+            <m:sty m:val="p"/>
+          </m:rPr>
+          <m:t>(</m:t>
+        </m:r>
+        <m:r>
+          <m:t>Y</m:t>
+        </m:r>
+        <m:r>
+          <m:rPr>
+            <m:sty m:val="p"/>
+          </m:rPr>
+          <m:t>)</m:t>
+        </m:r>
         <m:r>
           <m:rPr>
             <m:sty m:val="p"/>
@@ -9591,8 +9596,8 @@
         <w:t xml:space="preserve">, the data is perfectly represented by a simple linear regression model.</w:t>
       </w:r>
     </w:p>
-    <w:bookmarkEnd w:id="87"/>
-    <w:bookmarkStart w:id="91" w:name="further-reading"/>
+    <w:bookmarkEnd w:id="76"/>
+    <w:bookmarkStart w:id="80" w:name="further-reading"/>
     <w:p>
       <w:pPr>
         <w:pStyle w:val="Heading1"/>
@@ -9611,7 +9616,7 @@
       <w:r>
         <w:t xml:space="preserve"> </w:t>
       </w:r>
-      <w:hyperlink r:id="rId88">
+      <w:hyperlink r:id="rId77">
         <w:r>
           <w:rPr>
             <w:rStyle w:val="Hyperlink"/>
@@ -9633,7 +9638,7 @@
       <w:r>
         <w:t xml:space="preserve"> </w:t>
       </w:r>
-      <w:hyperlink r:id="rId74">
+      <w:hyperlink r:id="rId63">
         <w:r>
           <w:rPr>
             <w:rStyle w:val="Hyperlink"/>
@@ -9669,7 +9674,7 @@
         <w:t xml:space="preserve">To extend linear regression to encompass multiple explanatory variables, please read [Guide: Introduction to multiple linear regression].</w:t>
       </w:r>
     </w:p>
-    <w:bookmarkStart w:id="90" w:name="version-history"/>
+    <w:bookmarkStart w:id="79" w:name="version-history"/>
     <w:p>
       <w:pPr>
         <w:pStyle w:val="Heading2"/>
@@ -9690,7 +9695,7 @@
       <w:pPr>
         <w:pStyle w:val="BodyText"/>
       </w:pPr>
-      <w:hyperlink r:id="rId89">
+      <w:hyperlink r:id="rId78">
         <w:r>
           <w:rPr>
             <w:rStyle w:val="Hyperlink"/>
@@ -9699,8 +9704,8 @@
         </w:r>
       </w:hyperlink>
     </w:p>
-    <w:bookmarkEnd w:id="90"/>
-    <w:bookmarkEnd w:id="91"/>
+    <w:bookmarkEnd w:id="79"/>
+    <w:bookmarkEnd w:id="80"/>
     <w:sectPr>
       <w:pgSz w:h="15840" w:w="12240"/>
       <w:pgMar w:bottom="1440" w:footer="720" w:gutter="0" w:header="720" w:left="1440" w:right="1440" w:top="1440"/>
